--- a/docs/Copilot-Governance-Approval-Submission.docx
+++ b/docs/Copilot-Governance-Approval-Submission.docx
@@ -532,7 +532,7 @@
                 <w:sz w:val="19"/>
                 <w:szCs w:val="19"/>
               </w:rPr>
-              <w:t xml:space="preserve">Pilot deployment to four repositories and the decisions in Section 10</w:t>
+              <w:t xml:space="preserve">Pilot deployment to four repositories and the decisions in Section 13</w:t>
             </w:r>
           </w:p>
         </w:tc>
@@ -4764,7 +4764,7 @@
           <w:sz w:val="21"/>
           <w:szCs w:val="21"/>
         </w:rPr>
-        <w:t xml:space="preserve">The code ownership template currently carries placeholder team identifiers. These must be replaced with the correct team names before deployment, and this is included in the approval conditions at Section 10.</w:t>
+        <w:t xml:space="preserve">The code ownership template currently carries placeholder team identifiers. These must be replaced with the correct team names before deployment, and this is included in the approval conditions at Section 13.</w:t>
       </w:r>
     </w:p>
     <w:p>
@@ -5212,7 +5212,7 @@
           <w:sz w:val="21"/>
           <w:szCs w:val="21"/>
         </w:rPr>
-        <w:t xml:space="preserve">Engineers working on Java and Spring Boot in IntelliJ receive the instruction and workflow files but no prompt rewriting, no policy rules and no measurement. This is a genuine gap in coverage and must be described as such rather than presented as equivalent protection. A decision is requested at Section 10.</w:t>
+        <w:t xml:space="preserve">Engineers working on Java and Spring Boot in IntelliJ receive the instruction and workflow files but no prompt rewriting, no policy rules and no measurement. This is a genuine gap in coverage and must be described as such rather than presented as equivalent protection. A decision is requested at Section 13.</w:t>
       </w:r>
     </w:p>
     <w:p>
@@ -5648,7 +5648,7 @@
                 <w:sz w:val="19"/>
                 <w:szCs w:val="19"/>
               </w:rPr>
-              <w:t xml:space="preserve">Decision requested at Section 10</w:t>
+              <w:t xml:space="preserve">Decision requested at Section 13</w:t>
             </w:r>
           </w:p>
         </w:tc>
@@ -6045,8 +6045,4123 @@
           <w:bCs/>
           <w:color w:val="1F3864"/>
         </w:rPr>
-        <w:t xml:space="preserve">8. Rollout Plan</w:t>
-      </w:r>
+        <w:t xml:space="preserve">8. Prerequisites and Dependencies</w:t>
+      </w:r>
+    </w:p>
+    <w:p>
+      <w:pPr>
+        <w:spacing w:after="120" w:line="276"/>
+      </w:pPr>
+      <w:r>
+        <w:rPr>
+          <w:rFonts w:ascii="Calibri" w:cs="Calibri" w:eastAsia="Calibri" w:hAnsi="Calibri"/>
+          <w:sz w:val="21"/>
+          <w:szCs w:val="21"/>
+        </w:rPr>
+        <w:t xml:space="preserve">No component of this platform requires new infrastructure, a new vendor, a new data flow, or additional licensing. All dependencies below are either already present in the estate or are configuration of existing services.</w:t>
+      </w:r>
+    </w:p>
+    <w:p>
+      <w:pPr>
+        <w:pStyle w:val="Heading2"/>
+        <w:spacing w:after="140" w:before="280"/>
+      </w:pPr>
+      <w:r>
+        <w:rPr>
+          <w:rFonts w:ascii="Calibri" w:cs="Calibri" w:eastAsia="Calibri" w:hAnsi="Calibri"/>
+          <w:b/>
+          <w:bCs/>
+          <w:color w:val="1F3864"/>
+        </w:rPr>
+        <w:t xml:space="preserve">8.1 Platform dependencies</w:t>
+      </w:r>
+    </w:p>
+    <w:tbl>
+      <w:tblPr>
+        <w:tblW w:type="dxa" w:w="9360"/>
+        <w:tblBorders>
+          <w:top w:val="single" w:color="B4C6E7" w:sz="4"/>
+          <w:left w:val="single" w:color="B4C6E7" w:sz="4"/>
+          <w:bottom w:val="single" w:color="B4C6E7" w:sz="4"/>
+          <w:right w:val="single" w:color="B4C6E7" w:sz="4"/>
+          <w:insideH w:val="single" w:color="D0D7E5" w:sz="2"/>
+          <w:insideV w:val="single" w:color="D0D7E5" w:sz="2"/>
+        </w:tblBorders>
+      </w:tblPr>
+      <w:tblGrid>
+        <w:gridCol w:w="3100"/>
+        <w:gridCol w:w="1900"/>
+        <w:gridCol w:w="4360"/>
+      </w:tblGrid>
+      <w:tr>
+        <w:trPr>
+          <w:tblHeader/>
+        </w:trPr>
+        <w:tc>
+          <w:tcPr>
+            <w:tcW w:type="dxa" w:w="3100"/>
+            <w:shd w:fill="D9E2F3" w:color="auto" w:val="clear"/>
+            <w:tcMar>
+              <w:top w:type="dxa" w:w="60"/>
+              <w:left w:type="dxa" w:w="110"/>
+              <w:bottom w:type="dxa" w:w="60"/>
+              <w:right w:type="dxa" w:w="110"/>
+            </w:tcMar>
+          </w:tcPr>
+          <w:p>
+            <w:pPr>
+              <w:spacing w:after="0" w:line="252"/>
+            </w:pPr>
+            <w:r>
+              <w:rPr>
+                <w:rFonts w:ascii="Calibri" w:cs="Calibri" w:eastAsia="Calibri" w:hAnsi="Calibri"/>
+                <w:b/>
+                <w:bCs/>
+                <w:color w:val="1F3864"/>
+                <w:sz w:val="19"/>
+                <w:szCs w:val="19"/>
+              </w:rPr>
+              <w:t xml:space="preserve">Dependency</w:t>
+            </w:r>
+          </w:p>
+        </w:tc>
+        <w:tc>
+          <w:tcPr>
+            <w:tcW w:type="dxa" w:w="1900"/>
+            <w:shd w:fill="D9E2F3" w:color="auto" w:val="clear"/>
+            <w:tcMar>
+              <w:top w:type="dxa" w:w="60"/>
+              <w:left w:type="dxa" w:w="110"/>
+              <w:bottom w:type="dxa" w:w="60"/>
+              <w:right w:type="dxa" w:w="110"/>
+            </w:tcMar>
+          </w:tcPr>
+          <w:p>
+            <w:pPr>
+              <w:spacing w:after="0" w:line="252"/>
+            </w:pPr>
+            <w:r>
+              <w:rPr>
+                <w:rFonts w:ascii="Calibri" w:cs="Calibri" w:eastAsia="Calibri" w:hAnsi="Calibri"/>
+                <w:b/>
+                <w:bCs/>
+                <w:color w:val="1F3864"/>
+                <w:sz w:val="19"/>
+                <w:szCs w:val="19"/>
+              </w:rPr>
+              <w:t xml:space="preserve">Status</w:t>
+            </w:r>
+          </w:p>
+        </w:tc>
+        <w:tc>
+          <w:tcPr>
+            <w:tcW w:type="dxa" w:w="4360"/>
+            <w:shd w:fill="D9E2F3" w:color="auto" w:val="clear"/>
+            <w:tcMar>
+              <w:top w:type="dxa" w:w="60"/>
+              <w:left w:type="dxa" w:w="110"/>
+              <w:bottom w:type="dxa" w:w="60"/>
+              <w:right w:type="dxa" w:w="110"/>
+            </w:tcMar>
+          </w:tcPr>
+          <w:p>
+            <w:pPr>
+              <w:spacing w:after="0" w:line="252"/>
+            </w:pPr>
+            <w:r>
+              <w:rPr>
+                <w:rFonts w:ascii="Calibri" w:cs="Calibri" w:eastAsia="Calibri" w:hAnsi="Calibri"/>
+                <w:b/>
+                <w:bCs/>
+                <w:color w:val="1F3864"/>
+                <w:sz w:val="19"/>
+                <w:szCs w:val="19"/>
+              </w:rPr>
+              <w:t xml:space="preserve">Note</w:t>
+            </w:r>
+          </w:p>
+        </w:tc>
+      </w:tr>
+      <w:tr>
+        <w:tc>
+          <w:tcPr>
+            <w:tcW w:type="dxa" w:w="3100"/>
+            <w:tcMar>
+              <w:top w:type="dxa" w:w="60"/>
+              <w:left w:type="dxa" w:w="110"/>
+              <w:bottom w:type="dxa" w:w="60"/>
+              <w:right w:type="dxa" w:w="110"/>
+            </w:tcMar>
+          </w:tcPr>
+          <w:p>
+            <w:pPr>
+              <w:spacing w:after="0" w:line="252"/>
+            </w:pPr>
+            <w:r>
+              <w:rPr>
+                <w:rFonts w:ascii="Calibri" w:cs="Calibri" w:eastAsia="Calibri" w:hAnsi="Calibri"/>
+                <w:sz w:val="19"/>
+                <w:szCs w:val="19"/>
+              </w:rPr>
+              <w:t xml:space="preserve">GitHub Copilot licences</w:t>
+            </w:r>
+          </w:p>
+        </w:tc>
+        <w:tc>
+          <w:tcPr>
+            <w:tcW w:type="dxa" w:w="1900"/>
+            <w:tcMar>
+              <w:top w:type="dxa" w:w="60"/>
+              <w:left w:type="dxa" w:w="110"/>
+              <w:bottom w:type="dxa" w:w="60"/>
+              <w:right w:type="dxa" w:w="110"/>
+            </w:tcMar>
+          </w:tcPr>
+          <w:p>
+            <w:pPr>
+              <w:spacing w:after="0" w:line="252"/>
+            </w:pPr>
+            <w:r>
+              <w:rPr>
+                <w:rFonts w:ascii="Calibri" w:cs="Calibri" w:eastAsia="Calibri" w:hAnsi="Calibri"/>
+                <w:sz w:val="19"/>
+                <w:szCs w:val="19"/>
+              </w:rPr>
+              <w:t xml:space="preserve">Already in place</w:t>
+            </w:r>
+          </w:p>
+        </w:tc>
+        <w:tc>
+          <w:tcPr>
+            <w:tcW w:type="dxa" w:w="4360"/>
+            <w:tcMar>
+              <w:top w:type="dxa" w:w="60"/>
+              <w:left w:type="dxa" w:w="110"/>
+              <w:bottom w:type="dxa" w:w="60"/>
+              <w:right w:type="dxa" w:w="110"/>
+            </w:tcMar>
+          </w:tcPr>
+          <w:p>
+            <w:pPr>
+              <w:spacing w:after="0" w:line="252"/>
+            </w:pPr>
+            <w:r>
+              <w:rPr>
+                <w:rFonts w:ascii="Calibri" w:cs="Calibri" w:eastAsia="Calibri" w:hAnsi="Calibri"/>
+                <w:sz w:val="19"/>
+                <w:szCs w:val="19"/>
+              </w:rPr>
+              <w:t xml:space="preserve">No change to licence, tenancy or model selection</w:t>
+            </w:r>
+          </w:p>
+        </w:tc>
+      </w:tr>
+      <w:tr>
+        <w:tc>
+          <w:tcPr>
+            <w:tcW w:type="dxa" w:w="3100"/>
+            <w:shd w:fill="F2F5FB" w:color="auto" w:val="clear"/>
+            <w:tcMar>
+              <w:top w:type="dxa" w:w="60"/>
+              <w:left w:type="dxa" w:w="110"/>
+              <w:bottom w:type="dxa" w:w="60"/>
+              <w:right w:type="dxa" w:w="110"/>
+            </w:tcMar>
+          </w:tcPr>
+          <w:p>
+            <w:pPr>
+              <w:spacing w:after="0" w:line="252"/>
+            </w:pPr>
+            <w:r>
+              <w:rPr>
+                <w:rFonts w:ascii="Calibri" w:cs="Calibri" w:eastAsia="Calibri" w:hAnsi="Calibri"/>
+                <w:sz w:val="19"/>
+                <w:szCs w:val="19"/>
+              </w:rPr>
+              <w:t xml:space="preserve">GitHub organisation with Actions enabled</w:t>
+            </w:r>
+          </w:p>
+        </w:tc>
+        <w:tc>
+          <w:tcPr>
+            <w:tcW w:type="dxa" w:w="1900"/>
+            <w:shd w:fill="F2F5FB" w:color="auto" w:val="clear"/>
+            <w:tcMar>
+              <w:top w:type="dxa" w:w="60"/>
+              <w:left w:type="dxa" w:w="110"/>
+              <w:bottom w:type="dxa" w:w="60"/>
+              <w:right w:type="dxa" w:w="110"/>
+            </w:tcMar>
+          </w:tcPr>
+          <w:p>
+            <w:pPr>
+              <w:spacing w:after="0" w:line="252"/>
+            </w:pPr>
+            <w:r>
+              <w:rPr>
+                <w:rFonts w:ascii="Calibri" w:cs="Calibri" w:eastAsia="Calibri" w:hAnsi="Calibri"/>
+                <w:sz w:val="19"/>
+                <w:szCs w:val="19"/>
+              </w:rPr>
+              <w:t xml:space="preserve">Already in place</w:t>
+            </w:r>
+          </w:p>
+        </w:tc>
+        <w:tc>
+          <w:tcPr>
+            <w:tcW w:type="dxa" w:w="4360"/>
+            <w:shd w:fill="F2F5FB" w:color="auto" w:val="clear"/>
+            <w:tcMar>
+              <w:top w:type="dxa" w:w="60"/>
+              <w:left w:type="dxa" w:w="110"/>
+              <w:bottom w:type="dxa" w:w="60"/>
+              <w:right w:type="dxa" w:w="110"/>
+            </w:tcMar>
+          </w:tcPr>
+          <w:p>
+            <w:pPr>
+              <w:spacing w:after="0" w:line="252"/>
+            </w:pPr>
+            <w:r>
+              <w:rPr>
+                <w:rFonts w:ascii="Calibri" w:cs="Calibri" w:eastAsia="Calibri" w:hAnsi="Calibri"/>
+                <w:sz w:val="19"/>
+                <w:szCs w:val="19"/>
+              </w:rPr>
+              <w:t xml:space="preserve">Distribution automation runs here</w:t>
+            </w:r>
+          </w:p>
+        </w:tc>
+      </w:tr>
+      <w:tr>
+        <w:tc>
+          <w:tcPr>
+            <w:tcW w:type="dxa" w:w="3100"/>
+            <w:tcMar>
+              <w:top w:type="dxa" w:w="60"/>
+              <w:left w:type="dxa" w:w="110"/>
+              <w:bottom w:type="dxa" w:w="60"/>
+              <w:right w:type="dxa" w:w="110"/>
+            </w:tcMar>
+          </w:tcPr>
+          <w:p>
+            <w:pPr>
+              <w:spacing w:after="0" w:line="252"/>
+            </w:pPr>
+            <w:r>
+              <w:rPr>
+                <w:rFonts w:ascii="Calibri" w:cs="Calibri" w:eastAsia="Calibri" w:hAnsi="Calibri"/>
+                <w:sz w:val="19"/>
+                <w:szCs w:val="19"/>
+              </w:rPr>
+              <w:t xml:space="preserve">Visual Studio Code with Copilot extension</w:t>
+            </w:r>
+          </w:p>
+        </w:tc>
+        <w:tc>
+          <w:tcPr>
+            <w:tcW w:type="dxa" w:w="1900"/>
+            <w:tcMar>
+              <w:top w:type="dxa" w:w="60"/>
+              <w:left w:type="dxa" w:w="110"/>
+              <w:bottom w:type="dxa" w:w="60"/>
+              <w:right w:type="dxa" w:w="110"/>
+            </w:tcMar>
+          </w:tcPr>
+          <w:p>
+            <w:pPr>
+              <w:spacing w:after="0" w:line="252"/>
+            </w:pPr>
+            <w:r>
+              <w:rPr>
+                <w:rFonts w:ascii="Calibri" w:cs="Calibri" w:eastAsia="Calibri" w:hAnsi="Calibri"/>
+                <w:sz w:val="19"/>
+                <w:szCs w:val="19"/>
+              </w:rPr>
+              <w:t xml:space="preserve">Already in place</w:t>
+            </w:r>
+          </w:p>
+        </w:tc>
+        <w:tc>
+          <w:tcPr>
+            <w:tcW w:type="dxa" w:w="4360"/>
+            <w:tcMar>
+              <w:top w:type="dxa" w:w="60"/>
+              <w:left w:type="dxa" w:w="110"/>
+              <w:bottom w:type="dxa" w:w="60"/>
+              <w:right w:type="dxa" w:w="110"/>
+            </w:tcMar>
+          </w:tcPr>
+          <w:p>
+            <w:pPr>
+              <w:spacing w:after="0" w:line="252"/>
+            </w:pPr>
+            <w:r>
+              <w:rPr>
+                <w:rFonts w:ascii="Calibri" w:cs="Calibri" w:eastAsia="Calibri" w:hAnsi="Calibri"/>
+                <w:sz w:val="19"/>
+                <w:szCs w:val="19"/>
+              </w:rPr>
+              <w:t xml:space="preserve">Must be a version supporting agent hooks</w:t>
+            </w:r>
+          </w:p>
+        </w:tc>
+      </w:tr>
+      <w:tr>
+        <w:tc>
+          <w:tcPr>
+            <w:tcW w:type="dxa" w:w="3100"/>
+            <w:shd w:fill="F2F5FB" w:color="auto" w:val="clear"/>
+            <w:tcMar>
+              <w:top w:type="dxa" w:w="60"/>
+              <w:left w:type="dxa" w:w="110"/>
+              <w:bottom w:type="dxa" w:w="60"/>
+              <w:right w:type="dxa" w:w="110"/>
+            </w:tcMar>
+          </w:tcPr>
+          <w:p>
+            <w:pPr>
+              <w:spacing w:after="0" w:line="252"/>
+            </w:pPr>
+            <w:r>
+              <w:rPr>
+                <w:rFonts w:ascii="Calibri" w:cs="Calibri" w:eastAsia="Calibri" w:hAnsi="Calibri"/>
+                <w:sz w:val="19"/>
+                <w:szCs w:val="19"/>
+              </w:rPr>
+              <w:t xml:space="preserve">Agent hooks capability</w:t>
+            </w:r>
+          </w:p>
+        </w:tc>
+        <w:tc>
+          <w:tcPr>
+            <w:tcW w:type="dxa" w:w="1900"/>
+            <w:shd w:fill="F2F5FB" w:color="auto" w:val="clear"/>
+            <w:tcMar>
+              <w:top w:type="dxa" w:w="60"/>
+              <w:left w:type="dxa" w:w="110"/>
+              <w:bottom w:type="dxa" w:w="60"/>
+              <w:right w:type="dxa" w:w="110"/>
+            </w:tcMar>
+          </w:tcPr>
+          <w:p>
+            <w:pPr>
+              <w:spacing w:after="0" w:line="252"/>
+            </w:pPr>
+            <w:r>
+              <w:rPr>
+                <w:rFonts w:ascii="Calibri" w:cs="Calibri" w:eastAsia="Calibri" w:hAnsi="Calibri"/>
+                <w:sz w:val="19"/>
+                <w:szCs w:val="19"/>
+              </w:rPr>
+              <w:t xml:space="preserve">Vendor preview</w:t>
+            </w:r>
+          </w:p>
+        </w:tc>
+        <w:tc>
+          <w:tcPr>
+            <w:tcW w:type="dxa" w:w="4360"/>
+            <w:shd w:fill="F2F5FB" w:color="auto" w:val="clear"/>
+            <w:tcMar>
+              <w:top w:type="dxa" w:w="60"/>
+              <w:left w:type="dxa" w:w="110"/>
+              <w:bottom w:type="dxa" w:w="60"/>
+              <w:right w:type="dxa" w:w="110"/>
+            </w:tcMar>
+          </w:tcPr>
+          <w:p>
+            <w:pPr>
+              <w:spacing w:after="0" w:line="252"/>
+            </w:pPr>
+            <w:r>
+              <w:rPr>
+                <w:rFonts w:ascii="Calibri" w:cs="Calibri" w:eastAsia="Calibri" w:hAnsi="Calibri"/>
+                <w:sz w:val="19"/>
+                <w:szCs w:val="19"/>
+              </w:rPr>
+              <w:t xml:space="preserve">The interception mechanism depends on this; see Section 6</w:t>
+            </w:r>
+          </w:p>
+        </w:tc>
+      </w:tr>
+    </w:tbl>
+    <w:p>
+      <w:pPr>
+        <w:pStyle w:val="Heading2"/>
+        <w:spacing w:after="140" w:before="280"/>
+      </w:pPr>
+      <w:r>
+        <w:rPr>
+          <w:rFonts w:ascii="Calibri" w:cs="Calibri" w:eastAsia="Calibri" w:hAnsi="Calibri"/>
+          <w:b/>
+          <w:bCs/>
+          <w:color w:val="1F3864"/>
+        </w:rPr>
+        <w:t xml:space="preserve">8.2 Developer workstation dependencies</w:t>
+      </w:r>
+    </w:p>
+    <w:p>
+      <w:pPr>
+        <w:spacing w:after="120" w:line="276"/>
+      </w:pPr>
+      <w:r>
+        <w:rPr>
+          <w:rFonts w:ascii="Calibri" w:cs="Calibri" w:eastAsia="Calibri" w:hAnsi="Calibri"/>
+          <w:sz w:val="21"/>
+          <w:szCs w:val="21"/>
+        </w:rPr>
+        <w:t xml:space="preserve">The diagnostic command reports the presence of each of the following. Absence of an optional component causes the related check to be skipped rather than to fail.</w:t>
+      </w:r>
+    </w:p>
+    <w:p>
+      <w:pPr>
+        <w:spacing w:after="80"/>
+      </w:pPr>
+    </w:p>
+    <w:tbl>
+      <w:tblPr>
+        <w:tblW w:type="dxa" w:w="9360"/>
+        <w:tblBorders>
+          <w:top w:val="single" w:color="B4C6E7" w:sz="4"/>
+          <w:left w:val="single" w:color="B4C6E7" w:sz="4"/>
+          <w:bottom w:val="single" w:color="B4C6E7" w:sz="4"/>
+          <w:right w:val="single" w:color="B4C6E7" w:sz="4"/>
+          <w:insideH w:val="single" w:color="D0D7E5" w:sz="2"/>
+          <w:insideV w:val="single" w:color="D0D7E5" w:sz="2"/>
+        </w:tblBorders>
+      </w:tblPr>
+      <w:tblGrid>
+        <w:gridCol w:w="2100"/>
+        <w:gridCol w:w="2700"/>
+        <w:gridCol w:w="1900"/>
+        <w:gridCol w:w="2660"/>
+      </w:tblGrid>
+      <w:tr>
+        <w:trPr>
+          <w:tblHeader/>
+        </w:trPr>
+        <w:tc>
+          <w:tcPr>
+            <w:tcW w:type="dxa" w:w="2100"/>
+            <w:shd w:fill="D9E2F3" w:color="auto" w:val="clear"/>
+            <w:tcMar>
+              <w:top w:type="dxa" w:w="60"/>
+              <w:left w:type="dxa" w:w="110"/>
+              <w:bottom w:type="dxa" w:w="60"/>
+              <w:right w:type="dxa" w:w="110"/>
+            </w:tcMar>
+          </w:tcPr>
+          <w:p>
+            <w:pPr>
+              <w:spacing w:after="0" w:line="252"/>
+            </w:pPr>
+            <w:r>
+              <w:rPr>
+                <w:rFonts w:ascii="Calibri" w:cs="Calibri" w:eastAsia="Calibri" w:hAnsi="Calibri"/>
+                <w:b/>
+                <w:bCs/>
+                <w:color w:val="1F3864"/>
+                <w:sz w:val="19"/>
+                <w:szCs w:val="19"/>
+              </w:rPr>
+              <w:t xml:space="preserve">Component</w:t>
+            </w:r>
+          </w:p>
+        </w:tc>
+        <w:tc>
+          <w:tcPr>
+            <w:tcW w:type="dxa" w:w="2700"/>
+            <w:shd w:fill="D9E2F3" w:color="auto" w:val="clear"/>
+            <w:tcMar>
+              <w:top w:type="dxa" w:w="60"/>
+              <w:left w:type="dxa" w:w="110"/>
+              <w:bottom w:type="dxa" w:w="60"/>
+              <w:right w:type="dxa" w:w="110"/>
+            </w:tcMar>
+          </w:tcPr>
+          <w:p>
+            <w:pPr>
+              <w:spacing w:after="0" w:line="252"/>
+            </w:pPr>
+            <w:r>
+              <w:rPr>
+                <w:rFonts w:ascii="Calibri" w:cs="Calibri" w:eastAsia="Calibri" w:hAnsi="Calibri"/>
+                <w:b/>
+                <w:bCs/>
+                <w:color w:val="1F3864"/>
+                <w:sz w:val="19"/>
+                <w:szCs w:val="19"/>
+              </w:rPr>
+              <w:t xml:space="preserve">Required for</w:t>
+            </w:r>
+          </w:p>
+        </w:tc>
+        <w:tc>
+          <w:tcPr>
+            <w:tcW w:type="dxa" w:w="1900"/>
+            <w:shd w:fill="D9E2F3" w:color="auto" w:val="clear"/>
+            <w:tcMar>
+              <w:top w:type="dxa" w:w="60"/>
+              <w:left w:type="dxa" w:w="110"/>
+              <w:bottom w:type="dxa" w:w="60"/>
+              <w:right w:type="dxa" w:w="110"/>
+            </w:tcMar>
+          </w:tcPr>
+          <w:p>
+            <w:pPr>
+              <w:spacing w:after="0" w:line="252"/>
+            </w:pPr>
+            <w:r>
+              <w:rPr>
+                <w:rFonts w:ascii="Calibri" w:cs="Calibri" w:eastAsia="Calibri" w:hAnsi="Calibri"/>
+                <w:b/>
+                <w:bCs/>
+                <w:color w:val="1F3864"/>
+                <w:sz w:val="19"/>
+                <w:szCs w:val="19"/>
+              </w:rPr>
+              <w:t xml:space="preserve">Status</w:t>
+            </w:r>
+          </w:p>
+        </w:tc>
+        <w:tc>
+          <w:tcPr>
+            <w:tcW w:type="dxa" w:w="2660"/>
+            <w:shd w:fill="D9E2F3" w:color="auto" w:val="clear"/>
+            <w:tcMar>
+              <w:top w:type="dxa" w:w="60"/>
+              <w:left w:type="dxa" w:w="110"/>
+              <w:bottom w:type="dxa" w:w="60"/>
+              <w:right w:type="dxa" w:w="110"/>
+            </w:tcMar>
+          </w:tcPr>
+          <w:p>
+            <w:pPr>
+              <w:spacing w:after="0" w:line="252"/>
+            </w:pPr>
+            <w:r>
+              <w:rPr>
+                <w:rFonts w:ascii="Calibri" w:cs="Calibri" w:eastAsia="Calibri" w:hAnsi="Calibri"/>
+                <w:b/>
+                <w:bCs/>
+                <w:color w:val="1F3864"/>
+                <w:sz w:val="19"/>
+                <w:szCs w:val="19"/>
+              </w:rPr>
+              <w:t xml:space="preserve">If absent</w:t>
+            </w:r>
+          </w:p>
+        </w:tc>
+      </w:tr>
+      <w:tr>
+        <w:tc>
+          <w:tcPr>
+            <w:tcW w:type="dxa" w:w="2100"/>
+            <w:tcMar>
+              <w:top w:type="dxa" w:w="60"/>
+              <w:left w:type="dxa" w:w="110"/>
+              <w:bottom w:type="dxa" w:w="60"/>
+              <w:right w:type="dxa" w:w="110"/>
+            </w:tcMar>
+          </w:tcPr>
+          <w:p>
+            <w:pPr>
+              <w:spacing w:after="0" w:line="252"/>
+            </w:pPr>
+            <w:r>
+              <w:rPr>
+                <w:rFonts w:ascii="Calibri" w:cs="Calibri" w:eastAsia="Calibri" w:hAnsi="Calibri"/>
+                <w:sz w:val="19"/>
+                <w:szCs w:val="19"/>
+              </w:rPr>
+              <w:t xml:space="preserve">Git</w:t>
+            </w:r>
+          </w:p>
+        </w:tc>
+        <w:tc>
+          <w:tcPr>
+            <w:tcW w:type="dxa" w:w="2700"/>
+            <w:tcMar>
+              <w:top w:type="dxa" w:w="60"/>
+              <w:left w:type="dxa" w:w="110"/>
+              <w:bottom w:type="dxa" w:w="60"/>
+              <w:right w:type="dxa" w:w="110"/>
+            </w:tcMar>
+          </w:tcPr>
+          <w:p>
+            <w:pPr>
+              <w:spacing w:after="0" w:line="252"/>
+            </w:pPr>
+            <w:r>
+              <w:rPr>
+                <w:rFonts w:ascii="Calibri" w:cs="Calibri" w:eastAsia="Calibri" w:hAnsi="Calibri"/>
+                <w:sz w:val="19"/>
+                <w:szCs w:val="19"/>
+              </w:rPr>
+              <w:t xml:space="preserve">All functions</w:t>
+            </w:r>
+          </w:p>
+        </w:tc>
+        <w:tc>
+          <w:tcPr>
+            <w:tcW w:type="dxa" w:w="1900"/>
+            <w:tcMar>
+              <w:top w:type="dxa" w:w="60"/>
+              <w:left w:type="dxa" w:w="110"/>
+              <w:bottom w:type="dxa" w:w="60"/>
+              <w:right w:type="dxa" w:w="110"/>
+            </w:tcMar>
+          </w:tcPr>
+          <w:p>
+            <w:pPr>
+              <w:spacing w:after="0" w:line="252"/>
+            </w:pPr>
+            <w:r>
+              <w:rPr>
+                <w:rFonts w:ascii="Calibri" w:cs="Calibri" w:eastAsia="Calibri" w:hAnsi="Calibri"/>
+                <w:sz w:val="19"/>
+                <w:szCs w:val="19"/>
+              </w:rPr>
+              <w:t xml:space="preserve">Required</w:t>
+            </w:r>
+          </w:p>
+        </w:tc>
+        <w:tc>
+          <w:tcPr>
+            <w:tcW w:type="dxa" w:w="2660"/>
+            <w:tcMar>
+              <w:top w:type="dxa" w:w="60"/>
+              <w:left w:type="dxa" w:w="110"/>
+              <w:bottom w:type="dxa" w:w="60"/>
+              <w:right w:type="dxa" w:w="110"/>
+            </w:tcMar>
+          </w:tcPr>
+          <w:p>
+            <w:pPr>
+              <w:spacing w:after="0" w:line="252"/>
+            </w:pPr>
+            <w:r>
+              <w:rPr>
+                <w:rFonts w:ascii="Calibri" w:cs="Calibri" w:eastAsia="Calibri" w:hAnsi="Calibri"/>
+                <w:sz w:val="19"/>
+                <w:szCs w:val="19"/>
+              </w:rPr>
+              <w:t xml:space="preserve">Platform cannot operate</w:t>
+            </w:r>
+          </w:p>
+        </w:tc>
+      </w:tr>
+      <w:tr>
+        <w:tc>
+          <w:tcPr>
+            <w:tcW w:type="dxa" w:w="2100"/>
+            <w:shd w:fill="F2F5FB" w:color="auto" w:val="clear"/>
+            <w:tcMar>
+              <w:top w:type="dxa" w:w="60"/>
+              <w:left w:type="dxa" w:w="110"/>
+              <w:bottom w:type="dxa" w:w="60"/>
+              <w:right w:type="dxa" w:w="110"/>
+            </w:tcMar>
+          </w:tcPr>
+          <w:p>
+            <w:pPr>
+              <w:spacing w:after="0" w:line="252"/>
+            </w:pPr>
+            <w:r>
+              <w:rPr>
+                <w:rFonts w:ascii="Calibri" w:cs="Calibri" w:eastAsia="Calibri" w:hAnsi="Calibri"/>
+                <w:sz w:val="19"/>
+                <w:szCs w:val="19"/>
+              </w:rPr>
+              <w:t xml:space="preserve">Node.js</w:t>
+            </w:r>
+          </w:p>
+        </w:tc>
+        <w:tc>
+          <w:tcPr>
+            <w:tcW w:type="dxa" w:w="2700"/>
+            <w:shd w:fill="F2F5FB" w:color="auto" w:val="clear"/>
+            <w:tcMar>
+              <w:top w:type="dxa" w:w="60"/>
+              <w:left w:type="dxa" w:w="110"/>
+              <w:bottom w:type="dxa" w:w="60"/>
+              <w:right w:type="dxa" w:w="110"/>
+            </w:tcMar>
+          </w:tcPr>
+          <w:p>
+            <w:pPr>
+              <w:spacing w:after="0" w:line="252"/>
+            </w:pPr>
+            <w:r>
+              <w:rPr>
+                <w:rFonts w:ascii="Calibri" w:cs="Calibri" w:eastAsia="Calibri" w:hAnsi="Calibri"/>
+                <w:sz w:val="19"/>
+                <w:szCs w:val="19"/>
+              </w:rPr>
+              <w:t xml:space="preserve">Prompt interception, configuration self-test</w:t>
+            </w:r>
+          </w:p>
+        </w:tc>
+        <w:tc>
+          <w:tcPr>
+            <w:tcW w:type="dxa" w:w="1900"/>
+            <w:shd w:fill="F2F5FB" w:color="auto" w:val="clear"/>
+            <w:tcMar>
+              <w:top w:type="dxa" w:w="60"/>
+              <w:left w:type="dxa" w:w="110"/>
+              <w:bottom w:type="dxa" w:w="60"/>
+              <w:right w:type="dxa" w:w="110"/>
+            </w:tcMar>
+          </w:tcPr>
+          <w:p>
+            <w:pPr>
+              <w:spacing w:after="0" w:line="252"/>
+            </w:pPr>
+            <w:r>
+              <w:rPr>
+                <w:rFonts w:ascii="Calibri" w:cs="Calibri" w:eastAsia="Calibri" w:hAnsi="Calibri"/>
+                <w:sz w:val="19"/>
+                <w:szCs w:val="19"/>
+              </w:rPr>
+              <w:t xml:space="preserve">Required for interception</w:t>
+            </w:r>
+          </w:p>
+        </w:tc>
+        <w:tc>
+          <w:tcPr>
+            <w:tcW w:type="dxa" w:w="2660"/>
+            <w:shd w:fill="F2F5FB" w:color="auto" w:val="clear"/>
+            <w:tcMar>
+              <w:top w:type="dxa" w:w="60"/>
+              <w:left w:type="dxa" w:w="110"/>
+              <w:bottom w:type="dxa" w:w="60"/>
+              <w:right w:type="dxa" w:w="110"/>
+            </w:tcMar>
+          </w:tcPr>
+          <w:p>
+            <w:pPr>
+              <w:spacing w:after="0" w:line="252"/>
+            </w:pPr>
+            <w:r>
+              <w:rPr>
+                <w:rFonts w:ascii="Calibri" w:cs="Calibri" w:eastAsia="Calibri" w:hAnsi="Calibri"/>
+                <w:sz w:val="19"/>
+                <w:szCs w:val="19"/>
+              </w:rPr>
+              <w:t xml:space="preserve">Prompts proceed without governance; no interruption to the developer</w:t>
+            </w:r>
+          </w:p>
+        </w:tc>
+      </w:tr>
+      <w:tr>
+        <w:tc>
+          <w:tcPr>
+            <w:tcW w:type="dxa" w:w="2100"/>
+            <w:tcMar>
+              <w:top w:type="dxa" w:w="60"/>
+              <w:left w:type="dxa" w:w="110"/>
+              <w:bottom w:type="dxa" w:w="60"/>
+              <w:right w:type="dxa" w:w="110"/>
+            </w:tcMar>
+          </w:tcPr>
+          <w:p>
+            <w:pPr>
+              <w:spacing w:after="0" w:line="252"/>
+            </w:pPr>
+            <w:r>
+              <w:rPr>
+                <w:rFonts w:ascii="Calibri" w:cs="Calibri" w:eastAsia="Calibri" w:hAnsi="Calibri"/>
+                <w:sz w:val="19"/>
+                <w:szCs w:val="19"/>
+              </w:rPr>
+              <w:t xml:space="preserve">Bash (Git Bash on Windows)</w:t>
+            </w:r>
+          </w:p>
+        </w:tc>
+        <w:tc>
+          <w:tcPr>
+            <w:tcW w:type="dxa" w:w="2700"/>
+            <w:tcMar>
+              <w:top w:type="dxa" w:w="60"/>
+              <w:left w:type="dxa" w:w="110"/>
+              <w:bottom w:type="dxa" w:w="60"/>
+              <w:right w:type="dxa" w:w="110"/>
+            </w:tcMar>
+          </w:tcPr>
+          <w:p>
+            <w:pPr>
+              <w:spacing w:after="0" w:line="252"/>
+            </w:pPr>
+            <w:r>
+              <w:rPr>
+                <w:rFonts w:ascii="Calibri" w:cs="Calibri" w:eastAsia="Calibri" w:hAnsi="Calibri"/>
+                <w:sz w:val="19"/>
+                <w:szCs w:val="19"/>
+              </w:rPr>
+              <w:t xml:space="preserve">Command-line tool, distribution</w:t>
+            </w:r>
+          </w:p>
+        </w:tc>
+        <w:tc>
+          <w:tcPr>
+            <w:tcW w:type="dxa" w:w="1900"/>
+            <w:tcMar>
+              <w:top w:type="dxa" w:w="60"/>
+              <w:left w:type="dxa" w:w="110"/>
+              <w:bottom w:type="dxa" w:w="60"/>
+              <w:right w:type="dxa" w:w="110"/>
+            </w:tcMar>
+          </w:tcPr>
+          <w:p>
+            <w:pPr>
+              <w:spacing w:after="0" w:line="252"/>
+            </w:pPr>
+            <w:r>
+              <w:rPr>
+                <w:rFonts w:ascii="Calibri" w:cs="Calibri" w:eastAsia="Calibri" w:hAnsi="Calibri"/>
+                <w:sz w:val="19"/>
+                <w:szCs w:val="19"/>
+              </w:rPr>
+              <w:t xml:space="preserve">Required for those functions</w:t>
+            </w:r>
+          </w:p>
+        </w:tc>
+        <w:tc>
+          <w:tcPr>
+            <w:tcW w:type="dxa" w:w="2660"/>
+            <w:tcMar>
+              <w:top w:type="dxa" w:w="60"/>
+              <w:left w:type="dxa" w:w="110"/>
+              <w:bottom w:type="dxa" w:w="60"/>
+              <w:right w:type="dxa" w:w="110"/>
+            </w:tcMar>
+          </w:tcPr>
+          <w:p>
+            <w:pPr>
+              <w:spacing w:after="0" w:line="252"/>
+            </w:pPr>
+            <w:r>
+              <w:rPr>
+                <w:rFonts w:ascii="Calibri" w:cs="Calibri" w:eastAsia="Calibri" w:hAnsi="Calibri"/>
+                <w:sz w:val="19"/>
+                <w:szCs w:val="19"/>
+              </w:rPr>
+              <w:t xml:space="preserve">Use the PowerShell edition for local functions</w:t>
+            </w:r>
+          </w:p>
+        </w:tc>
+      </w:tr>
+      <w:tr>
+        <w:tc>
+          <w:tcPr>
+            <w:tcW w:type="dxa" w:w="2100"/>
+            <w:shd w:fill="F2F5FB" w:color="auto" w:val="clear"/>
+            <w:tcMar>
+              <w:top w:type="dxa" w:w="60"/>
+              <w:left w:type="dxa" w:w="110"/>
+              <w:bottom w:type="dxa" w:w="60"/>
+              <w:right w:type="dxa" w:w="110"/>
+            </w:tcMar>
+          </w:tcPr>
+          <w:p>
+            <w:pPr>
+              <w:spacing w:after="0" w:line="252"/>
+            </w:pPr>
+            <w:r>
+              <w:rPr>
+                <w:rFonts w:ascii="Calibri" w:cs="Calibri" w:eastAsia="Calibri" w:hAnsi="Calibri"/>
+                <w:sz w:val="19"/>
+                <w:szCs w:val="19"/>
+              </w:rPr>
+              <w:t xml:space="preserve">Windows PowerShell 5.1</w:t>
+            </w:r>
+          </w:p>
+        </w:tc>
+        <w:tc>
+          <w:tcPr>
+            <w:tcW w:type="dxa" w:w="2700"/>
+            <w:shd w:fill="F2F5FB" w:color="auto" w:val="clear"/>
+            <w:tcMar>
+              <w:top w:type="dxa" w:w="60"/>
+              <w:left w:type="dxa" w:w="110"/>
+              <w:bottom w:type="dxa" w:w="60"/>
+              <w:right w:type="dxa" w:w="110"/>
+            </w:tcMar>
+          </w:tcPr>
+          <w:p>
+            <w:pPr>
+              <w:spacing w:after="0" w:line="252"/>
+            </w:pPr>
+            <w:r>
+              <w:rPr>
+                <w:rFonts w:ascii="Calibri" w:cs="Calibri" w:eastAsia="Calibri" w:hAnsi="Calibri"/>
+                <w:sz w:val="19"/>
+                <w:szCs w:val="19"/>
+              </w:rPr>
+              <w:t xml:space="preserve">Windows command-line edition</w:t>
+            </w:r>
+          </w:p>
+        </w:tc>
+        <w:tc>
+          <w:tcPr>
+            <w:tcW w:type="dxa" w:w="1900"/>
+            <w:shd w:fill="F2F5FB" w:color="auto" w:val="clear"/>
+            <w:tcMar>
+              <w:top w:type="dxa" w:w="60"/>
+              <w:left w:type="dxa" w:w="110"/>
+              <w:bottom w:type="dxa" w:w="60"/>
+              <w:right w:type="dxa" w:w="110"/>
+            </w:tcMar>
+          </w:tcPr>
+          <w:p>
+            <w:pPr>
+              <w:spacing w:after="0" w:line="252"/>
+            </w:pPr>
+            <w:r>
+              <w:rPr>
+                <w:rFonts w:ascii="Calibri" w:cs="Calibri" w:eastAsia="Calibri" w:hAnsi="Calibri"/>
+                <w:sz w:val="19"/>
+                <w:szCs w:val="19"/>
+              </w:rPr>
+              <w:t xml:space="preserve">Alternative to Bash</w:t>
+            </w:r>
+          </w:p>
+        </w:tc>
+        <w:tc>
+          <w:tcPr>
+            <w:tcW w:type="dxa" w:w="2660"/>
+            <w:shd w:fill="F2F5FB" w:color="auto" w:val="clear"/>
+            <w:tcMar>
+              <w:top w:type="dxa" w:w="60"/>
+              <w:left w:type="dxa" w:w="110"/>
+              <w:bottom w:type="dxa" w:w="60"/>
+              <w:right w:type="dxa" w:w="110"/>
+            </w:tcMar>
+          </w:tcPr>
+          <w:p>
+            <w:pPr>
+              <w:spacing w:after="0" w:line="252"/>
+            </w:pPr>
+            <w:r>
+              <w:rPr>
+                <w:rFonts w:ascii="Calibri" w:cs="Calibri" w:eastAsia="Calibri" w:hAnsi="Calibri"/>
+                <w:sz w:val="19"/>
+                <w:szCs w:val="19"/>
+              </w:rPr>
+              <w:t xml:space="preserve">No effect if Bash is present</w:t>
+            </w:r>
+          </w:p>
+        </w:tc>
+      </w:tr>
+      <w:tr>
+        <w:tc>
+          <w:tcPr>
+            <w:tcW w:type="dxa" w:w="2100"/>
+            <w:tcMar>
+              <w:top w:type="dxa" w:w="60"/>
+              <w:left w:type="dxa" w:w="110"/>
+              <w:bottom w:type="dxa" w:w="60"/>
+              <w:right w:type="dxa" w:w="110"/>
+            </w:tcMar>
+          </w:tcPr>
+          <w:p>
+            <w:pPr>
+              <w:spacing w:after="0" w:line="252"/>
+            </w:pPr>
+            <w:r>
+              <w:rPr>
+                <w:rFonts w:ascii="Calibri" w:cs="Calibri" w:eastAsia="Calibri" w:hAnsi="Calibri"/>
+                <w:sz w:val="19"/>
+                <w:szCs w:val="19"/>
+              </w:rPr>
+              <w:t xml:space="preserve">GitHub CLI</w:t>
+            </w:r>
+          </w:p>
+        </w:tc>
+        <w:tc>
+          <w:tcPr>
+            <w:tcW w:type="dxa" w:w="2700"/>
+            <w:tcMar>
+              <w:top w:type="dxa" w:w="60"/>
+              <w:left w:type="dxa" w:w="110"/>
+              <w:bottom w:type="dxa" w:w="60"/>
+              <w:right w:type="dxa" w:w="110"/>
+            </w:tcMar>
+          </w:tcPr>
+          <w:p>
+            <w:pPr>
+              <w:spacing w:after="0" w:line="252"/>
+            </w:pPr>
+            <w:r>
+              <w:rPr>
+                <w:rFonts w:ascii="Calibri" w:cs="Calibri" w:eastAsia="Calibri" w:hAnsi="Calibri"/>
+                <w:sz w:val="19"/>
+                <w:szCs w:val="19"/>
+              </w:rPr>
+              <w:t xml:space="preserve">Distribution only</w:t>
+            </w:r>
+          </w:p>
+        </w:tc>
+        <w:tc>
+          <w:tcPr>
+            <w:tcW w:type="dxa" w:w="1900"/>
+            <w:tcMar>
+              <w:top w:type="dxa" w:w="60"/>
+              <w:left w:type="dxa" w:w="110"/>
+              <w:bottom w:type="dxa" w:w="60"/>
+              <w:right w:type="dxa" w:w="110"/>
+            </w:tcMar>
+          </w:tcPr>
+          <w:p>
+            <w:pPr>
+              <w:spacing w:after="0" w:line="252"/>
+            </w:pPr>
+            <w:r>
+              <w:rPr>
+                <w:rFonts w:ascii="Calibri" w:cs="Calibri" w:eastAsia="Calibri" w:hAnsi="Calibri"/>
+                <w:sz w:val="19"/>
+                <w:szCs w:val="19"/>
+              </w:rPr>
+              <w:t xml:space="preserve">Required on the machine running distribution</w:t>
+            </w:r>
+          </w:p>
+        </w:tc>
+        <w:tc>
+          <w:tcPr>
+            <w:tcW w:type="dxa" w:w="2660"/>
+            <w:tcMar>
+              <w:top w:type="dxa" w:w="60"/>
+              <w:left w:type="dxa" w:w="110"/>
+              <w:bottom w:type="dxa" w:w="60"/>
+              <w:right w:type="dxa" w:w="110"/>
+            </w:tcMar>
+          </w:tcPr>
+          <w:p>
+            <w:pPr>
+              <w:spacing w:after="0" w:line="252"/>
+            </w:pPr>
+            <w:r>
+              <w:rPr>
+                <w:rFonts w:ascii="Calibri" w:cs="Calibri" w:eastAsia="Calibri" w:hAnsi="Calibri"/>
+                <w:sz w:val="19"/>
+                <w:szCs w:val="19"/>
+              </w:rPr>
+              <w:t xml:space="preserve">Distribution cannot run; local functions unaffected</w:t>
+            </w:r>
+          </w:p>
+        </w:tc>
+      </w:tr>
+      <w:tr>
+        <w:tc>
+          <w:tcPr>
+            <w:tcW w:type="dxa" w:w="2100"/>
+            <w:shd w:fill="F2F5FB" w:color="auto" w:val="clear"/>
+            <w:tcMar>
+              <w:top w:type="dxa" w:w="60"/>
+              <w:left w:type="dxa" w:w="110"/>
+              <w:bottom w:type="dxa" w:w="60"/>
+              <w:right w:type="dxa" w:w="110"/>
+            </w:tcMar>
+          </w:tcPr>
+          <w:p>
+            <w:pPr>
+              <w:spacing w:after="0" w:line="252"/>
+            </w:pPr>
+            <w:r>
+              <w:rPr>
+                <w:rFonts w:ascii="Calibri" w:cs="Calibri" w:eastAsia="Calibri" w:hAnsi="Calibri"/>
+                <w:sz w:val="19"/>
+                <w:szCs w:val="19"/>
+              </w:rPr>
+              <w:t xml:space="preserve">jq</w:t>
+            </w:r>
+          </w:p>
+        </w:tc>
+        <w:tc>
+          <w:tcPr>
+            <w:tcW w:type="dxa" w:w="2700"/>
+            <w:shd w:fill="F2F5FB" w:color="auto" w:val="clear"/>
+            <w:tcMar>
+              <w:top w:type="dxa" w:w="60"/>
+              <w:left w:type="dxa" w:w="110"/>
+              <w:bottom w:type="dxa" w:w="60"/>
+              <w:right w:type="dxa" w:w="110"/>
+            </w:tcMar>
+          </w:tcPr>
+          <w:p>
+            <w:pPr>
+              <w:spacing w:after="0" w:line="252"/>
+            </w:pPr>
+            <w:r>
+              <w:rPr>
+                <w:rFonts w:ascii="Calibri" w:cs="Calibri" w:eastAsia="Calibri" w:hAnsi="Calibri"/>
+                <w:sz w:val="19"/>
+                <w:szCs w:val="19"/>
+              </w:rPr>
+              <w:t xml:space="preserve">Register and configuration checks</w:t>
+            </w:r>
+          </w:p>
+        </w:tc>
+        <w:tc>
+          <w:tcPr>
+            <w:tcW w:type="dxa" w:w="1900"/>
+            <w:shd w:fill="F2F5FB" w:color="auto" w:val="clear"/>
+            <w:tcMar>
+              <w:top w:type="dxa" w:w="60"/>
+              <w:left w:type="dxa" w:w="110"/>
+              <w:bottom w:type="dxa" w:w="60"/>
+              <w:right w:type="dxa" w:w="110"/>
+            </w:tcMar>
+          </w:tcPr>
+          <w:p>
+            <w:pPr>
+              <w:spacing w:after="0" w:line="252"/>
+            </w:pPr>
+            <w:r>
+              <w:rPr>
+                <w:rFonts w:ascii="Calibri" w:cs="Calibri" w:eastAsia="Calibri" w:hAnsi="Calibri"/>
+                <w:sz w:val="19"/>
+                <w:szCs w:val="19"/>
+              </w:rPr>
+              <w:t xml:space="preserve">Optional</w:t>
+            </w:r>
+          </w:p>
+        </w:tc>
+        <w:tc>
+          <w:tcPr>
+            <w:tcW w:type="dxa" w:w="2660"/>
+            <w:shd w:fill="F2F5FB" w:color="auto" w:val="clear"/>
+            <w:tcMar>
+              <w:top w:type="dxa" w:w="60"/>
+              <w:left w:type="dxa" w:w="110"/>
+              <w:bottom w:type="dxa" w:w="60"/>
+              <w:right w:type="dxa" w:w="110"/>
+            </w:tcMar>
+          </w:tcPr>
+          <w:p>
+            <w:pPr>
+              <w:spacing w:after="0" w:line="252"/>
+            </w:pPr>
+            <w:r>
+              <w:rPr>
+                <w:rFonts w:ascii="Calibri" w:cs="Calibri" w:eastAsia="Calibri" w:hAnsi="Calibri"/>
+                <w:sz w:val="19"/>
+                <w:szCs w:val="19"/>
+              </w:rPr>
+              <w:t xml:space="preserve">Those checks are skipped, reported as skipped</w:t>
+            </w:r>
+          </w:p>
+        </w:tc>
+      </w:tr>
+      <w:tr>
+        <w:tc>
+          <w:tcPr>
+            <w:tcW w:type="dxa" w:w="2100"/>
+            <w:tcMar>
+              <w:top w:type="dxa" w:w="60"/>
+              <w:left w:type="dxa" w:w="110"/>
+              <w:bottom w:type="dxa" w:w="60"/>
+              <w:right w:type="dxa" w:w="110"/>
+            </w:tcMar>
+          </w:tcPr>
+          <w:p>
+            <w:pPr>
+              <w:spacing w:after="0" w:line="252"/>
+            </w:pPr>
+            <w:r>
+              <w:rPr>
+                <w:rFonts w:ascii="Calibri" w:cs="Calibri" w:eastAsia="Calibri" w:hAnsi="Calibri"/>
+                <w:sz w:val="19"/>
+                <w:szCs w:val="19"/>
+              </w:rPr>
+              <w:t xml:space="preserve">ripgrep</w:t>
+            </w:r>
+          </w:p>
+        </w:tc>
+        <w:tc>
+          <w:tcPr>
+            <w:tcW w:type="dxa" w:w="2700"/>
+            <w:tcMar>
+              <w:top w:type="dxa" w:w="60"/>
+              <w:left w:type="dxa" w:w="110"/>
+              <w:bottom w:type="dxa" w:w="60"/>
+              <w:right w:type="dxa" w:w="110"/>
+            </w:tcMar>
+          </w:tcPr>
+          <w:p>
+            <w:pPr>
+              <w:spacing w:after="0" w:line="252"/>
+            </w:pPr>
+            <w:r>
+              <w:rPr>
+                <w:rFonts w:ascii="Calibri" w:cs="Calibri" w:eastAsia="Calibri" w:hAnsi="Calibri"/>
+                <w:sz w:val="19"/>
+                <w:szCs w:val="19"/>
+              </w:rPr>
+              <w:t xml:space="preserve">Codebase audit command</w:t>
+            </w:r>
+          </w:p>
+        </w:tc>
+        <w:tc>
+          <w:tcPr>
+            <w:tcW w:type="dxa" w:w="1900"/>
+            <w:tcMar>
+              <w:top w:type="dxa" w:w="60"/>
+              <w:left w:type="dxa" w:w="110"/>
+              <w:bottom w:type="dxa" w:w="60"/>
+              <w:right w:type="dxa" w:w="110"/>
+            </w:tcMar>
+          </w:tcPr>
+          <w:p>
+            <w:pPr>
+              <w:spacing w:after="0" w:line="252"/>
+            </w:pPr>
+            <w:r>
+              <w:rPr>
+                <w:rFonts w:ascii="Calibri" w:cs="Calibri" w:eastAsia="Calibri" w:hAnsi="Calibri"/>
+                <w:sz w:val="19"/>
+                <w:szCs w:val="19"/>
+              </w:rPr>
+              <w:t xml:space="preserve">Optional</w:t>
+            </w:r>
+          </w:p>
+        </w:tc>
+        <w:tc>
+          <w:tcPr>
+            <w:tcW w:type="dxa" w:w="2660"/>
+            <w:tcMar>
+              <w:top w:type="dxa" w:w="60"/>
+              <w:left w:type="dxa" w:w="110"/>
+              <w:bottom w:type="dxa" w:w="60"/>
+              <w:right w:type="dxa" w:w="110"/>
+            </w:tcMar>
+          </w:tcPr>
+          <w:p>
+            <w:pPr>
+              <w:spacing w:after="0" w:line="252"/>
+            </w:pPr>
+            <w:r>
+              <w:rPr>
+                <w:rFonts w:ascii="Calibri" w:cs="Calibri" w:eastAsia="Calibri" w:hAnsi="Calibri"/>
+                <w:sz w:val="19"/>
+                <w:szCs w:val="19"/>
+              </w:rPr>
+              <w:t xml:space="preserve">Audit command unavailable</w:t>
+            </w:r>
+          </w:p>
+        </w:tc>
+      </w:tr>
+    </w:tbl>
+    <w:p>
+      <w:pPr>
+        <w:spacing w:after="160"/>
+      </w:pPr>
+    </w:p>
+    <w:p>
+      <w:pPr>
+        <w:spacing w:after="120" w:line="276"/>
+      </w:pPr>
+      <w:r>
+        <w:rPr>
+          <w:rFonts w:ascii="Calibri" w:cs="Calibri" w:eastAsia="Calibri" w:hAnsi="Calibri"/>
+          <w:sz w:val="21"/>
+          <w:szCs w:val="21"/>
+        </w:rPr>
+        <w:t xml:space="preserve">Developers require no manual installation or configuration. Interception arrives with the normal distribution and activates without developer action, provided Node.js is present.</w:t>
+      </w:r>
+    </w:p>
+    <w:p>
+      <w:pPr>
+        <w:pStyle w:val="Heading2"/>
+        <w:spacing w:after="140" w:before="280"/>
+      </w:pPr>
+      <w:r>
+        <w:rPr>
+          <w:rFonts w:ascii="Calibri" w:cs="Calibri" w:eastAsia="Calibri" w:hAnsi="Calibri"/>
+          <w:b/>
+          <w:bCs/>
+          <w:color w:val="1F3864"/>
+        </w:rPr>
+        <w:t xml:space="preserve">8.3 Automation dependencies</w:t>
+      </w:r>
+    </w:p>
+    <w:tbl>
+      <w:tblPr>
+        <w:tblW w:type="dxa" w:w="9360"/>
+        <w:tblBorders>
+          <w:top w:val="single" w:color="B4C6E7" w:sz="4"/>
+          <w:left w:val="single" w:color="B4C6E7" w:sz="4"/>
+          <w:bottom w:val="single" w:color="B4C6E7" w:sz="4"/>
+          <w:right w:val="single" w:color="B4C6E7" w:sz="4"/>
+          <w:insideH w:val="single" w:color="D0D7E5" w:sz="2"/>
+          <w:insideV w:val="single" w:color="D0D7E5" w:sz="2"/>
+        </w:tblBorders>
+      </w:tblPr>
+      <w:tblGrid>
+        <w:gridCol w:w="2800"/>
+        <w:gridCol w:w="6560"/>
+      </w:tblGrid>
+      <w:tr>
+        <w:trPr>
+          <w:tblHeader/>
+        </w:trPr>
+        <w:tc>
+          <w:tcPr>
+            <w:tcW w:type="dxa" w:w="2800"/>
+            <w:shd w:fill="D9E2F3" w:color="auto" w:val="clear"/>
+            <w:tcMar>
+              <w:top w:type="dxa" w:w="60"/>
+              <w:left w:type="dxa" w:w="110"/>
+              <w:bottom w:type="dxa" w:w="60"/>
+              <w:right w:type="dxa" w:w="110"/>
+            </w:tcMar>
+          </w:tcPr>
+          <w:p>
+            <w:pPr>
+              <w:spacing w:after="0" w:line="252"/>
+            </w:pPr>
+            <w:r>
+              <w:rPr>
+                <w:rFonts w:ascii="Calibri" w:cs="Calibri" w:eastAsia="Calibri" w:hAnsi="Calibri"/>
+                <w:b/>
+                <w:bCs/>
+                <w:color w:val="1F3864"/>
+                <w:sz w:val="19"/>
+                <w:szCs w:val="19"/>
+              </w:rPr>
+              <w:t xml:space="preserve">Dependency</w:t>
+            </w:r>
+          </w:p>
+        </w:tc>
+        <w:tc>
+          <w:tcPr>
+            <w:tcW w:type="dxa" w:w="6560"/>
+            <w:shd w:fill="D9E2F3" w:color="auto" w:val="clear"/>
+            <w:tcMar>
+              <w:top w:type="dxa" w:w="60"/>
+              <w:left w:type="dxa" w:w="110"/>
+              <w:bottom w:type="dxa" w:w="60"/>
+              <w:right w:type="dxa" w:w="110"/>
+            </w:tcMar>
+          </w:tcPr>
+          <w:p>
+            <w:pPr>
+              <w:spacing w:after="0" w:line="252"/>
+            </w:pPr>
+            <w:r>
+              <w:rPr>
+                <w:rFonts w:ascii="Calibri" w:cs="Calibri" w:eastAsia="Calibri" w:hAnsi="Calibri"/>
+                <w:b/>
+                <w:bCs/>
+                <w:color w:val="1F3864"/>
+                <w:sz w:val="19"/>
+                <w:szCs w:val="19"/>
+              </w:rPr>
+              <w:t xml:space="preserve">Detail</w:t>
+            </w:r>
+          </w:p>
+        </w:tc>
+      </w:tr>
+      <w:tr>
+        <w:tc>
+          <w:tcPr>
+            <w:tcW w:type="dxa" w:w="2800"/>
+            <w:tcMar>
+              <w:top w:type="dxa" w:w="60"/>
+              <w:left w:type="dxa" w:w="110"/>
+              <w:bottom w:type="dxa" w:w="60"/>
+              <w:right w:type="dxa" w:w="110"/>
+            </w:tcMar>
+          </w:tcPr>
+          <w:p>
+            <w:pPr>
+              <w:spacing w:after="0" w:line="252"/>
+            </w:pPr>
+            <w:r>
+              <w:rPr>
+                <w:rFonts w:ascii="Calibri" w:cs="Calibri" w:eastAsia="Calibri" w:hAnsi="Calibri"/>
+                <w:sz w:val="19"/>
+                <w:szCs w:val="19"/>
+              </w:rPr>
+              <w:t xml:space="preserve">Runner</w:t>
+            </w:r>
+          </w:p>
+        </w:tc>
+        <w:tc>
+          <w:tcPr>
+            <w:tcW w:type="dxa" w:w="6560"/>
+            <w:tcMar>
+              <w:top w:type="dxa" w:w="60"/>
+              <w:left w:type="dxa" w:w="110"/>
+              <w:bottom w:type="dxa" w:w="60"/>
+              <w:right w:type="dxa" w:w="110"/>
+            </w:tcMar>
+          </w:tcPr>
+          <w:p>
+            <w:pPr>
+              <w:spacing w:after="0" w:line="252"/>
+            </w:pPr>
+            <w:r>
+              <w:rPr>
+                <w:rFonts w:ascii="Calibri" w:cs="Calibri" w:eastAsia="Calibri" w:hAnsi="Calibri"/>
+                <w:sz w:val="19"/>
+                <w:szCs w:val="19"/>
+              </w:rPr>
+              <w:t xml:space="preserve">Standard GitHub-hosted Linux runner</w:t>
+            </w:r>
+          </w:p>
+        </w:tc>
+      </w:tr>
+      <w:tr>
+        <w:tc>
+          <w:tcPr>
+            <w:tcW w:type="dxa" w:w="2800"/>
+            <w:shd w:fill="F2F5FB" w:color="auto" w:val="clear"/>
+            <w:tcMar>
+              <w:top w:type="dxa" w:w="60"/>
+              <w:left w:type="dxa" w:w="110"/>
+              <w:bottom w:type="dxa" w:w="60"/>
+              <w:right w:type="dxa" w:w="110"/>
+            </w:tcMar>
+          </w:tcPr>
+          <w:p>
+            <w:pPr>
+              <w:spacing w:after="0" w:line="252"/>
+            </w:pPr>
+            <w:r>
+              <w:rPr>
+                <w:rFonts w:ascii="Calibri" w:cs="Calibri" w:eastAsia="Calibri" w:hAnsi="Calibri"/>
+                <w:sz w:val="19"/>
+                <w:szCs w:val="19"/>
+              </w:rPr>
+              <w:t xml:space="preserve">Actions used</w:t>
+            </w:r>
+          </w:p>
+        </w:tc>
+        <w:tc>
+          <w:tcPr>
+            <w:tcW w:type="dxa" w:w="6560"/>
+            <w:shd w:fill="F2F5FB" w:color="auto" w:val="clear"/>
+            <w:tcMar>
+              <w:top w:type="dxa" w:w="60"/>
+              <w:left w:type="dxa" w:w="110"/>
+              <w:bottom w:type="dxa" w:w="60"/>
+              <w:right w:type="dxa" w:w="110"/>
+            </w:tcMar>
+          </w:tcPr>
+          <w:p>
+            <w:pPr>
+              <w:spacing w:after="0" w:line="252"/>
+            </w:pPr>
+            <w:r>
+              <w:rPr>
+                <w:rFonts w:ascii="Calibri" w:cs="Calibri" w:eastAsia="Calibri" w:hAnsi="Calibri"/>
+                <w:sz w:val="19"/>
+                <w:szCs w:val="19"/>
+              </w:rPr>
+              <w:t xml:space="preserve">Repository checkout and Node.js setup, both first-party</w:t>
+            </w:r>
+          </w:p>
+        </w:tc>
+      </w:tr>
+      <w:tr>
+        <w:tc>
+          <w:tcPr>
+            <w:tcW w:type="dxa" w:w="2800"/>
+            <w:tcMar>
+              <w:top w:type="dxa" w:w="60"/>
+              <w:left w:type="dxa" w:w="110"/>
+              <w:bottom w:type="dxa" w:w="60"/>
+              <w:right w:type="dxa" w:w="110"/>
+            </w:tcMar>
+          </w:tcPr>
+          <w:p>
+            <w:pPr>
+              <w:spacing w:after="0" w:line="252"/>
+            </w:pPr>
+            <w:r>
+              <w:rPr>
+                <w:rFonts w:ascii="Calibri" w:cs="Calibri" w:eastAsia="Calibri" w:hAnsi="Calibri"/>
+                <w:sz w:val="19"/>
+                <w:szCs w:val="19"/>
+              </w:rPr>
+              <w:t xml:space="preserve">Credential (recommended)</w:t>
+            </w:r>
+          </w:p>
+        </w:tc>
+        <w:tc>
+          <w:tcPr>
+            <w:tcW w:type="dxa" w:w="6560"/>
+            <w:tcMar>
+              <w:top w:type="dxa" w:w="60"/>
+              <w:left w:type="dxa" w:w="110"/>
+              <w:bottom w:type="dxa" w:w="60"/>
+              <w:right w:type="dxa" w:w="110"/>
+            </w:tcMar>
+          </w:tcPr>
+          <w:p>
+            <w:pPr>
+              <w:spacing w:after="0" w:line="252"/>
+            </w:pPr>
+            <w:r>
+              <w:rPr>
+                <w:rFonts w:ascii="Calibri" w:cs="Calibri" w:eastAsia="Calibri" w:hAnsi="Calibri"/>
+                <w:sz w:val="19"/>
+                <w:szCs w:val="19"/>
+              </w:rPr>
+              <w:t xml:space="preserve">GitHub App with fine-grained repository scope and short-lived installation tokens</w:t>
+            </w:r>
+          </w:p>
+        </w:tc>
+      </w:tr>
+      <w:tr>
+        <w:tc>
+          <w:tcPr>
+            <w:tcW w:type="dxa" w:w="2800"/>
+            <w:shd w:fill="F2F5FB" w:color="auto" w:val="clear"/>
+            <w:tcMar>
+              <w:top w:type="dxa" w:w="60"/>
+              <w:left w:type="dxa" w:w="110"/>
+              <w:bottom w:type="dxa" w:w="60"/>
+              <w:right w:type="dxa" w:w="110"/>
+            </w:tcMar>
+          </w:tcPr>
+          <w:p>
+            <w:pPr>
+              <w:spacing w:after="0" w:line="252"/>
+            </w:pPr>
+            <w:r>
+              <w:rPr>
+                <w:rFonts w:ascii="Calibri" w:cs="Calibri" w:eastAsia="Calibri" w:hAnsi="Calibri"/>
+                <w:sz w:val="19"/>
+                <w:szCs w:val="19"/>
+              </w:rPr>
+              <w:t xml:space="preserve">Credential (pilot alternative)</w:t>
+            </w:r>
+          </w:p>
+        </w:tc>
+        <w:tc>
+          <w:tcPr>
+            <w:tcW w:type="dxa" w:w="6560"/>
+            <w:shd w:fill="F2F5FB" w:color="auto" w:val="clear"/>
+            <w:tcMar>
+              <w:top w:type="dxa" w:w="60"/>
+              <w:left w:type="dxa" w:w="110"/>
+              <w:bottom w:type="dxa" w:w="60"/>
+              <w:right w:type="dxa" w:w="110"/>
+            </w:tcMar>
+          </w:tcPr>
+          <w:p>
+            <w:pPr>
+              <w:spacing w:after="0" w:line="252"/>
+            </w:pPr>
+            <w:r>
+              <w:rPr>
+                <w:rFonts w:ascii="Calibri" w:cs="Calibri" w:eastAsia="Calibri" w:hAnsi="Calibri"/>
+                <w:sz w:val="19"/>
+                <w:szCs w:val="19"/>
+              </w:rPr>
+              <w:t xml:space="preserve">Fine-grained personal access token, scoped only to target repositories, with Contents read and write and Pull requests read and write</w:t>
+            </w:r>
+          </w:p>
+        </w:tc>
+      </w:tr>
+      <w:tr>
+        <w:tc>
+          <w:tcPr>
+            <w:tcW w:type="dxa" w:w="2800"/>
+            <w:tcMar>
+              <w:top w:type="dxa" w:w="60"/>
+              <w:left w:type="dxa" w:w="110"/>
+              <w:bottom w:type="dxa" w:w="60"/>
+              <w:right w:type="dxa" w:w="110"/>
+            </w:tcMar>
+          </w:tcPr>
+          <w:p>
+            <w:pPr>
+              <w:spacing w:after="0" w:line="252"/>
+            </w:pPr>
+            <w:r>
+              <w:rPr>
+                <w:rFonts w:ascii="Calibri" w:cs="Calibri" w:eastAsia="Calibri" w:hAnsi="Calibri"/>
+                <w:sz w:val="19"/>
+                <w:szCs w:val="19"/>
+              </w:rPr>
+              <w:t xml:space="preserve">Credential storage</w:t>
+            </w:r>
+          </w:p>
+        </w:tc>
+        <w:tc>
+          <w:tcPr>
+            <w:tcW w:type="dxa" w:w="6560"/>
+            <w:tcMar>
+              <w:top w:type="dxa" w:w="60"/>
+              <w:left w:type="dxa" w:w="110"/>
+              <w:bottom w:type="dxa" w:w="60"/>
+              <w:right w:type="dxa" w:w="110"/>
+            </w:tcMar>
+          </w:tcPr>
+          <w:p>
+            <w:pPr>
+              <w:spacing w:after="0" w:line="252"/>
+            </w:pPr>
+            <w:r>
+              <w:rPr>
+                <w:rFonts w:ascii="Calibri" w:cs="Calibri" w:eastAsia="Calibri" w:hAnsi="Calibri"/>
+                <w:sz w:val="19"/>
+                <w:szCs w:val="19"/>
+              </w:rPr>
+              <w:t xml:space="preserve">Repository or organisation secret</w:t>
+            </w:r>
+          </w:p>
+        </w:tc>
+      </w:tr>
+      <w:tr>
+        <w:tc>
+          <w:tcPr>
+            <w:tcW w:type="dxa" w:w="2800"/>
+            <w:shd w:fill="F2F5FB" w:color="auto" w:val="clear"/>
+            <w:tcMar>
+              <w:top w:type="dxa" w:w="60"/>
+              <w:left w:type="dxa" w:w="110"/>
+              <w:bottom w:type="dxa" w:w="60"/>
+              <w:right w:type="dxa" w:w="110"/>
+            </w:tcMar>
+          </w:tcPr>
+          <w:p>
+            <w:pPr>
+              <w:spacing w:after="0" w:line="252"/>
+            </w:pPr>
+            <w:r>
+              <w:rPr>
+                <w:rFonts w:ascii="Calibri" w:cs="Calibri" w:eastAsia="Calibri" w:hAnsi="Calibri"/>
+                <w:sz w:val="19"/>
+                <w:szCs w:val="19"/>
+              </w:rPr>
+              <w:t xml:space="preserve">Configuration variable</w:t>
+            </w:r>
+          </w:p>
+        </w:tc>
+        <w:tc>
+          <w:tcPr>
+            <w:tcW w:type="dxa" w:w="6560"/>
+            <w:shd w:fill="F2F5FB" w:color="auto" w:val="clear"/>
+            <w:tcMar>
+              <w:top w:type="dxa" w:w="60"/>
+              <w:left w:type="dxa" w:w="110"/>
+              <w:bottom w:type="dxa" w:w="60"/>
+              <w:right w:type="dxa" w:w="110"/>
+            </w:tcMar>
+          </w:tcPr>
+          <w:p>
+            <w:pPr>
+              <w:spacing w:after="0" w:line="252"/>
+            </w:pPr>
+            <w:r>
+              <w:rPr>
+                <w:rFonts w:ascii="Calibri" w:cs="Calibri" w:eastAsia="Calibri" w:hAnsi="Calibri"/>
+                <w:sz w:val="19"/>
+                <w:szCs w:val="19"/>
+              </w:rPr>
+              <w:t xml:space="preserve">Organisation name, held as a repository or organisation variable</w:t>
+            </w:r>
+          </w:p>
+        </w:tc>
+      </w:tr>
+      <w:tr>
+        <w:tc>
+          <w:tcPr>
+            <w:tcW w:type="dxa" w:w="2800"/>
+            <w:tcMar>
+              <w:top w:type="dxa" w:w="60"/>
+              <w:left w:type="dxa" w:w="110"/>
+              <w:bottom w:type="dxa" w:w="60"/>
+              <w:right w:type="dxa" w:w="110"/>
+            </w:tcMar>
+          </w:tcPr>
+          <w:p>
+            <w:pPr>
+              <w:spacing w:after="0" w:line="252"/>
+            </w:pPr>
+            <w:r>
+              <w:rPr>
+                <w:rFonts w:ascii="Calibri" w:cs="Calibri" w:eastAsia="Calibri" w:hAnsi="Calibri"/>
+                <w:sz w:val="19"/>
+                <w:szCs w:val="19"/>
+              </w:rPr>
+              <w:t xml:space="preserve">Permissions requested</w:t>
+            </w:r>
+          </w:p>
+        </w:tc>
+        <w:tc>
+          <w:tcPr>
+            <w:tcW w:type="dxa" w:w="6560"/>
+            <w:tcMar>
+              <w:top w:type="dxa" w:w="60"/>
+              <w:left w:type="dxa" w:w="110"/>
+              <w:bottom w:type="dxa" w:w="60"/>
+              <w:right w:type="dxa" w:w="110"/>
+            </w:tcMar>
+          </w:tcPr>
+          <w:p>
+            <w:pPr>
+              <w:spacing w:after="0" w:line="252"/>
+            </w:pPr>
+            <w:r>
+              <w:rPr>
+                <w:rFonts w:ascii="Calibri" w:cs="Calibri" w:eastAsia="Calibri" w:hAnsi="Calibri"/>
+                <w:sz w:val="19"/>
+                <w:szCs w:val="19"/>
+              </w:rPr>
+              <w:t xml:space="preserve">Read-only at workflow level; write scope is held solely by the credential and used only to raise pull requests</w:t>
+            </w:r>
+          </w:p>
+        </w:tc>
+      </w:tr>
+    </w:tbl>
+    <w:p>
+      <w:pPr>
+        <w:spacing w:after="160"/>
+      </w:pPr>
+    </w:p>
+    <w:p>
+      <w:pPr>
+        <w:spacing w:after="120" w:line="276"/>
+      </w:pPr>
+      <w:r>
+        <w:rPr>
+          <w:rFonts w:ascii="Calibri" w:cs="Calibri" w:eastAsia="Calibri" w:hAnsi="Calibri"/>
+          <w:sz w:val="21"/>
+          <w:szCs w:val="21"/>
+        </w:rPr>
+        <w:t xml:space="preserve">The automation never commits to a default branch and never merges. Its maximum privilege is to open a pull request in a target repository.</w:t>
+      </w:r>
+    </w:p>
+    <w:p>
+      <w:pPr>
+        <w:pStyle w:val="Heading2"/>
+        <w:spacing w:after="140" w:before="280"/>
+      </w:pPr>
+      <w:r>
+        <w:rPr>
+          <w:rFonts w:ascii="Calibri" w:cs="Calibri" w:eastAsia="Calibri" w:hAnsi="Calibri"/>
+          <w:b/>
+          <w:bCs/>
+          <w:color w:val="1F3864"/>
+        </w:rPr>
+        <w:t xml:space="preserve">8.4 Organisational dependencies</w:t>
+      </w:r>
+    </w:p>
+    <w:p>
+      <w:pPr>
+        <w:spacing w:after="120" w:line="276"/>
+      </w:pPr>
+      <w:r>
+        <w:rPr>
+          <w:rFonts w:ascii="Calibri" w:cs="Calibri" w:eastAsia="Calibri" w:hAnsi="Calibri"/>
+          <w:sz w:val="21"/>
+          <w:szCs w:val="21"/>
+        </w:rPr>
+        <w:t xml:space="preserve">These are the true blockers. The technical work is complete; the following are required from other teams before pilot can begin or complete.</w:t>
+      </w:r>
+    </w:p>
+    <w:p>
+      <w:pPr>
+        <w:spacing w:after="80"/>
+      </w:pPr>
+    </w:p>
+    <w:tbl>
+      <w:tblPr>
+        <w:tblW w:type="dxa" w:w="9360"/>
+        <w:tblBorders>
+          <w:top w:val="single" w:color="B4C6E7" w:sz="4"/>
+          <w:left w:val="single" w:color="B4C6E7" w:sz="4"/>
+          <w:bottom w:val="single" w:color="B4C6E7" w:sz="4"/>
+          <w:right w:val="single" w:color="B4C6E7" w:sz="4"/>
+          <w:insideH w:val="single" w:color="D0D7E5" w:sz="2"/>
+          <w:insideV w:val="single" w:color="D0D7E5" w:sz="2"/>
+        </w:tblBorders>
+      </w:tblPr>
+      <w:tblGrid>
+        <w:gridCol w:w="3900"/>
+        <w:gridCol w:w="3300"/>
+        <w:gridCol w:w="2160"/>
+      </w:tblGrid>
+      <w:tr>
+        <w:trPr>
+          <w:tblHeader/>
+        </w:trPr>
+        <w:tc>
+          <w:tcPr>
+            <w:tcW w:type="dxa" w:w="3900"/>
+            <w:shd w:fill="D9E2F3" w:color="auto" w:val="clear"/>
+            <w:tcMar>
+              <w:top w:type="dxa" w:w="60"/>
+              <w:left w:type="dxa" w:w="110"/>
+              <w:bottom w:type="dxa" w:w="60"/>
+              <w:right w:type="dxa" w:w="110"/>
+            </w:tcMar>
+          </w:tcPr>
+          <w:p>
+            <w:pPr>
+              <w:spacing w:after="0" w:line="252"/>
+            </w:pPr>
+            <w:r>
+              <w:rPr>
+                <w:rFonts w:ascii="Calibri" w:cs="Calibri" w:eastAsia="Calibri" w:hAnsi="Calibri"/>
+                <w:b/>
+                <w:bCs/>
+                <w:color w:val="1F3864"/>
+                <w:sz w:val="19"/>
+                <w:szCs w:val="19"/>
+              </w:rPr>
+              <w:t xml:space="preserve">Dependency</w:t>
+            </w:r>
+          </w:p>
+        </w:tc>
+        <w:tc>
+          <w:tcPr>
+            <w:tcW w:type="dxa" w:w="3300"/>
+            <w:shd w:fill="D9E2F3" w:color="auto" w:val="clear"/>
+            <w:tcMar>
+              <w:top w:type="dxa" w:w="60"/>
+              <w:left w:type="dxa" w:w="110"/>
+              <w:bottom w:type="dxa" w:w="60"/>
+              <w:right w:type="dxa" w:w="110"/>
+            </w:tcMar>
+          </w:tcPr>
+          <w:p>
+            <w:pPr>
+              <w:spacing w:after="0" w:line="252"/>
+            </w:pPr>
+            <w:r>
+              <w:rPr>
+                <w:rFonts w:ascii="Calibri" w:cs="Calibri" w:eastAsia="Calibri" w:hAnsi="Calibri"/>
+                <w:b/>
+                <w:bCs/>
+                <w:color w:val="1F3864"/>
+                <w:sz w:val="19"/>
+                <w:szCs w:val="19"/>
+              </w:rPr>
+              <w:t xml:space="preserve">Required from</w:t>
+            </w:r>
+          </w:p>
+        </w:tc>
+        <w:tc>
+          <w:tcPr>
+            <w:tcW w:type="dxa" w:w="2160"/>
+            <w:shd w:fill="D9E2F3" w:color="auto" w:val="clear"/>
+            <w:tcMar>
+              <w:top w:type="dxa" w:w="60"/>
+              <w:left w:type="dxa" w:w="110"/>
+              <w:bottom w:type="dxa" w:w="60"/>
+              <w:right w:type="dxa" w:w="110"/>
+            </w:tcMar>
+          </w:tcPr>
+          <w:p>
+            <w:pPr>
+              <w:spacing w:after="0" w:line="252"/>
+            </w:pPr>
+            <w:r>
+              <w:rPr>
+                <w:rFonts w:ascii="Calibri" w:cs="Calibri" w:eastAsia="Calibri" w:hAnsi="Calibri"/>
+                <w:b/>
+                <w:bCs/>
+                <w:color w:val="1F3864"/>
+                <w:sz w:val="19"/>
+                <w:szCs w:val="19"/>
+              </w:rPr>
+              <w:t xml:space="preserve">Blocks</w:t>
+            </w:r>
+          </w:p>
+        </w:tc>
+      </w:tr>
+      <w:tr>
+        <w:tc>
+          <w:tcPr>
+            <w:tcW w:type="dxa" w:w="3900"/>
+            <w:tcMar>
+              <w:top w:type="dxa" w:w="60"/>
+              <w:left w:type="dxa" w:w="110"/>
+              <w:bottom w:type="dxa" w:w="60"/>
+              <w:right w:type="dxa" w:w="110"/>
+            </w:tcMar>
+          </w:tcPr>
+          <w:p>
+            <w:pPr>
+              <w:spacing w:after="0" w:line="252"/>
+            </w:pPr>
+            <w:r>
+              <w:rPr>
+                <w:rFonts w:ascii="Calibri" w:cs="Calibri" w:eastAsia="Calibri" w:hAnsi="Calibri"/>
+                <w:sz w:val="19"/>
+                <w:szCs w:val="19"/>
+              </w:rPr>
+              <w:t xml:space="preserve">Correct team identifiers for code ownership rules</w:t>
+            </w:r>
+          </w:p>
+        </w:tc>
+        <w:tc>
+          <w:tcPr>
+            <w:tcW w:type="dxa" w:w="3300"/>
+            <w:tcMar>
+              <w:top w:type="dxa" w:w="60"/>
+              <w:left w:type="dxa" w:w="110"/>
+              <w:bottom w:type="dxa" w:w="60"/>
+              <w:right w:type="dxa" w:w="110"/>
+            </w:tcMar>
+          </w:tcPr>
+          <w:p>
+            <w:pPr>
+              <w:spacing w:after="0" w:line="252"/>
+            </w:pPr>
+            <w:r>
+              <w:rPr>
+                <w:rFonts w:ascii="Calibri" w:cs="Calibri" w:eastAsia="Calibri" w:hAnsi="Calibri"/>
+                <w:sz w:val="19"/>
+                <w:szCs w:val="19"/>
+              </w:rPr>
+              <w:t xml:space="preserve">Platform architecture</w:t>
+            </w:r>
+          </w:p>
+        </w:tc>
+        <w:tc>
+          <w:tcPr>
+            <w:tcW w:type="dxa" w:w="2160"/>
+            <w:tcMar>
+              <w:top w:type="dxa" w:w="60"/>
+              <w:left w:type="dxa" w:w="110"/>
+              <w:bottom w:type="dxa" w:w="60"/>
+              <w:right w:type="dxa" w:w="110"/>
+            </w:tcMar>
+          </w:tcPr>
+          <w:p>
+            <w:pPr>
+              <w:spacing w:after="0" w:line="252"/>
+            </w:pPr>
+            <w:r>
+              <w:rPr>
+                <w:rFonts w:ascii="Calibri" w:cs="Calibri" w:eastAsia="Calibri" w:hAnsi="Calibri"/>
+                <w:sz w:val="19"/>
+                <w:szCs w:val="19"/>
+              </w:rPr>
+              <w:t xml:space="preserve">Pilot start</w:t>
+            </w:r>
+          </w:p>
+        </w:tc>
+      </w:tr>
+      <w:tr>
+        <w:tc>
+          <w:tcPr>
+            <w:tcW w:type="dxa" w:w="3900"/>
+            <w:shd w:fill="F2F5FB" w:color="auto" w:val="clear"/>
+            <w:tcMar>
+              <w:top w:type="dxa" w:w="60"/>
+              <w:left w:type="dxa" w:w="110"/>
+              <w:bottom w:type="dxa" w:w="60"/>
+              <w:right w:type="dxa" w:w="110"/>
+            </w:tcMar>
+          </w:tcPr>
+          <w:p>
+            <w:pPr>
+              <w:spacing w:after="0" w:line="252"/>
+            </w:pPr>
+            <w:r>
+              <w:rPr>
+                <w:rFonts w:ascii="Calibri" w:cs="Calibri" w:eastAsia="Calibri" w:hAnsi="Calibri"/>
+                <w:sz w:val="19"/>
+                <w:szCs w:val="19"/>
+              </w:rPr>
+              <w:t xml:space="preserve">Credential provisioning and approval</w:t>
+            </w:r>
+          </w:p>
+        </w:tc>
+        <w:tc>
+          <w:tcPr>
+            <w:tcW w:type="dxa" w:w="3300"/>
+            <w:shd w:fill="F2F5FB" w:color="auto" w:val="clear"/>
+            <w:tcMar>
+              <w:top w:type="dxa" w:w="60"/>
+              <w:left w:type="dxa" w:w="110"/>
+              <w:bottom w:type="dxa" w:w="60"/>
+              <w:right w:type="dxa" w:w="110"/>
+            </w:tcMar>
+          </w:tcPr>
+          <w:p>
+            <w:pPr>
+              <w:spacing w:after="0" w:line="252"/>
+            </w:pPr>
+            <w:r>
+              <w:rPr>
+                <w:rFonts w:ascii="Calibri" w:cs="Calibri" w:eastAsia="Calibri" w:hAnsi="Calibri"/>
+                <w:sz w:val="19"/>
+                <w:szCs w:val="19"/>
+              </w:rPr>
+              <w:t xml:space="preserve">Security engineering and GitHub administration</w:t>
+            </w:r>
+          </w:p>
+        </w:tc>
+        <w:tc>
+          <w:tcPr>
+            <w:tcW w:type="dxa" w:w="2160"/>
+            <w:shd w:fill="F2F5FB" w:color="auto" w:val="clear"/>
+            <w:tcMar>
+              <w:top w:type="dxa" w:w="60"/>
+              <w:left w:type="dxa" w:w="110"/>
+              <w:bottom w:type="dxa" w:w="60"/>
+              <w:right w:type="dxa" w:w="110"/>
+            </w:tcMar>
+          </w:tcPr>
+          <w:p>
+            <w:pPr>
+              <w:spacing w:after="0" w:line="252"/>
+            </w:pPr>
+            <w:r>
+              <w:rPr>
+                <w:rFonts w:ascii="Calibri" w:cs="Calibri" w:eastAsia="Calibri" w:hAnsi="Calibri"/>
+                <w:sz w:val="19"/>
+                <w:szCs w:val="19"/>
+              </w:rPr>
+              <w:t xml:space="preserve">Pilot start</w:t>
+            </w:r>
+          </w:p>
+        </w:tc>
+      </w:tr>
+      <w:tr>
+        <w:tc>
+          <w:tcPr>
+            <w:tcW w:type="dxa" w:w="3900"/>
+            <w:tcMar>
+              <w:top w:type="dxa" w:w="60"/>
+              <w:left w:type="dxa" w:w="110"/>
+              <w:bottom w:type="dxa" w:w="60"/>
+              <w:right w:type="dxa" w:w="110"/>
+            </w:tcMar>
+          </w:tcPr>
+          <w:p>
+            <w:pPr>
+              <w:spacing w:after="0" w:line="252"/>
+            </w:pPr>
+            <w:r>
+              <w:rPr>
+                <w:rFonts w:ascii="Calibri" w:cs="Calibri" w:eastAsia="Calibri" w:hAnsi="Calibri"/>
+                <w:sz w:val="19"/>
+                <w:szCs w:val="19"/>
+              </w:rPr>
+              <w:t xml:space="preserve">Confirmation of the four pilot repositories and their owners</w:t>
+            </w:r>
+          </w:p>
+        </w:tc>
+        <w:tc>
+          <w:tcPr>
+            <w:tcW w:type="dxa" w:w="3300"/>
+            <w:tcMar>
+              <w:top w:type="dxa" w:w="60"/>
+              <w:left w:type="dxa" w:w="110"/>
+              <w:bottom w:type="dxa" w:w="60"/>
+              <w:right w:type="dxa" w:w="110"/>
+            </w:tcMar>
+          </w:tcPr>
+          <w:p>
+            <w:pPr>
+              <w:spacing w:after="0" w:line="252"/>
+            </w:pPr>
+            <w:r>
+              <w:rPr>
+                <w:rFonts w:ascii="Calibri" w:cs="Calibri" w:eastAsia="Calibri" w:hAnsi="Calibri"/>
+                <w:sz w:val="19"/>
+                <w:szCs w:val="19"/>
+              </w:rPr>
+              <w:t xml:space="preserve">Engineering leadership</w:t>
+            </w:r>
+          </w:p>
+        </w:tc>
+        <w:tc>
+          <w:tcPr>
+            <w:tcW w:type="dxa" w:w="2160"/>
+            <w:tcMar>
+              <w:top w:type="dxa" w:w="60"/>
+              <w:left w:type="dxa" w:w="110"/>
+              <w:bottom w:type="dxa" w:w="60"/>
+              <w:right w:type="dxa" w:w="110"/>
+            </w:tcMar>
+          </w:tcPr>
+          <w:p>
+            <w:pPr>
+              <w:spacing w:after="0" w:line="252"/>
+            </w:pPr>
+            <w:r>
+              <w:rPr>
+                <w:rFonts w:ascii="Calibri" w:cs="Calibri" w:eastAsia="Calibri" w:hAnsi="Calibri"/>
+                <w:sz w:val="19"/>
+                <w:szCs w:val="19"/>
+              </w:rPr>
+              <w:t xml:space="preserve">Pilot start</w:t>
+            </w:r>
+          </w:p>
+        </w:tc>
+      </w:tr>
+      <w:tr>
+        <w:tc>
+          <w:tcPr>
+            <w:tcW w:type="dxa" w:w="3900"/>
+            <w:shd w:fill="F2F5FB" w:color="auto" w:val="clear"/>
+            <w:tcMar>
+              <w:top w:type="dxa" w:w="60"/>
+              <w:left w:type="dxa" w:w="110"/>
+              <w:bottom w:type="dxa" w:w="60"/>
+              <w:right w:type="dxa" w:w="110"/>
+            </w:tcMar>
+          </w:tcPr>
+          <w:p>
+            <w:pPr>
+              <w:spacing w:after="0" w:line="252"/>
+            </w:pPr>
+            <w:r>
+              <w:rPr>
+                <w:rFonts w:ascii="Calibri" w:cs="Calibri" w:eastAsia="Calibri" w:hAnsi="Calibri"/>
+                <w:sz w:val="19"/>
+                <w:szCs w:val="19"/>
+              </w:rPr>
+              <w:t xml:space="preserve">Export format for the enterprise vulnerability ruleset</w:t>
+            </w:r>
+          </w:p>
+        </w:tc>
+        <w:tc>
+          <w:tcPr>
+            <w:tcW w:type="dxa" w:w="3300"/>
+            <w:shd w:fill="F2F5FB" w:color="auto" w:val="clear"/>
+            <w:tcMar>
+              <w:top w:type="dxa" w:w="60"/>
+              <w:left w:type="dxa" w:w="110"/>
+              <w:bottom w:type="dxa" w:w="60"/>
+              <w:right w:type="dxa" w:w="110"/>
+            </w:tcMar>
+          </w:tcPr>
+          <w:p>
+            <w:pPr>
+              <w:spacing w:after="0" w:line="252"/>
+            </w:pPr>
+            <w:r>
+              <w:rPr>
+                <w:rFonts w:ascii="Calibri" w:cs="Calibri" w:eastAsia="Calibri" w:hAnsi="Calibri"/>
+                <w:sz w:val="19"/>
+                <w:szCs w:val="19"/>
+              </w:rPr>
+              <w:t xml:space="preserve">Security engineering</w:t>
+            </w:r>
+          </w:p>
+        </w:tc>
+        <w:tc>
+          <w:tcPr>
+            <w:tcW w:type="dxa" w:w="2160"/>
+            <w:shd w:fill="F2F5FB" w:color="auto" w:val="clear"/>
+            <w:tcMar>
+              <w:top w:type="dxa" w:w="60"/>
+              <w:left w:type="dxa" w:w="110"/>
+              <w:bottom w:type="dxa" w:w="60"/>
+              <w:right w:type="dxa" w:w="110"/>
+            </w:tcMar>
+          </w:tcPr>
+          <w:p>
+            <w:pPr>
+              <w:spacing w:after="0" w:line="252"/>
+            </w:pPr>
+            <w:r>
+              <w:rPr>
+                <w:rFonts w:ascii="Calibri" w:cs="Calibri" w:eastAsia="Calibri" w:hAnsi="Calibri"/>
+                <w:sz w:val="19"/>
+                <w:szCs w:val="19"/>
+              </w:rPr>
+              <w:t xml:space="preserve">Policy rule activation</w:t>
+            </w:r>
+          </w:p>
+        </w:tc>
+      </w:tr>
+      <w:tr>
+        <w:tc>
+          <w:tcPr>
+            <w:tcW w:type="dxa" w:w="3900"/>
+            <w:tcMar>
+              <w:top w:type="dxa" w:w="60"/>
+              <w:left w:type="dxa" w:w="110"/>
+              <w:bottom w:type="dxa" w:w="60"/>
+              <w:right w:type="dxa" w:w="110"/>
+            </w:tcMar>
+          </w:tcPr>
+          <w:p>
+            <w:pPr>
+              <w:spacing w:after="0" w:line="252"/>
+            </w:pPr>
+            <w:r>
+              <w:rPr>
+                <w:rFonts w:ascii="Calibri" w:cs="Calibri" w:eastAsia="Calibri" w:hAnsi="Calibri"/>
+                <w:sz w:val="19"/>
+                <w:szCs w:val="19"/>
+              </w:rPr>
+              <w:t xml:space="preserve">Decision on coverage for IntelliJ users</w:t>
+            </w:r>
+          </w:p>
+        </w:tc>
+        <w:tc>
+          <w:tcPr>
+            <w:tcW w:type="dxa" w:w="3300"/>
+            <w:tcMar>
+              <w:top w:type="dxa" w:w="60"/>
+              <w:left w:type="dxa" w:w="110"/>
+              <w:bottom w:type="dxa" w:w="60"/>
+              <w:right w:type="dxa" w:w="110"/>
+            </w:tcMar>
+          </w:tcPr>
+          <w:p>
+            <w:pPr>
+              <w:spacing w:after="0" w:line="252"/>
+            </w:pPr>
+            <w:r>
+              <w:rPr>
+                <w:rFonts w:ascii="Calibri" w:cs="Calibri" w:eastAsia="Calibri" w:hAnsi="Calibri"/>
+                <w:sz w:val="19"/>
+                <w:szCs w:val="19"/>
+              </w:rPr>
+              <w:t xml:space="preserve">Engineering leadership with risk</w:t>
+            </w:r>
+          </w:p>
+        </w:tc>
+        <w:tc>
+          <w:tcPr>
+            <w:tcW w:type="dxa" w:w="2160"/>
+            <w:tcMar>
+              <w:top w:type="dxa" w:w="60"/>
+              <w:left w:type="dxa" w:w="110"/>
+              <w:bottom w:type="dxa" w:w="60"/>
+              <w:right w:type="dxa" w:w="110"/>
+            </w:tcMar>
+          </w:tcPr>
+          <w:p>
+            <w:pPr>
+              <w:spacing w:after="0" w:line="252"/>
+            </w:pPr>
+            <w:r>
+              <w:rPr>
+                <w:rFonts w:ascii="Calibri" w:cs="Calibri" w:eastAsia="Calibri" w:hAnsi="Calibri"/>
+                <w:sz w:val="19"/>
+                <w:szCs w:val="19"/>
+              </w:rPr>
+              <w:t xml:space="preserve">Presentation to risk or audit</w:t>
+            </w:r>
+          </w:p>
+        </w:tc>
+      </w:tr>
+      <w:tr>
+        <w:tc>
+          <w:tcPr>
+            <w:tcW w:type="dxa" w:w="3900"/>
+            <w:shd w:fill="F2F5FB" w:color="auto" w:val="clear"/>
+            <w:tcMar>
+              <w:top w:type="dxa" w:w="60"/>
+              <w:left w:type="dxa" w:w="110"/>
+              <w:bottom w:type="dxa" w:w="60"/>
+              <w:right w:type="dxa" w:w="110"/>
+            </w:tcMar>
+          </w:tcPr>
+          <w:p>
+            <w:pPr>
+              <w:spacing w:after="0" w:line="252"/>
+            </w:pPr>
+            <w:r>
+              <w:rPr>
+                <w:rFonts w:ascii="Calibri" w:cs="Calibri" w:eastAsia="Calibri" w:hAnsi="Calibri"/>
+                <w:sz w:val="19"/>
+                <w:szCs w:val="19"/>
+              </w:rPr>
+              <w:t xml:space="preserve">Device-management policy decision</w:t>
+            </w:r>
+          </w:p>
+        </w:tc>
+        <w:tc>
+          <w:tcPr>
+            <w:tcW w:type="dxa" w:w="3300"/>
+            <w:shd w:fill="F2F5FB" w:color="auto" w:val="clear"/>
+            <w:tcMar>
+              <w:top w:type="dxa" w:w="60"/>
+              <w:left w:type="dxa" w:w="110"/>
+              <w:bottom w:type="dxa" w:w="60"/>
+              <w:right w:type="dxa" w:w="110"/>
+            </w:tcMar>
+          </w:tcPr>
+          <w:p>
+            <w:pPr>
+              <w:spacing w:after="0" w:line="252"/>
+            </w:pPr>
+            <w:r>
+              <w:rPr>
+                <w:rFonts w:ascii="Calibri" w:cs="Calibri" w:eastAsia="Calibri" w:hAnsi="Calibri"/>
+                <w:sz w:val="19"/>
+                <w:szCs w:val="19"/>
+              </w:rPr>
+              <w:t xml:space="preserve">Workstation engineering</w:t>
+            </w:r>
+          </w:p>
+        </w:tc>
+        <w:tc>
+          <w:tcPr>
+            <w:tcW w:type="dxa" w:w="2160"/>
+            <w:shd w:fill="F2F5FB" w:color="auto" w:val="clear"/>
+            <w:tcMar>
+              <w:top w:type="dxa" w:w="60"/>
+              <w:left w:type="dxa" w:w="110"/>
+              <w:bottom w:type="dxa" w:w="60"/>
+              <w:right w:type="dxa" w:w="110"/>
+            </w:tcMar>
+          </w:tcPr>
+          <w:p>
+            <w:pPr>
+              <w:spacing w:after="0" w:line="252"/>
+            </w:pPr>
+            <w:r>
+              <w:rPr>
+                <w:rFonts w:ascii="Calibri" w:cs="Calibri" w:eastAsia="Calibri" w:hAnsi="Calibri"/>
+                <w:sz w:val="19"/>
+                <w:szCs w:val="19"/>
+              </w:rPr>
+              <w:t xml:space="preserve">Any claim that this is an enforced control</w:t>
+            </w:r>
+          </w:p>
+        </w:tc>
+      </w:tr>
+    </w:tbl>
+    <w:p>
+      <w:pPr>
+        <w:pStyle w:val="Heading1"/>
+        <w:spacing w:after="140" w:before="280"/>
+      </w:pPr>
+      <w:r>
+        <w:rPr>
+          <w:rFonts w:ascii="Calibri" w:cs="Calibri" w:eastAsia="Calibri" w:hAnsi="Calibri"/>
+          <w:b/>
+          <w:bCs/>
+          <w:color w:val="1F3864"/>
+        </w:rPr>
+        <w:t xml:space="preserve">9. Implementation Plan</w:t>
+      </w:r>
+    </w:p>
+    <w:p>
+      <w:pPr>
+        <w:pStyle w:val="Heading2"/>
+        <w:spacing w:after="140" w:before="280"/>
+      </w:pPr>
+      <w:r>
+        <w:rPr>
+          <w:rFonts w:ascii="Calibri" w:cs="Calibri" w:eastAsia="Calibri" w:hAnsi="Calibri"/>
+          <w:b/>
+          <w:bCs/>
+          <w:color w:val="1F3864"/>
+        </w:rPr>
+        <w:t xml:space="preserve">9.1 Pilot implementation steps</w:t>
+      </w:r>
+    </w:p>
+    <w:p>
+      <w:pPr>
+        <w:spacing w:after="120" w:line="276"/>
+      </w:pPr>
+      <w:r>
+        <w:rPr>
+          <w:rFonts w:ascii="Calibri" w:cs="Calibri" w:eastAsia="Calibri" w:hAnsi="Calibri"/>
+          <w:sz w:val="21"/>
+          <w:szCs w:val="21"/>
+        </w:rPr>
+        <w:t xml:space="preserve">Steps are sequential unless noted. Durations are working estimates for planning and should be confirmed by the named owner.</w:t>
+      </w:r>
+    </w:p>
+    <w:p>
+      <w:pPr>
+        <w:spacing w:after="80"/>
+      </w:pPr>
+    </w:p>
+    <w:tbl>
+      <w:tblPr>
+        <w:tblW w:type="dxa" w:w="9360"/>
+        <w:tblBorders>
+          <w:top w:val="single" w:color="B4C6E7" w:sz="4"/>
+          <w:left w:val="single" w:color="B4C6E7" w:sz="4"/>
+          <w:bottom w:val="single" w:color="B4C6E7" w:sz="4"/>
+          <w:right w:val="single" w:color="B4C6E7" w:sz="4"/>
+          <w:insideH w:val="single" w:color="D0D7E5" w:sz="2"/>
+          <w:insideV w:val="single" w:color="D0D7E5" w:sz="2"/>
+        </w:tblBorders>
+      </w:tblPr>
+      <w:tblGrid>
+        <w:gridCol w:w="500"/>
+        <w:gridCol w:w="4900"/>
+        <w:gridCol w:w="2360"/>
+        <w:gridCol w:w="1600"/>
+      </w:tblGrid>
+      <w:tr>
+        <w:trPr>
+          <w:tblHeader/>
+        </w:trPr>
+        <w:tc>
+          <w:tcPr>
+            <w:tcW w:type="dxa" w:w="500"/>
+            <w:shd w:fill="D9E2F3" w:color="auto" w:val="clear"/>
+            <w:tcMar>
+              <w:top w:type="dxa" w:w="60"/>
+              <w:left w:type="dxa" w:w="110"/>
+              <w:bottom w:type="dxa" w:w="60"/>
+              <w:right w:type="dxa" w:w="110"/>
+            </w:tcMar>
+          </w:tcPr>
+          <w:p>
+            <w:pPr>
+              <w:spacing w:after="0" w:line="252"/>
+            </w:pPr>
+            <w:r>
+              <w:rPr>
+                <w:rFonts w:ascii="Calibri" w:cs="Calibri" w:eastAsia="Calibri" w:hAnsi="Calibri"/>
+                <w:b/>
+                <w:bCs/>
+                <w:color w:val="1F3864"/>
+                <w:sz w:val="19"/>
+                <w:szCs w:val="19"/>
+              </w:rPr>
+              <w:t xml:space="preserve">#</w:t>
+            </w:r>
+          </w:p>
+        </w:tc>
+        <w:tc>
+          <w:tcPr>
+            <w:tcW w:type="dxa" w:w="4900"/>
+            <w:shd w:fill="D9E2F3" w:color="auto" w:val="clear"/>
+            <w:tcMar>
+              <w:top w:type="dxa" w:w="60"/>
+              <w:left w:type="dxa" w:w="110"/>
+              <w:bottom w:type="dxa" w:w="60"/>
+              <w:right w:type="dxa" w:w="110"/>
+            </w:tcMar>
+          </w:tcPr>
+          <w:p>
+            <w:pPr>
+              <w:spacing w:after="0" w:line="252"/>
+            </w:pPr>
+            <w:r>
+              <w:rPr>
+                <w:rFonts w:ascii="Calibri" w:cs="Calibri" w:eastAsia="Calibri" w:hAnsi="Calibri"/>
+                <w:b/>
+                <w:bCs/>
+                <w:color w:val="1F3864"/>
+                <w:sz w:val="19"/>
+                <w:szCs w:val="19"/>
+              </w:rPr>
+              <w:t xml:space="preserve">Step</w:t>
+            </w:r>
+          </w:p>
+        </w:tc>
+        <w:tc>
+          <w:tcPr>
+            <w:tcW w:type="dxa" w:w="2360"/>
+            <w:shd w:fill="D9E2F3" w:color="auto" w:val="clear"/>
+            <w:tcMar>
+              <w:top w:type="dxa" w:w="60"/>
+              <w:left w:type="dxa" w:w="110"/>
+              <w:bottom w:type="dxa" w:w="60"/>
+              <w:right w:type="dxa" w:w="110"/>
+            </w:tcMar>
+          </w:tcPr>
+          <w:p>
+            <w:pPr>
+              <w:spacing w:after="0" w:line="252"/>
+            </w:pPr>
+            <w:r>
+              <w:rPr>
+                <w:rFonts w:ascii="Calibri" w:cs="Calibri" w:eastAsia="Calibri" w:hAnsi="Calibri"/>
+                <w:b/>
+                <w:bCs/>
+                <w:color w:val="1F3864"/>
+                <w:sz w:val="19"/>
+                <w:szCs w:val="19"/>
+              </w:rPr>
+              <w:t xml:space="preserve">Owner</w:t>
+            </w:r>
+          </w:p>
+        </w:tc>
+        <w:tc>
+          <w:tcPr>
+            <w:tcW w:type="dxa" w:w="1600"/>
+            <w:shd w:fill="D9E2F3" w:color="auto" w:val="clear"/>
+            <w:tcMar>
+              <w:top w:type="dxa" w:w="60"/>
+              <w:left w:type="dxa" w:w="110"/>
+              <w:bottom w:type="dxa" w:w="60"/>
+              <w:right w:type="dxa" w:w="110"/>
+            </w:tcMar>
+          </w:tcPr>
+          <w:p>
+            <w:pPr>
+              <w:spacing w:after="0" w:line="252"/>
+            </w:pPr>
+            <w:r>
+              <w:rPr>
+                <w:rFonts w:ascii="Calibri" w:cs="Calibri" w:eastAsia="Calibri" w:hAnsi="Calibri"/>
+                <w:b/>
+                <w:bCs/>
+                <w:color w:val="1F3864"/>
+                <w:sz w:val="19"/>
+                <w:szCs w:val="19"/>
+              </w:rPr>
+              <w:t xml:space="preserve">Estimate</w:t>
+            </w:r>
+          </w:p>
+        </w:tc>
+      </w:tr>
+      <w:tr>
+        <w:tc>
+          <w:tcPr>
+            <w:tcW w:type="dxa" w:w="500"/>
+            <w:tcMar>
+              <w:top w:type="dxa" w:w="60"/>
+              <w:left w:type="dxa" w:w="110"/>
+              <w:bottom w:type="dxa" w:w="60"/>
+              <w:right w:type="dxa" w:w="110"/>
+            </w:tcMar>
+          </w:tcPr>
+          <w:p>
+            <w:pPr>
+              <w:spacing w:after="0" w:line="252"/>
+            </w:pPr>
+            <w:r>
+              <w:rPr>
+                <w:rFonts w:ascii="Calibri" w:cs="Calibri" w:eastAsia="Calibri" w:hAnsi="Calibri"/>
+                <w:sz w:val="19"/>
+                <w:szCs w:val="19"/>
+              </w:rPr>
+              <w:t xml:space="preserve">1</w:t>
+            </w:r>
+          </w:p>
+        </w:tc>
+        <w:tc>
+          <w:tcPr>
+            <w:tcW w:type="dxa" w:w="4900"/>
+            <w:tcMar>
+              <w:top w:type="dxa" w:w="60"/>
+              <w:left w:type="dxa" w:w="110"/>
+              <w:bottom w:type="dxa" w:w="60"/>
+              <w:right w:type="dxa" w:w="110"/>
+            </w:tcMar>
+          </w:tcPr>
+          <w:p>
+            <w:pPr>
+              <w:spacing w:after="0" w:line="252"/>
+            </w:pPr>
+            <w:r>
+              <w:rPr>
+                <w:rFonts w:ascii="Calibri" w:cs="Calibri" w:eastAsia="Calibri" w:hAnsi="Calibri"/>
+                <w:sz w:val="19"/>
+                <w:szCs w:val="19"/>
+              </w:rPr>
+              <w:t xml:space="preserve">Replace placeholder team identifiers in the code-ownership template with the correct team names</w:t>
+            </w:r>
+          </w:p>
+        </w:tc>
+        <w:tc>
+          <w:tcPr>
+            <w:tcW w:type="dxa" w:w="2360"/>
+            <w:tcMar>
+              <w:top w:type="dxa" w:w="60"/>
+              <w:left w:type="dxa" w:w="110"/>
+              <w:bottom w:type="dxa" w:w="60"/>
+              <w:right w:type="dxa" w:w="110"/>
+            </w:tcMar>
+          </w:tcPr>
+          <w:p>
+            <w:pPr>
+              <w:spacing w:after="0" w:line="252"/>
+            </w:pPr>
+            <w:r>
+              <w:rPr>
+                <w:rFonts w:ascii="Calibri" w:cs="Calibri" w:eastAsia="Calibri" w:hAnsi="Calibri"/>
+                <w:sz w:val="19"/>
+                <w:szCs w:val="19"/>
+              </w:rPr>
+              <w:t xml:space="preserve">Platform architecture</w:t>
+            </w:r>
+          </w:p>
+        </w:tc>
+        <w:tc>
+          <w:tcPr>
+            <w:tcW w:type="dxa" w:w="1600"/>
+            <w:tcMar>
+              <w:top w:type="dxa" w:w="60"/>
+              <w:left w:type="dxa" w:w="110"/>
+              <w:bottom w:type="dxa" w:w="60"/>
+              <w:right w:type="dxa" w:w="110"/>
+            </w:tcMar>
+          </w:tcPr>
+          <w:p>
+            <w:pPr>
+              <w:spacing w:after="0" w:line="252"/>
+            </w:pPr>
+            <w:r>
+              <w:rPr>
+                <w:rFonts w:ascii="Calibri" w:cs="Calibri" w:eastAsia="Calibri" w:hAnsi="Calibri"/>
+                <w:sz w:val="19"/>
+                <w:szCs w:val="19"/>
+              </w:rPr>
+              <w:t xml:space="preserve">Under 1 day</w:t>
+            </w:r>
+          </w:p>
+        </w:tc>
+      </w:tr>
+      <w:tr>
+        <w:tc>
+          <w:tcPr>
+            <w:tcW w:type="dxa" w:w="500"/>
+            <w:shd w:fill="F2F5FB" w:color="auto" w:val="clear"/>
+            <w:tcMar>
+              <w:top w:type="dxa" w:w="60"/>
+              <w:left w:type="dxa" w:w="110"/>
+              <w:bottom w:type="dxa" w:w="60"/>
+              <w:right w:type="dxa" w:w="110"/>
+            </w:tcMar>
+          </w:tcPr>
+          <w:p>
+            <w:pPr>
+              <w:spacing w:after="0" w:line="252"/>
+            </w:pPr>
+            <w:r>
+              <w:rPr>
+                <w:rFonts w:ascii="Calibri" w:cs="Calibri" w:eastAsia="Calibri" w:hAnsi="Calibri"/>
+                <w:sz w:val="19"/>
+                <w:szCs w:val="19"/>
+              </w:rPr>
+              <w:t xml:space="preserve">2</w:t>
+            </w:r>
+          </w:p>
+        </w:tc>
+        <w:tc>
+          <w:tcPr>
+            <w:tcW w:type="dxa" w:w="4900"/>
+            <w:shd w:fill="F2F5FB" w:color="auto" w:val="clear"/>
+            <w:tcMar>
+              <w:top w:type="dxa" w:w="60"/>
+              <w:left w:type="dxa" w:w="110"/>
+              <w:bottom w:type="dxa" w:w="60"/>
+              <w:right w:type="dxa" w:w="110"/>
+            </w:tcMar>
+          </w:tcPr>
+          <w:p>
+            <w:pPr>
+              <w:spacing w:after="0" w:line="252"/>
+            </w:pPr>
+            <w:r>
+              <w:rPr>
+                <w:rFonts w:ascii="Calibri" w:cs="Calibri" w:eastAsia="Calibri" w:hAnsi="Calibri"/>
+                <w:sz w:val="19"/>
+                <w:szCs w:val="19"/>
+              </w:rPr>
+              <w:t xml:space="preserve">Provision the distribution credential and record it as an organisation secret, together with the organisation name variable</w:t>
+            </w:r>
+          </w:p>
+        </w:tc>
+        <w:tc>
+          <w:tcPr>
+            <w:tcW w:type="dxa" w:w="2360"/>
+            <w:shd w:fill="F2F5FB" w:color="auto" w:val="clear"/>
+            <w:tcMar>
+              <w:top w:type="dxa" w:w="60"/>
+              <w:left w:type="dxa" w:w="110"/>
+              <w:bottom w:type="dxa" w:w="60"/>
+              <w:right w:type="dxa" w:w="110"/>
+            </w:tcMar>
+          </w:tcPr>
+          <w:p>
+            <w:pPr>
+              <w:spacing w:after="0" w:line="252"/>
+            </w:pPr>
+            <w:r>
+              <w:rPr>
+                <w:rFonts w:ascii="Calibri" w:cs="Calibri" w:eastAsia="Calibri" w:hAnsi="Calibri"/>
+                <w:sz w:val="19"/>
+                <w:szCs w:val="19"/>
+              </w:rPr>
+              <w:t xml:space="preserve">GitHub administration</w:t>
+            </w:r>
+          </w:p>
+        </w:tc>
+        <w:tc>
+          <w:tcPr>
+            <w:tcW w:type="dxa" w:w="1600"/>
+            <w:shd w:fill="F2F5FB" w:color="auto" w:val="clear"/>
+            <w:tcMar>
+              <w:top w:type="dxa" w:w="60"/>
+              <w:left w:type="dxa" w:w="110"/>
+              <w:bottom w:type="dxa" w:w="60"/>
+              <w:right w:type="dxa" w:w="110"/>
+            </w:tcMar>
+          </w:tcPr>
+          <w:p>
+            <w:pPr>
+              <w:spacing w:after="0" w:line="252"/>
+            </w:pPr>
+            <w:r>
+              <w:rPr>
+                <w:rFonts w:ascii="Calibri" w:cs="Calibri" w:eastAsia="Calibri" w:hAnsi="Calibri"/>
+                <w:sz w:val="19"/>
+                <w:szCs w:val="19"/>
+              </w:rPr>
+              <w:t xml:space="preserve">1 to 2 days, subject to approval</w:t>
+            </w:r>
+          </w:p>
+        </w:tc>
+      </w:tr>
+      <w:tr>
+        <w:tc>
+          <w:tcPr>
+            <w:tcW w:type="dxa" w:w="500"/>
+            <w:tcMar>
+              <w:top w:type="dxa" w:w="60"/>
+              <w:left w:type="dxa" w:w="110"/>
+              <w:bottom w:type="dxa" w:w="60"/>
+              <w:right w:type="dxa" w:w="110"/>
+            </w:tcMar>
+          </w:tcPr>
+          <w:p>
+            <w:pPr>
+              <w:spacing w:after="0" w:line="252"/>
+            </w:pPr>
+            <w:r>
+              <w:rPr>
+                <w:rFonts w:ascii="Calibri" w:cs="Calibri" w:eastAsia="Calibri" w:hAnsi="Calibri"/>
+                <w:sz w:val="19"/>
+                <w:szCs w:val="19"/>
+              </w:rPr>
+              <w:t xml:space="preserve">3</w:t>
+            </w:r>
+          </w:p>
+        </w:tc>
+        <w:tc>
+          <w:tcPr>
+            <w:tcW w:type="dxa" w:w="4900"/>
+            <w:tcMar>
+              <w:top w:type="dxa" w:w="60"/>
+              <w:left w:type="dxa" w:w="110"/>
+              <w:bottom w:type="dxa" w:w="60"/>
+              <w:right w:type="dxa" w:w="110"/>
+            </w:tcMar>
+          </w:tcPr>
+          <w:p>
+            <w:pPr>
+              <w:spacing w:after="0" w:line="252"/>
+            </w:pPr>
+            <w:r>
+              <w:rPr>
+                <w:rFonts w:ascii="Calibri" w:cs="Calibri" w:eastAsia="Calibri" w:hAnsi="Calibri"/>
+                <w:sz w:val="19"/>
+                <w:szCs w:val="19"/>
+              </w:rPr>
+              <w:t xml:space="preserve">Confirm the four pilot repositories and notify their owners that a pull request will arrive</w:t>
+            </w:r>
+          </w:p>
+        </w:tc>
+        <w:tc>
+          <w:tcPr>
+            <w:tcW w:type="dxa" w:w="2360"/>
+            <w:tcMar>
+              <w:top w:type="dxa" w:w="60"/>
+              <w:left w:type="dxa" w:w="110"/>
+              <w:bottom w:type="dxa" w:w="60"/>
+              <w:right w:type="dxa" w:w="110"/>
+            </w:tcMar>
+          </w:tcPr>
+          <w:p>
+            <w:pPr>
+              <w:spacing w:after="0" w:line="252"/>
+            </w:pPr>
+            <w:r>
+              <w:rPr>
+                <w:rFonts w:ascii="Calibri" w:cs="Calibri" w:eastAsia="Calibri" w:hAnsi="Calibri"/>
+                <w:sz w:val="19"/>
+                <w:szCs w:val="19"/>
+              </w:rPr>
+              <w:t xml:space="preserve">Platform architecture</w:t>
+            </w:r>
+          </w:p>
+        </w:tc>
+        <w:tc>
+          <w:tcPr>
+            <w:tcW w:type="dxa" w:w="1600"/>
+            <w:tcMar>
+              <w:top w:type="dxa" w:w="60"/>
+              <w:left w:type="dxa" w:w="110"/>
+              <w:bottom w:type="dxa" w:w="60"/>
+              <w:right w:type="dxa" w:w="110"/>
+            </w:tcMar>
+          </w:tcPr>
+          <w:p>
+            <w:pPr>
+              <w:spacing w:after="0" w:line="252"/>
+            </w:pPr>
+            <w:r>
+              <w:rPr>
+                <w:rFonts w:ascii="Calibri" w:cs="Calibri" w:eastAsia="Calibri" w:hAnsi="Calibri"/>
+                <w:sz w:val="19"/>
+                <w:szCs w:val="19"/>
+              </w:rPr>
+              <w:t xml:space="preserve">Under 1 day</w:t>
+            </w:r>
+          </w:p>
+        </w:tc>
+      </w:tr>
+      <w:tr>
+        <w:tc>
+          <w:tcPr>
+            <w:tcW w:type="dxa" w:w="500"/>
+            <w:shd w:fill="F2F5FB" w:color="auto" w:val="clear"/>
+            <w:tcMar>
+              <w:top w:type="dxa" w:w="60"/>
+              <w:left w:type="dxa" w:w="110"/>
+              <w:bottom w:type="dxa" w:w="60"/>
+              <w:right w:type="dxa" w:w="110"/>
+            </w:tcMar>
+          </w:tcPr>
+          <w:p>
+            <w:pPr>
+              <w:spacing w:after="0" w:line="252"/>
+            </w:pPr>
+            <w:r>
+              <w:rPr>
+                <w:rFonts w:ascii="Calibri" w:cs="Calibri" w:eastAsia="Calibri" w:hAnsi="Calibri"/>
+                <w:sz w:val="19"/>
+                <w:szCs w:val="19"/>
+              </w:rPr>
+              <w:t xml:space="preserve">4</w:t>
+            </w:r>
+          </w:p>
+        </w:tc>
+        <w:tc>
+          <w:tcPr>
+            <w:tcW w:type="dxa" w:w="4900"/>
+            <w:shd w:fill="F2F5FB" w:color="auto" w:val="clear"/>
+            <w:tcMar>
+              <w:top w:type="dxa" w:w="60"/>
+              <w:left w:type="dxa" w:w="110"/>
+              <w:bottom w:type="dxa" w:w="60"/>
+              <w:right w:type="dxa" w:w="110"/>
+            </w:tcMar>
+          </w:tcPr>
+          <w:p>
+            <w:pPr>
+              <w:spacing w:after="0" w:line="252"/>
+            </w:pPr>
+            <w:r>
+              <w:rPr>
+                <w:rFonts w:ascii="Calibri" w:cs="Calibri" w:eastAsia="Calibri" w:hAnsi="Calibri"/>
+                <w:sz w:val="19"/>
+                <w:szCs w:val="19"/>
+              </w:rPr>
+              <w:t xml:space="preserve">Record the pilot repositories in the target register</w:t>
+            </w:r>
+          </w:p>
+        </w:tc>
+        <w:tc>
+          <w:tcPr>
+            <w:tcW w:type="dxa" w:w="2360"/>
+            <w:shd w:fill="F2F5FB" w:color="auto" w:val="clear"/>
+            <w:tcMar>
+              <w:top w:type="dxa" w:w="60"/>
+              <w:left w:type="dxa" w:w="110"/>
+              <w:bottom w:type="dxa" w:w="60"/>
+              <w:right w:type="dxa" w:w="110"/>
+            </w:tcMar>
+          </w:tcPr>
+          <w:p>
+            <w:pPr>
+              <w:spacing w:after="0" w:line="252"/>
+            </w:pPr>
+            <w:r>
+              <w:rPr>
+                <w:rFonts w:ascii="Calibri" w:cs="Calibri" w:eastAsia="Calibri" w:hAnsi="Calibri"/>
+                <w:sz w:val="19"/>
+                <w:szCs w:val="19"/>
+              </w:rPr>
+              <w:t xml:space="preserve">Platform architecture</w:t>
+            </w:r>
+          </w:p>
+        </w:tc>
+        <w:tc>
+          <w:tcPr>
+            <w:tcW w:type="dxa" w:w="1600"/>
+            <w:shd w:fill="F2F5FB" w:color="auto" w:val="clear"/>
+            <w:tcMar>
+              <w:top w:type="dxa" w:w="60"/>
+              <w:left w:type="dxa" w:w="110"/>
+              <w:bottom w:type="dxa" w:w="60"/>
+              <w:right w:type="dxa" w:w="110"/>
+            </w:tcMar>
+          </w:tcPr>
+          <w:p>
+            <w:pPr>
+              <w:spacing w:after="0" w:line="252"/>
+            </w:pPr>
+            <w:r>
+              <w:rPr>
+                <w:rFonts w:ascii="Calibri" w:cs="Calibri" w:eastAsia="Calibri" w:hAnsi="Calibri"/>
+                <w:sz w:val="19"/>
+                <w:szCs w:val="19"/>
+              </w:rPr>
+              <w:t xml:space="preserve">Under 1 day</w:t>
+            </w:r>
+          </w:p>
+        </w:tc>
+      </w:tr>
+      <w:tr>
+        <w:tc>
+          <w:tcPr>
+            <w:tcW w:type="dxa" w:w="500"/>
+            <w:tcMar>
+              <w:top w:type="dxa" w:w="60"/>
+              <w:left w:type="dxa" w:w="110"/>
+              <w:bottom w:type="dxa" w:w="60"/>
+              <w:right w:type="dxa" w:w="110"/>
+            </w:tcMar>
+          </w:tcPr>
+          <w:p>
+            <w:pPr>
+              <w:spacing w:after="0" w:line="252"/>
+            </w:pPr>
+            <w:r>
+              <w:rPr>
+                <w:rFonts w:ascii="Calibri" w:cs="Calibri" w:eastAsia="Calibri" w:hAnsi="Calibri"/>
+                <w:sz w:val="19"/>
+                <w:szCs w:val="19"/>
+              </w:rPr>
+              <w:t xml:space="preserve">5</w:t>
+            </w:r>
+          </w:p>
+        </w:tc>
+        <w:tc>
+          <w:tcPr>
+            <w:tcW w:type="dxa" w:w="4900"/>
+            <w:tcMar>
+              <w:top w:type="dxa" w:w="60"/>
+              <w:left w:type="dxa" w:w="110"/>
+              <w:bottom w:type="dxa" w:w="60"/>
+              <w:right w:type="dxa" w:w="110"/>
+            </w:tcMar>
+          </w:tcPr>
+          <w:p>
+            <w:pPr>
+              <w:spacing w:after="0" w:line="252"/>
+            </w:pPr>
+            <w:r>
+              <w:rPr>
+                <w:rFonts w:ascii="Calibri" w:cs="Calibri" w:eastAsia="Calibri" w:hAnsi="Calibri"/>
+                <w:sz w:val="19"/>
+                <w:szCs w:val="19"/>
+              </w:rPr>
+              <w:t xml:space="preserve">Run the validation routine locally and confirm all checks pass</w:t>
+            </w:r>
+          </w:p>
+        </w:tc>
+        <w:tc>
+          <w:tcPr>
+            <w:tcW w:type="dxa" w:w="2360"/>
+            <w:tcMar>
+              <w:top w:type="dxa" w:w="60"/>
+              <w:left w:type="dxa" w:w="110"/>
+              <w:bottom w:type="dxa" w:w="60"/>
+              <w:right w:type="dxa" w:w="110"/>
+            </w:tcMar>
+          </w:tcPr>
+          <w:p>
+            <w:pPr>
+              <w:spacing w:after="0" w:line="252"/>
+            </w:pPr>
+            <w:r>
+              <w:rPr>
+                <w:rFonts w:ascii="Calibri" w:cs="Calibri" w:eastAsia="Calibri" w:hAnsi="Calibri"/>
+                <w:sz w:val="19"/>
+                <w:szCs w:val="19"/>
+              </w:rPr>
+              <w:t xml:space="preserve">Platform architecture</w:t>
+            </w:r>
+          </w:p>
+        </w:tc>
+        <w:tc>
+          <w:tcPr>
+            <w:tcW w:type="dxa" w:w="1600"/>
+            <w:tcMar>
+              <w:top w:type="dxa" w:w="60"/>
+              <w:left w:type="dxa" w:w="110"/>
+              <w:bottom w:type="dxa" w:w="60"/>
+              <w:right w:type="dxa" w:w="110"/>
+            </w:tcMar>
+          </w:tcPr>
+          <w:p>
+            <w:pPr>
+              <w:spacing w:after="0" w:line="252"/>
+            </w:pPr>
+            <w:r>
+              <w:rPr>
+                <w:rFonts w:ascii="Calibri" w:cs="Calibri" w:eastAsia="Calibri" w:hAnsi="Calibri"/>
+                <w:sz w:val="19"/>
+                <w:szCs w:val="19"/>
+              </w:rPr>
+              <w:t xml:space="preserve">Minutes</w:t>
+            </w:r>
+          </w:p>
+        </w:tc>
+      </w:tr>
+      <w:tr>
+        <w:tc>
+          <w:tcPr>
+            <w:tcW w:type="dxa" w:w="500"/>
+            <w:shd w:fill="F2F5FB" w:color="auto" w:val="clear"/>
+            <w:tcMar>
+              <w:top w:type="dxa" w:w="60"/>
+              <w:left w:type="dxa" w:w="110"/>
+              <w:bottom w:type="dxa" w:w="60"/>
+              <w:right w:type="dxa" w:w="110"/>
+            </w:tcMar>
+          </w:tcPr>
+          <w:p>
+            <w:pPr>
+              <w:spacing w:after="0" w:line="252"/>
+            </w:pPr>
+            <w:r>
+              <w:rPr>
+                <w:rFonts w:ascii="Calibri" w:cs="Calibri" w:eastAsia="Calibri" w:hAnsi="Calibri"/>
+                <w:sz w:val="19"/>
+                <w:szCs w:val="19"/>
+              </w:rPr>
+              <w:t xml:space="preserve">6</w:t>
+            </w:r>
+          </w:p>
+        </w:tc>
+        <w:tc>
+          <w:tcPr>
+            <w:tcW w:type="dxa" w:w="4900"/>
+            <w:shd w:fill="F2F5FB" w:color="auto" w:val="clear"/>
+            <w:tcMar>
+              <w:top w:type="dxa" w:w="60"/>
+              <w:left w:type="dxa" w:w="110"/>
+              <w:bottom w:type="dxa" w:w="60"/>
+              <w:right w:type="dxa" w:w="110"/>
+            </w:tcMar>
+          </w:tcPr>
+          <w:p>
+            <w:pPr>
+              <w:spacing w:after="0" w:line="252"/>
+            </w:pPr>
+            <w:r>
+              <w:rPr>
+                <w:rFonts w:ascii="Calibri" w:cs="Calibri" w:eastAsia="Calibri" w:hAnsi="Calibri"/>
+                <w:sz w:val="19"/>
+                <w:szCs w:val="19"/>
+              </w:rPr>
+              <w:t xml:space="preserve">Run distribution in preview mode and review the proposed change for each repository; no repository is written to</w:t>
+            </w:r>
+          </w:p>
+        </w:tc>
+        <w:tc>
+          <w:tcPr>
+            <w:tcW w:type="dxa" w:w="2360"/>
+            <w:shd w:fill="F2F5FB" w:color="auto" w:val="clear"/>
+            <w:tcMar>
+              <w:top w:type="dxa" w:w="60"/>
+              <w:left w:type="dxa" w:w="110"/>
+              <w:bottom w:type="dxa" w:w="60"/>
+              <w:right w:type="dxa" w:w="110"/>
+            </w:tcMar>
+          </w:tcPr>
+          <w:p>
+            <w:pPr>
+              <w:spacing w:after="0" w:line="252"/>
+            </w:pPr>
+            <w:r>
+              <w:rPr>
+                <w:rFonts w:ascii="Calibri" w:cs="Calibri" w:eastAsia="Calibri" w:hAnsi="Calibri"/>
+                <w:sz w:val="19"/>
+                <w:szCs w:val="19"/>
+              </w:rPr>
+              <w:t xml:space="preserve">Platform architecture</w:t>
+            </w:r>
+          </w:p>
+        </w:tc>
+        <w:tc>
+          <w:tcPr>
+            <w:tcW w:type="dxa" w:w="1600"/>
+            <w:shd w:fill="F2F5FB" w:color="auto" w:val="clear"/>
+            <w:tcMar>
+              <w:top w:type="dxa" w:w="60"/>
+              <w:left w:type="dxa" w:w="110"/>
+              <w:bottom w:type="dxa" w:w="60"/>
+              <w:right w:type="dxa" w:w="110"/>
+            </w:tcMar>
+          </w:tcPr>
+          <w:p>
+            <w:pPr>
+              <w:spacing w:after="0" w:line="252"/>
+            </w:pPr>
+            <w:r>
+              <w:rPr>
+                <w:rFonts w:ascii="Calibri" w:cs="Calibri" w:eastAsia="Calibri" w:hAnsi="Calibri"/>
+                <w:sz w:val="19"/>
+                <w:szCs w:val="19"/>
+              </w:rPr>
+              <w:t xml:space="preserve">Under 1 day</w:t>
+            </w:r>
+          </w:p>
+        </w:tc>
+      </w:tr>
+      <w:tr>
+        <w:tc>
+          <w:tcPr>
+            <w:tcW w:type="dxa" w:w="500"/>
+            <w:tcMar>
+              <w:top w:type="dxa" w:w="60"/>
+              <w:left w:type="dxa" w:w="110"/>
+              <w:bottom w:type="dxa" w:w="60"/>
+              <w:right w:type="dxa" w:w="110"/>
+            </w:tcMar>
+          </w:tcPr>
+          <w:p>
+            <w:pPr>
+              <w:spacing w:after="0" w:line="252"/>
+            </w:pPr>
+            <w:r>
+              <w:rPr>
+                <w:rFonts w:ascii="Calibri" w:cs="Calibri" w:eastAsia="Calibri" w:hAnsi="Calibri"/>
+                <w:sz w:val="19"/>
+                <w:szCs w:val="19"/>
+              </w:rPr>
+              <w:t xml:space="preserve">7</w:t>
+            </w:r>
+          </w:p>
+        </w:tc>
+        <w:tc>
+          <w:tcPr>
+            <w:tcW w:type="dxa" w:w="4900"/>
+            <w:tcMar>
+              <w:top w:type="dxa" w:w="60"/>
+              <w:left w:type="dxa" w:w="110"/>
+              <w:bottom w:type="dxa" w:w="60"/>
+              <w:right w:type="dxa" w:w="110"/>
+            </w:tcMar>
+          </w:tcPr>
+          <w:p>
+            <w:pPr>
+              <w:spacing w:after="0" w:line="252"/>
+            </w:pPr>
+            <w:r>
+              <w:rPr>
+                <w:rFonts w:ascii="Calibri" w:cs="Calibri" w:eastAsia="Calibri" w:hAnsi="Calibri"/>
+                <w:sz w:val="19"/>
+                <w:szCs w:val="19"/>
+              </w:rPr>
+              <w:t xml:space="preserve">Execute distribution; a pull request is raised in each pilot repository</w:t>
+            </w:r>
+          </w:p>
+        </w:tc>
+        <w:tc>
+          <w:tcPr>
+            <w:tcW w:type="dxa" w:w="2360"/>
+            <w:tcMar>
+              <w:top w:type="dxa" w:w="60"/>
+              <w:left w:type="dxa" w:w="110"/>
+              <w:bottom w:type="dxa" w:w="60"/>
+              <w:right w:type="dxa" w:w="110"/>
+            </w:tcMar>
+          </w:tcPr>
+          <w:p>
+            <w:pPr>
+              <w:spacing w:after="0" w:line="252"/>
+            </w:pPr>
+            <w:r>
+              <w:rPr>
+                <w:rFonts w:ascii="Calibri" w:cs="Calibri" w:eastAsia="Calibri" w:hAnsi="Calibri"/>
+                <w:sz w:val="19"/>
+                <w:szCs w:val="19"/>
+              </w:rPr>
+              <w:t xml:space="preserve">Platform architecture</w:t>
+            </w:r>
+          </w:p>
+        </w:tc>
+        <w:tc>
+          <w:tcPr>
+            <w:tcW w:type="dxa" w:w="1600"/>
+            <w:tcMar>
+              <w:top w:type="dxa" w:w="60"/>
+              <w:left w:type="dxa" w:w="110"/>
+              <w:bottom w:type="dxa" w:w="60"/>
+              <w:right w:type="dxa" w:w="110"/>
+            </w:tcMar>
+          </w:tcPr>
+          <w:p>
+            <w:pPr>
+              <w:spacing w:after="0" w:line="252"/>
+            </w:pPr>
+            <w:r>
+              <w:rPr>
+                <w:rFonts w:ascii="Calibri" w:cs="Calibri" w:eastAsia="Calibri" w:hAnsi="Calibri"/>
+                <w:sz w:val="19"/>
+                <w:szCs w:val="19"/>
+              </w:rPr>
+              <w:t xml:space="preserve">Minutes</w:t>
+            </w:r>
+          </w:p>
+        </w:tc>
+      </w:tr>
+      <w:tr>
+        <w:tc>
+          <w:tcPr>
+            <w:tcW w:type="dxa" w:w="500"/>
+            <w:shd w:fill="F2F5FB" w:color="auto" w:val="clear"/>
+            <w:tcMar>
+              <w:top w:type="dxa" w:w="60"/>
+              <w:left w:type="dxa" w:w="110"/>
+              <w:bottom w:type="dxa" w:w="60"/>
+              <w:right w:type="dxa" w:w="110"/>
+            </w:tcMar>
+          </w:tcPr>
+          <w:p>
+            <w:pPr>
+              <w:spacing w:after="0" w:line="252"/>
+            </w:pPr>
+            <w:r>
+              <w:rPr>
+                <w:rFonts w:ascii="Calibri" w:cs="Calibri" w:eastAsia="Calibri" w:hAnsi="Calibri"/>
+                <w:sz w:val="19"/>
+                <w:szCs w:val="19"/>
+              </w:rPr>
+              <w:t xml:space="preserve">8</w:t>
+            </w:r>
+          </w:p>
+        </w:tc>
+        <w:tc>
+          <w:tcPr>
+            <w:tcW w:type="dxa" w:w="4900"/>
+            <w:shd w:fill="F2F5FB" w:color="auto" w:val="clear"/>
+            <w:tcMar>
+              <w:top w:type="dxa" w:w="60"/>
+              <w:left w:type="dxa" w:w="110"/>
+              <w:bottom w:type="dxa" w:w="60"/>
+              <w:right w:type="dxa" w:w="110"/>
+            </w:tcMar>
+          </w:tcPr>
+          <w:p>
+            <w:pPr>
+              <w:spacing w:after="0" w:line="252"/>
+            </w:pPr>
+            <w:r>
+              <w:rPr>
+                <w:rFonts w:ascii="Calibri" w:cs="Calibri" w:eastAsia="Calibri" w:hAnsi="Calibri"/>
+                <w:sz w:val="19"/>
+                <w:szCs w:val="19"/>
+              </w:rPr>
+              <w:t xml:space="preserve">Review and merge the pull requests under the normal review process</w:t>
+            </w:r>
+          </w:p>
+        </w:tc>
+        <w:tc>
+          <w:tcPr>
+            <w:tcW w:type="dxa" w:w="2360"/>
+            <w:shd w:fill="F2F5FB" w:color="auto" w:val="clear"/>
+            <w:tcMar>
+              <w:top w:type="dxa" w:w="60"/>
+              <w:left w:type="dxa" w:w="110"/>
+              <w:bottom w:type="dxa" w:w="60"/>
+              <w:right w:type="dxa" w:w="110"/>
+            </w:tcMar>
+          </w:tcPr>
+          <w:p>
+            <w:pPr>
+              <w:spacing w:after="0" w:line="252"/>
+            </w:pPr>
+            <w:r>
+              <w:rPr>
+                <w:rFonts w:ascii="Calibri" w:cs="Calibri" w:eastAsia="Calibri" w:hAnsi="Calibri"/>
+                <w:sz w:val="19"/>
+                <w:szCs w:val="19"/>
+              </w:rPr>
+              <w:t xml:space="preserve">Repository owners</w:t>
+            </w:r>
+          </w:p>
+        </w:tc>
+        <w:tc>
+          <w:tcPr>
+            <w:tcW w:type="dxa" w:w="1600"/>
+            <w:shd w:fill="F2F5FB" w:color="auto" w:val="clear"/>
+            <w:tcMar>
+              <w:top w:type="dxa" w:w="60"/>
+              <w:left w:type="dxa" w:w="110"/>
+              <w:bottom w:type="dxa" w:w="60"/>
+              <w:right w:type="dxa" w:w="110"/>
+            </w:tcMar>
+          </w:tcPr>
+          <w:p>
+            <w:pPr>
+              <w:spacing w:after="0" w:line="252"/>
+            </w:pPr>
+            <w:r>
+              <w:rPr>
+                <w:rFonts w:ascii="Calibri" w:cs="Calibri" w:eastAsia="Calibri" w:hAnsi="Calibri"/>
+                <w:sz w:val="19"/>
+                <w:szCs w:val="19"/>
+              </w:rPr>
+              <w:t xml:space="preserve">2 to 5 days</w:t>
+            </w:r>
+          </w:p>
+        </w:tc>
+      </w:tr>
+      <w:tr>
+        <w:tc>
+          <w:tcPr>
+            <w:tcW w:type="dxa" w:w="500"/>
+            <w:tcMar>
+              <w:top w:type="dxa" w:w="60"/>
+              <w:left w:type="dxa" w:w="110"/>
+              <w:bottom w:type="dxa" w:w="60"/>
+              <w:right w:type="dxa" w:w="110"/>
+            </w:tcMar>
+          </w:tcPr>
+          <w:p>
+            <w:pPr>
+              <w:spacing w:after="0" w:line="252"/>
+            </w:pPr>
+            <w:r>
+              <w:rPr>
+                <w:rFonts w:ascii="Calibri" w:cs="Calibri" w:eastAsia="Calibri" w:hAnsi="Calibri"/>
+                <w:sz w:val="19"/>
+                <w:szCs w:val="19"/>
+              </w:rPr>
+              <w:t xml:space="preserve">9</w:t>
+            </w:r>
+          </w:p>
+        </w:tc>
+        <w:tc>
+          <w:tcPr>
+            <w:tcW w:type="dxa" w:w="4900"/>
+            <w:tcMar>
+              <w:top w:type="dxa" w:w="60"/>
+              <w:left w:type="dxa" w:w="110"/>
+              <w:bottom w:type="dxa" w:w="60"/>
+              <w:right w:type="dxa" w:w="110"/>
+            </w:tcMar>
+          </w:tcPr>
+          <w:p>
+            <w:pPr>
+              <w:spacing w:after="0" w:line="252"/>
+            </w:pPr>
+            <w:r>
+              <w:rPr>
+                <w:rFonts w:ascii="Calibri" w:cs="Calibri" w:eastAsia="Calibri" w:hAnsi="Calibri"/>
+                <w:sz w:val="19"/>
+                <w:szCs w:val="19"/>
+              </w:rPr>
+              <w:t xml:space="preserve">Confirm Node.js is present on participating developer workstations using the diagnostic command</w:t>
+            </w:r>
+          </w:p>
+        </w:tc>
+        <w:tc>
+          <w:tcPr>
+            <w:tcW w:type="dxa" w:w="2360"/>
+            <w:tcMar>
+              <w:top w:type="dxa" w:w="60"/>
+              <w:left w:type="dxa" w:w="110"/>
+              <w:bottom w:type="dxa" w:w="60"/>
+              <w:right w:type="dxa" w:w="110"/>
+            </w:tcMar>
+          </w:tcPr>
+          <w:p>
+            <w:pPr>
+              <w:spacing w:after="0" w:line="252"/>
+            </w:pPr>
+            <w:r>
+              <w:rPr>
+                <w:rFonts w:ascii="Calibri" w:cs="Calibri" w:eastAsia="Calibri" w:hAnsi="Calibri"/>
+                <w:sz w:val="19"/>
+                <w:szCs w:val="19"/>
+              </w:rPr>
+              <w:t xml:space="preserve">Repository owners</w:t>
+            </w:r>
+          </w:p>
+        </w:tc>
+        <w:tc>
+          <w:tcPr>
+            <w:tcW w:type="dxa" w:w="1600"/>
+            <w:tcMar>
+              <w:top w:type="dxa" w:w="60"/>
+              <w:left w:type="dxa" w:w="110"/>
+              <w:bottom w:type="dxa" w:w="60"/>
+              <w:right w:type="dxa" w:w="110"/>
+            </w:tcMar>
+          </w:tcPr>
+          <w:p>
+            <w:pPr>
+              <w:spacing w:after="0" w:line="252"/>
+            </w:pPr>
+            <w:r>
+              <w:rPr>
+                <w:rFonts w:ascii="Calibri" w:cs="Calibri" w:eastAsia="Calibri" w:hAnsi="Calibri"/>
+                <w:sz w:val="19"/>
+                <w:szCs w:val="19"/>
+              </w:rPr>
+              <w:t xml:space="preserve">Under 1 day</w:t>
+            </w:r>
+          </w:p>
+        </w:tc>
+      </w:tr>
+      <w:tr>
+        <w:tc>
+          <w:tcPr>
+            <w:tcW w:type="dxa" w:w="500"/>
+            <w:shd w:fill="F2F5FB" w:color="auto" w:val="clear"/>
+            <w:tcMar>
+              <w:top w:type="dxa" w:w="60"/>
+              <w:left w:type="dxa" w:w="110"/>
+              <w:bottom w:type="dxa" w:w="60"/>
+              <w:right w:type="dxa" w:w="110"/>
+            </w:tcMar>
+          </w:tcPr>
+          <w:p>
+            <w:pPr>
+              <w:spacing w:after="0" w:line="252"/>
+            </w:pPr>
+            <w:r>
+              <w:rPr>
+                <w:rFonts w:ascii="Calibri" w:cs="Calibri" w:eastAsia="Calibri" w:hAnsi="Calibri"/>
+                <w:sz w:val="19"/>
+                <w:szCs w:val="19"/>
+              </w:rPr>
+              <w:t xml:space="preserve">10</w:t>
+            </w:r>
+          </w:p>
+        </w:tc>
+        <w:tc>
+          <w:tcPr>
+            <w:tcW w:type="dxa" w:w="4900"/>
+            <w:shd w:fill="F2F5FB" w:color="auto" w:val="clear"/>
+            <w:tcMar>
+              <w:top w:type="dxa" w:w="60"/>
+              <w:left w:type="dxa" w:w="110"/>
+              <w:bottom w:type="dxa" w:w="60"/>
+              <w:right w:type="dxa" w:w="110"/>
+            </w:tcMar>
+          </w:tcPr>
+          <w:p>
+            <w:pPr>
+              <w:spacing w:after="0" w:line="252"/>
+            </w:pPr>
+            <w:r>
+              <w:rPr>
+                <w:rFonts w:ascii="Calibri" w:cs="Calibri" w:eastAsia="Calibri" w:hAnsi="Calibri"/>
+                <w:sz w:val="19"/>
+                <w:szCs w:val="19"/>
+              </w:rPr>
+              <w:t xml:space="preserve">Confirm interception is active by submitting a prompt and observing the governed result</w:t>
+            </w:r>
+          </w:p>
+        </w:tc>
+        <w:tc>
+          <w:tcPr>
+            <w:tcW w:type="dxa" w:w="2360"/>
+            <w:shd w:fill="F2F5FB" w:color="auto" w:val="clear"/>
+            <w:tcMar>
+              <w:top w:type="dxa" w:w="60"/>
+              <w:left w:type="dxa" w:w="110"/>
+              <w:bottom w:type="dxa" w:w="60"/>
+              <w:right w:type="dxa" w:w="110"/>
+            </w:tcMar>
+          </w:tcPr>
+          <w:p>
+            <w:pPr>
+              <w:spacing w:after="0" w:line="252"/>
+            </w:pPr>
+            <w:r>
+              <w:rPr>
+                <w:rFonts w:ascii="Calibri" w:cs="Calibri" w:eastAsia="Calibri" w:hAnsi="Calibri"/>
+                <w:sz w:val="19"/>
+                <w:szCs w:val="19"/>
+              </w:rPr>
+              <w:t xml:space="preserve">Platform architecture with one developer per repository</w:t>
+            </w:r>
+          </w:p>
+        </w:tc>
+        <w:tc>
+          <w:tcPr>
+            <w:tcW w:type="dxa" w:w="1600"/>
+            <w:shd w:fill="F2F5FB" w:color="auto" w:val="clear"/>
+            <w:tcMar>
+              <w:top w:type="dxa" w:w="60"/>
+              <w:left w:type="dxa" w:w="110"/>
+              <w:bottom w:type="dxa" w:w="60"/>
+              <w:right w:type="dxa" w:w="110"/>
+            </w:tcMar>
+          </w:tcPr>
+          <w:p>
+            <w:pPr>
+              <w:spacing w:after="0" w:line="252"/>
+            </w:pPr>
+            <w:r>
+              <w:rPr>
+                <w:rFonts w:ascii="Calibri" w:cs="Calibri" w:eastAsia="Calibri" w:hAnsi="Calibri"/>
+                <w:sz w:val="19"/>
+                <w:szCs w:val="19"/>
+              </w:rPr>
+              <w:t xml:space="preserve">Under 1 day</w:t>
+            </w:r>
+          </w:p>
+        </w:tc>
+      </w:tr>
+      <w:tr>
+        <w:tc>
+          <w:tcPr>
+            <w:tcW w:type="dxa" w:w="500"/>
+            <w:tcMar>
+              <w:top w:type="dxa" w:w="60"/>
+              <w:left w:type="dxa" w:w="110"/>
+              <w:bottom w:type="dxa" w:w="60"/>
+              <w:right w:type="dxa" w:w="110"/>
+            </w:tcMar>
+          </w:tcPr>
+          <w:p>
+            <w:pPr>
+              <w:spacing w:after="0" w:line="252"/>
+            </w:pPr>
+            <w:r>
+              <w:rPr>
+                <w:rFonts w:ascii="Calibri" w:cs="Calibri" w:eastAsia="Calibri" w:hAnsi="Calibri"/>
+                <w:sz w:val="19"/>
+                <w:szCs w:val="19"/>
+              </w:rPr>
+              <w:t xml:space="preserve">11</w:t>
+            </w:r>
+          </w:p>
+        </w:tc>
+        <w:tc>
+          <w:tcPr>
+            <w:tcW w:type="dxa" w:w="4900"/>
+            <w:tcMar>
+              <w:top w:type="dxa" w:w="60"/>
+              <w:left w:type="dxa" w:w="110"/>
+              <w:bottom w:type="dxa" w:w="60"/>
+              <w:right w:type="dxa" w:w="110"/>
+            </w:tcMar>
+          </w:tcPr>
+          <w:p>
+            <w:pPr>
+              <w:spacing w:after="0" w:line="252"/>
+            </w:pPr>
+            <w:r>
+              <w:rPr>
+                <w:rFonts w:ascii="Calibri" w:cs="Calibri" w:eastAsia="Calibri" w:hAnsi="Calibri"/>
+                <w:sz w:val="19"/>
+                <w:szCs w:val="19"/>
+              </w:rPr>
+              <w:t xml:space="preserve">Operate the shadow period with all policy rules non-blocking</w:t>
+            </w:r>
+          </w:p>
+        </w:tc>
+        <w:tc>
+          <w:tcPr>
+            <w:tcW w:type="dxa" w:w="2360"/>
+            <w:tcMar>
+              <w:top w:type="dxa" w:w="60"/>
+              <w:left w:type="dxa" w:w="110"/>
+              <w:bottom w:type="dxa" w:w="60"/>
+              <w:right w:type="dxa" w:w="110"/>
+            </w:tcMar>
+          </w:tcPr>
+          <w:p>
+            <w:pPr>
+              <w:spacing w:after="0" w:line="252"/>
+            </w:pPr>
+            <w:r>
+              <w:rPr>
+                <w:rFonts w:ascii="Calibri" w:cs="Calibri" w:eastAsia="Calibri" w:hAnsi="Calibri"/>
+                <w:sz w:val="19"/>
+                <w:szCs w:val="19"/>
+              </w:rPr>
+              <w:t xml:space="preserve">All</w:t>
+            </w:r>
+          </w:p>
+        </w:tc>
+        <w:tc>
+          <w:tcPr>
+            <w:tcW w:type="dxa" w:w="1600"/>
+            <w:tcMar>
+              <w:top w:type="dxa" w:w="60"/>
+              <w:left w:type="dxa" w:w="110"/>
+              <w:bottom w:type="dxa" w:w="60"/>
+              <w:right w:type="dxa" w:w="110"/>
+            </w:tcMar>
+          </w:tcPr>
+          <w:p>
+            <w:pPr>
+              <w:spacing w:after="0" w:line="252"/>
+            </w:pPr>
+            <w:r>
+              <w:rPr>
+                <w:rFonts w:ascii="Calibri" w:cs="Calibri" w:eastAsia="Calibri" w:hAnsi="Calibri"/>
+                <w:sz w:val="19"/>
+                <w:szCs w:val="19"/>
+              </w:rPr>
+              <w:t xml:space="preserve">4 weeks</w:t>
+            </w:r>
+          </w:p>
+        </w:tc>
+      </w:tr>
+      <w:tr>
+        <w:tc>
+          <w:tcPr>
+            <w:tcW w:type="dxa" w:w="500"/>
+            <w:shd w:fill="F2F5FB" w:color="auto" w:val="clear"/>
+            <w:tcMar>
+              <w:top w:type="dxa" w:w="60"/>
+              <w:left w:type="dxa" w:w="110"/>
+              <w:bottom w:type="dxa" w:w="60"/>
+              <w:right w:type="dxa" w:w="110"/>
+            </w:tcMar>
+          </w:tcPr>
+          <w:p>
+            <w:pPr>
+              <w:spacing w:after="0" w:line="252"/>
+            </w:pPr>
+            <w:r>
+              <w:rPr>
+                <w:rFonts w:ascii="Calibri" w:cs="Calibri" w:eastAsia="Calibri" w:hAnsi="Calibri"/>
+                <w:sz w:val="19"/>
+                <w:szCs w:val="19"/>
+              </w:rPr>
+              <w:t xml:space="preserve">12</w:t>
+            </w:r>
+          </w:p>
+        </w:tc>
+        <w:tc>
+          <w:tcPr>
+            <w:tcW w:type="dxa" w:w="4900"/>
+            <w:shd w:fill="F2F5FB" w:color="auto" w:val="clear"/>
+            <w:tcMar>
+              <w:top w:type="dxa" w:w="60"/>
+              <w:left w:type="dxa" w:w="110"/>
+              <w:bottom w:type="dxa" w:w="60"/>
+              <w:right w:type="dxa" w:w="110"/>
+            </w:tcMar>
+          </w:tcPr>
+          <w:p>
+            <w:pPr>
+              <w:spacing w:after="0" w:line="252"/>
+            </w:pPr>
+            <w:r>
+              <w:rPr>
+                <w:rFonts w:ascii="Calibri" w:cs="Calibri" w:eastAsia="Calibri" w:hAnsi="Calibri"/>
+                <w:sz w:val="19"/>
+                <w:szCs w:val="19"/>
+              </w:rPr>
+              <w:t xml:space="preserve">Review the measurement report; assess classification accuracy and per-rule trigger counts</w:t>
+            </w:r>
+          </w:p>
+        </w:tc>
+        <w:tc>
+          <w:tcPr>
+            <w:tcW w:type="dxa" w:w="2360"/>
+            <w:shd w:fill="F2F5FB" w:color="auto" w:val="clear"/>
+            <w:tcMar>
+              <w:top w:type="dxa" w:w="60"/>
+              <w:left w:type="dxa" w:w="110"/>
+              <w:bottom w:type="dxa" w:w="60"/>
+              <w:right w:type="dxa" w:w="110"/>
+            </w:tcMar>
+          </w:tcPr>
+          <w:p>
+            <w:pPr>
+              <w:spacing w:after="0" w:line="252"/>
+            </w:pPr>
+            <w:r>
+              <w:rPr>
+                <w:rFonts w:ascii="Calibri" w:cs="Calibri" w:eastAsia="Calibri" w:hAnsi="Calibri"/>
+                <w:sz w:val="19"/>
+                <w:szCs w:val="19"/>
+              </w:rPr>
+              <w:t xml:space="preserve">Platform architecture with security engineering</w:t>
+            </w:r>
+          </w:p>
+        </w:tc>
+        <w:tc>
+          <w:tcPr>
+            <w:tcW w:type="dxa" w:w="1600"/>
+            <w:shd w:fill="F2F5FB" w:color="auto" w:val="clear"/>
+            <w:tcMar>
+              <w:top w:type="dxa" w:w="60"/>
+              <w:left w:type="dxa" w:w="110"/>
+              <w:bottom w:type="dxa" w:w="60"/>
+              <w:right w:type="dxa" w:w="110"/>
+            </w:tcMar>
+          </w:tcPr>
+          <w:p>
+            <w:pPr>
+              <w:spacing w:after="0" w:line="252"/>
+            </w:pPr>
+            <w:r>
+              <w:rPr>
+                <w:rFonts w:ascii="Calibri" w:cs="Calibri" w:eastAsia="Calibri" w:hAnsi="Calibri"/>
+                <w:sz w:val="19"/>
+                <w:szCs w:val="19"/>
+              </w:rPr>
+              <w:t xml:space="preserve">2 to 3 days</w:t>
+            </w:r>
+          </w:p>
+        </w:tc>
+      </w:tr>
+      <w:tr>
+        <w:tc>
+          <w:tcPr>
+            <w:tcW w:type="dxa" w:w="500"/>
+            <w:tcMar>
+              <w:top w:type="dxa" w:w="60"/>
+              <w:left w:type="dxa" w:w="110"/>
+              <w:bottom w:type="dxa" w:w="60"/>
+              <w:right w:type="dxa" w:w="110"/>
+            </w:tcMar>
+          </w:tcPr>
+          <w:p>
+            <w:pPr>
+              <w:spacing w:after="0" w:line="252"/>
+            </w:pPr>
+            <w:r>
+              <w:rPr>
+                <w:rFonts w:ascii="Calibri" w:cs="Calibri" w:eastAsia="Calibri" w:hAnsi="Calibri"/>
+                <w:sz w:val="19"/>
+                <w:szCs w:val="19"/>
+              </w:rPr>
+              <w:t xml:space="preserve">13</w:t>
+            </w:r>
+          </w:p>
+        </w:tc>
+        <w:tc>
+          <w:tcPr>
+            <w:tcW w:type="dxa" w:w="4900"/>
+            <w:tcMar>
+              <w:top w:type="dxa" w:w="60"/>
+              <w:left w:type="dxa" w:w="110"/>
+              <w:bottom w:type="dxa" w:w="60"/>
+              <w:right w:type="dxa" w:w="110"/>
+            </w:tcMar>
+          </w:tcPr>
+          <w:p>
+            <w:pPr>
+              <w:spacing w:after="0" w:line="252"/>
+            </w:pPr>
+            <w:r>
+              <w:rPr>
+                <w:rFonts w:ascii="Calibri" w:cs="Calibri" w:eastAsia="Calibri" w:hAnsi="Calibri"/>
+                <w:sz w:val="19"/>
+                <w:szCs w:val="19"/>
+              </w:rPr>
+              <w:t xml:space="preserve">Activate the first policy rules individually where evidence supports it, and distribute the change</w:t>
+            </w:r>
+          </w:p>
+        </w:tc>
+        <w:tc>
+          <w:tcPr>
+            <w:tcW w:type="dxa" w:w="2360"/>
+            <w:tcMar>
+              <w:top w:type="dxa" w:w="60"/>
+              <w:left w:type="dxa" w:w="110"/>
+              <w:bottom w:type="dxa" w:w="60"/>
+              <w:right w:type="dxa" w:w="110"/>
+            </w:tcMar>
+          </w:tcPr>
+          <w:p>
+            <w:pPr>
+              <w:spacing w:after="0" w:line="252"/>
+            </w:pPr>
+            <w:r>
+              <w:rPr>
+                <w:rFonts w:ascii="Calibri" w:cs="Calibri" w:eastAsia="Calibri" w:hAnsi="Calibri"/>
+                <w:sz w:val="19"/>
+                <w:szCs w:val="19"/>
+              </w:rPr>
+              <w:t xml:space="preserve">Platform architecture with security engineering</w:t>
+            </w:r>
+          </w:p>
+        </w:tc>
+        <w:tc>
+          <w:tcPr>
+            <w:tcW w:type="dxa" w:w="1600"/>
+            <w:tcMar>
+              <w:top w:type="dxa" w:w="60"/>
+              <w:left w:type="dxa" w:w="110"/>
+              <w:bottom w:type="dxa" w:w="60"/>
+              <w:right w:type="dxa" w:w="110"/>
+            </w:tcMar>
+          </w:tcPr>
+          <w:p>
+            <w:pPr>
+              <w:spacing w:after="0" w:line="252"/>
+            </w:pPr>
+            <w:r>
+              <w:rPr>
+                <w:rFonts w:ascii="Calibri" w:cs="Calibri" w:eastAsia="Calibri" w:hAnsi="Calibri"/>
+                <w:sz w:val="19"/>
+                <w:szCs w:val="19"/>
+              </w:rPr>
+              <w:t xml:space="preserve">Under 1 day</w:t>
+            </w:r>
+          </w:p>
+        </w:tc>
+      </w:tr>
+      <w:tr>
+        <w:tc>
+          <w:tcPr>
+            <w:tcW w:type="dxa" w:w="500"/>
+            <w:shd w:fill="F2F5FB" w:color="auto" w:val="clear"/>
+            <w:tcMar>
+              <w:top w:type="dxa" w:w="60"/>
+              <w:left w:type="dxa" w:w="110"/>
+              <w:bottom w:type="dxa" w:w="60"/>
+              <w:right w:type="dxa" w:w="110"/>
+            </w:tcMar>
+          </w:tcPr>
+          <w:p>
+            <w:pPr>
+              <w:spacing w:after="0" w:line="252"/>
+            </w:pPr>
+            <w:r>
+              <w:rPr>
+                <w:rFonts w:ascii="Calibri" w:cs="Calibri" w:eastAsia="Calibri" w:hAnsi="Calibri"/>
+                <w:sz w:val="19"/>
+                <w:szCs w:val="19"/>
+              </w:rPr>
+              <w:t xml:space="preserve">14</w:t>
+            </w:r>
+          </w:p>
+        </w:tc>
+        <w:tc>
+          <w:tcPr>
+            <w:tcW w:type="dxa" w:w="4900"/>
+            <w:shd w:fill="F2F5FB" w:color="auto" w:val="clear"/>
+            <w:tcMar>
+              <w:top w:type="dxa" w:w="60"/>
+              <w:left w:type="dxa" w:w="110"/>
+              <w:bottom w:type="dxa" w:w="60"/>
+              <w:right w:type="dxa" w:w="110"/>
+            </w:tcMar>
+          </w:tcPr>
+          <w:p>
+            <w:pPr>
+              <w:spacing w:after="0" w:line="252"/>
+            </w:pPr>
+            <w:r>
+              <w:rPr>
+                <w:rFonts w:ascii="Calibri" w:cs="Calibri" w:eastAsia="Calibri" w:hAnsi="Calibri"/>
+                <w:sz w:val="19"/>
+                <w:szCs w:val="19"/>
+              </w:rPr>
+              <w:t xml:space="preserve">Publish measured results and formally retire the previous estimates</w:t>
+            </w:r>
+          </w:p>
+        </w:tc>
+        <w:tc>
+          <w:tcPr>
+            <w:tcW w:type="dxa" w:w="2360"/>
+            <w:shd w:fill="F2F5FB" w:color="auto" w:val="clear"/>
+            <w:tcMar>
+              <w:top w:type="dxa" w:w="60"/>
+              <w:left w:type="dxa" w:w="110"/>
+              <w:bottom w:type="dxa" w:w="60"/>
+              <w:right w:type="dxa" w:w="110"/>
+            </w:tcMar>
+          </w:tcPr>
+          <w:p>
+            <w:pPr>
+              <w:spacing w:after="0" w:line="252"/>
+            </w:pPr>
+            <w:r>
+              <w:rPr>
+                <w:rFonts w:ascii="Calibri" w:cs="Calibri" w:eastAsia="Calibri" w:hAnsi="Calibri"/>
+                <w:sz w:val="19"/>
+                <w:szCs w:val="19"/>
+              </w:rPr>
+              <w:t xml:space="preserve">Platform architecture</w:t>
+            </w:r>
+          </w:p>
+        </w:tc>
+        <w:tc>
+          <w:tcPr>
+            <w:tcW w:type="dxa" w:w="1600"/>
+            <w:shd w:fill="F2F5FB" w:color="auto" w:val="clear"/>
+            <w:tcMar>
+              <w:top w:type="dxa" w:w="60"/>
+              <w:left w:type="dxa" w:w="110"/>
+              <w:bottom w:type="dxa" w:w="60"/>
+              <w:right w:type="dxa" w:w="110"/>
+            </w:tcMar>
+          </w:tcPr>
+          <w:p>
+            <w:pPr>
+              <w:spacing w:after="0" w:line="252"/>
+            </w:pPr>
+            <w:r>
+              <w:rPr>
+                <w:rFonts w:ascii="Calibri" w:cs="Calibri" w:eastAsia="Calibri" w:hAnsi="Calibri"/>
+                <w:sz w:val="19"/>
+                <w:szCs w:val="19"/>
+              </w:rPr>
+              <w:t xml:space="preserve">1 to 2 days</w:t>
+            </w:r>
+          </w:p>
+        </w:tc>
+      </w:tr>
+      <w:tr>
+        <w:tc>
+          <w:tcPr>
+            <w:tcW w:type="dxa" w:w="500"/>
+            <w:tcMar>
+              <w:top w:type="dxa" w:w="60"/>
+              <w:left w:type="dxa" w:w="110"/>
+              <w:bottom w:type="dxa" w:w="60"/>
+              <w:right w:type="dxa" w:w="110"/>
+            </w:tcMar>
+          </w:tcPr>
+          <w:p>
+            <w:pPr>
+              <w:spacing w:after="0" w:line="252"/>
+            </w:pPr>
+            <w:r>
+              <w:rPr>
+                <w:rFonts w:ascii="Calibri" w:cs="Calibri" w:eastAsia="Calibri" w:hAnsi="Calibri"/>
+                <w:sz w:val="19"/>
+                <w:szCs w:val="19"/>
+              </w:rPr>
+              <w:t xml:space="preserve">15</w:t>
+            </w:r>
+          </w:p>
+        </w:tc>
+        <w:tc>
+          <w:tcPr>
+            <w:tcW w:type="dxa" w:w="4900"/>
+            <w:tcMar>
+              <w:top w:type="dxa" w:w="60"/>
+              <w:left w:type="dxa" w:w="110"/>
+              <w:bottom w:type="dxa" w:w="60"/>
+              <w:right w:type="dxa" w:w="110"/>
+            </w:tcMar>
+          </w:tcPr>
+          <w:p>
+            <w:pPr>
+              <w:spacing w:after="0" w:line="252"/>
+            </w:pPr>
+            <w:r>
+              <w:rPr>
+                <w:rFonts w:ascii="Calibri" w:cs="Calibri" w:eastAsia="Calibri" w:hAnsi="Calibri"/>
+                <w:sz w:val="19"/>
+                <w:szCs w:val="19"/>
+              </w:rPr>
+              <w:t xml:space="preserve">Seek approval to proceed to the first wave</w:t>
+            </w:r>
+          </w:p>
+        </w:tc>
+        <w:tc>
+          <w:tcPr>
+            <w:tcW w:type="dxa" w:w="2360"/>
+            <w:tcMar>
+              <w:top w:type="dxa" w:w="60"/>
+              <w:left w:type="dxa" w:w="110"/>
+              <w:bottom w:type="dxa" w:w="60"/>
+              <w:right w:type="dxa" w:w="110"/>
+            </w:tcMar>
+          </w:tcPr>
+          <w:p>
+            <w:pPr>
+              <w:spacing w:after="0" w:line="252"/>
+            </w:pPr>
+            <w:r>
+              <w:rPr>
+                <w:rFonts w:ascii="Calibri" w:cs="Calibri" w:eastAsia="Calibri" w:hAnsi="Calibri"/>
+                <w:sz w:val="19"/>
+                <w:szCs w:val="19"/>
+              </w:rPr>
+              <w:t xml:space="preserve">Engineering leadership</w:t>
+            </w:r>
+          </w:p>
+        </w:tc>
+        <w:tc>
+          <w:tcPr>
+            <w:tcW w:type="dxa" w:w="1600"/>
+            <w:tcMar>
+              <w:top w:type="dxa" w:w="60"/>
+              <w:left w:type="dxa" w:w="110"/>
+              <w:bottom w:type="dxa" w:w="60"/>
+              <w:right w:type="dxa" w:w="110"/>
+            </w:tcMar>
+          </w:tcPr>
+          <w:p>
+            <w:pPr>
+              <w:spacing w:after="0" w:line="252"/>
+            </w:pPr>
+            <w:r>
+              <w:rPr>
+                <w:rFonts w:ascii="Calibri" w:cs="Calibri" w:eastAsia="Calibri" w:hAnsi="Calibri"/>
+                <w:sz w:val="19"/>
+                <w:szCs w:val="19"/>
+              </w:rPr>
+              <w:t xml:space="preserve">Per governance cycle</w:t>
+            </w:r>
+          </w:p>
+        </w:tc>
+      </w:tr>
+    </w:tbl>
+    <w:p>
+      <w:pPr>
+        <w:spacing w:after="160"/>
+      </w:pPr>
+    </w:p>
+    <w:p>
+      <w:pPr>
+        <w:spacing w:after="120" w:line="276"/>
+      </w:pPr>
+      <w:r>
+        <w:rPr>
+          <w:rFonts w:ascii="Calibri" w:cs="Calibri" w:eastAsia="Calibri" w:hAnsi="Calibri"/>
+          <w:sz w:val="21"/>
+          <w:szCs w:val="21"/>
+        </w:rPr>
+        <w:t xml:space="preserve">Elapsed time from approval to the end of the shadow period is approximately seven weeks, of which four weeks is passive observation requiring no active effort.</w:t>
+      </w:r>
+    </w:p>
+    <w:p>
+      <w:pPr>
+        <w:pStyle w:val="Heading2"/>
+        <w:spacing w:after="140" w:before="280"/>
+      </w:pPr>
+      <w:r>
+        <w:rPr>
+          <w:rFonts w:ascii="Calibri" w:cs="Calibri" w:eastAsia="Calibri" w:hAnsi="Calibri"/>
+          <w:b/>
+          <w:bCs/>
+          <w:color w:val="1F3864"/>
+        </w:rPr>
+        <w:t xml:space="preserve">9.2 Wave rollout</w:t>
+      </w:r>
+    </w:p>
+    <w:p>
+      <w:pPr>
+        <w:spacing w:after="120" w:line="276"/>
+      </w:pPr>
+      <w:r>
+        <w:rPr>
+          <w:rFonts w:ascii="Calibri" w:cs="Calibri" w:eastAsia="Calibri" w:hAnsi="Calibri"/>
+          <w:sz w:val="21"/>
+          <w:szCs w:val="21"/>
+        </w:rPr>
+        <w:t xml:space="preserve">Each wave repeats steps 4 to 10 above for a larger set of repositories. Policy rules carry forward in whatever state the pilot established.</w:t>
+      </w:r>
+    </w:p>
+    <w:p>
+      <w:pPr>
+        <w:spacing w:after="80"/>
+      </w:pPr>
     </w:p>
     <w:tbl>
       <w:tblPr>
@@ -6533,24 +10648,6 @@
     </w:tbl>
     <w:p>
       <w:pPr>
-        <w:spacing w:after="160"/>
-      </w:pPr>
-    </w:p>
-    <w:p>
-      <w:pPr>
-        <w:spacing w:after="120" w:line="276"/>
-      </w:pPr>
-      <w:r>
-        <w:rPr>
-          <w:rFonts w:ascii="Calibri" w:cs="Calibri" w:eastAsia="Calibri" w:hAnsi="Calibri"/>
-          <w:sz w:val="21"/>
-          <w:szCs w:val="21"/>
-        </w:rPr>
-        <w:t xml:space="preserve">Distribution to each repository is by pull request and is therefore reversible at any stage. No additional infrastructure, licensing or vendor expenditure is required; the capability operates on automation already in production.</w:t>
-      </w:r>
-    </w:p>
-    <w:p>
-      <w:pPr>
         <w:pStyle w:val="Heading1"/>
         <w:spacing w:after="140" w:before="280"/>
       </w:pPr>
@@ -6561,7 +10658,1300 @@
           <w:bCs/>
           <w:color w:val="1F3864"/>
         </w:rPr>
-        <w:t xml:space="preserve">9. Defects Identified and Remediated</w:t>
+        <w:t xml:space="preserve">10. Resources Required</w:t>
+      </w:r>
+    </w:p>
+    <w:p>
+      <w:pPr>
+        <w:spacing w:after="120" w:line="276"/>
+      </w:pPr>
+      <w:r>
+        <w:rPr>
+          <w:rFonts w:ascii="Calibri" w:cs="Calibri" w:eastAsia="Calibri" w:hAnsi="Calibri"/>
+          <w:sz w:val="21"/>
+          <w:szCs w:val="21"/>
+        </w:rPr>
+        <w:t xml:space="preserve">Effort figures are planning estimates covering the pilot only, and exclude the four-week passive observation period.</w:t>
+      </w:r>
+    </w:p>
+    <w:p>
+      <w:pPr>
+        <w:spacing w:after="80"/>
+      </w:pPr>
+    </w:p>
+    <w:tbl>
+      <w:tblPr>
+        <w:tblW w:type="dxa" w:w="9360"/>
+        <w:tblBorders>
+          <w:top w:val="single" w:color="B4C6E7" w:sz="4"/>
+          <w:left w:val="single" w:color="B4C6E7" w:sz="4"/>
+          <w:bottom w:val="single" w:color="B4C6E7" w:sz="4"/>
+          <w:right w:val="single" w:color="B4C6E7" w:sz="4"/>
+          <w:insideH w:val="single" w:color="D0D7E5" w:sz="2"/>
+          <w:insideV w:val="single" w:color="D0D7E5" w:sz="2"/>
+        </w:tblBorders>
+      </w:tblPr>
+      <w:tblGrid>
+        <w:gridCol w:w="2400"/>
+        <w:gridCol w:w="4900"/>
+        <w:gridCol w:w="2060"/>
+      </w:tblGrid>
+      <w:tr>
+        <w:trPr>
+          <w:tblHeader/>
+        </w:trPr>
+        <w:tc>
+          <w:tcPr>
+            <w:tcW w:type="dxa" w:w="2400"/>
+            <w:shd w:fill="D9E2F3" w:color="auto" w:val="clear"/>
+            <w:tcMar>
+              <w:top w:type="dxa" w:w="60"/>
+              <w:left w:type="dxa" w:w="110"/>
+              <w:bottom w:type="dxa" w:w="60"/>
+              <w:right w:type="dxa" w:w="110"/>
+            </w:tcMar>
+          </w:tcPr>
+          <w:p>
+            <w:pPr>
+              <w:spacing w:after="0" w:line="252"/>
+            </w:pPr>
+            <w:r>
+              <w:rPr>
+                <w:rFonts w:ascii="Calibri" w:cs="Calibri" w:eastAsia="Calibri" w:hAnsi="Calibri"/>
+                <w:b/>
+                <w:bCs/>
+                <w:color w:val="1F3864"/>
+                <w:sz w:val="19"/>
+                <w:szCs w:val="19"/>
+              </w:rPr>
+              <w:t xml:space="preserve">Role</w:t>
+            </w:r>
+          </w:p>
+        </w:tc>
+        <w:tc>
+          <w:tcPr>
+            <w:tcW w:type="dxa" w:w="4900"/>
+            <w:shd w:fill="D9E2F3" w:color="auto" w:val="clear"/>
+            <w:tcMar>
+              <w:top w:type="dxa" w:w="60"/>
+              <w:left w:type="dxa" w:w="110"/>
+              <w:bottom w:type="dxa" w:w="60"/>
+              <w:right w:type="dxa" w:w="110"/>
+            </w:tcMar>
+          </w:tcPr>
+          <w:p>
+            <w:pPr>
+              <w:spacing w:after="0" w:line="252"/>
+            </w:pPr>
+            <w:r>
+              <w:rPr>
+                <w:rFonts w:ascii="Calibri" w:cs="Calibri" w:eastAsia="Calibri" w:hAnsi="Calibri"/>
+                <w:b/>
+                <w:bCs/>
+                <w:color w:val="1F3864"/>
+                <w:sz w:val="19"/>
+                <w:szCs w:val="19"/>
+              </w:rPr>
+              <w:t xml:space="preserve">Involvement</w:t>
+            </w:r>
+          </w:p>
+        </w:tc>
+        <w:tc>
+          <w:tcPr>
+            <w:tcW w:type="dxa" w:w="2060"/>
+            <w:shd w:fill="D9E2F3" w:color="auto" w:val="clear"/>
+            <w:tcMar>
+              <w:top w:type="dxa" w:w="60"/>
+              <w:left w:type="dxa" w:w="110"/>
+              <w:bottom w:type="dxa" w:w="60"/>
+              <w:right w:type="dxa" w:w="110"/>
+            </w:tcMar>
+          </w:tcPr>
+          <w:p>
+            <w:pPr>
+              <w:spacing w:after="0" w:line="252"/>
+            </w:pPr>
+            <w:r>
+              <w:rPr>
+                <w:rFonts w:ascii="Calibri" w:cs="Calibri" w:eastAsia="Calibri" w:hAnsi="Calibri"/>
+                <w:b/>
+                <w:bCs/>
+                <w:color w:val="1F3864"/>
+                <w:sz w:val="19"/>
+                <w:szCs w:val="19"/>
+              </w:rPr>
+              <w:t xml:space="preserve">Estimated effort</w:t>
+            </w:r>
+          </w:p>
+        </w:tc>
+      </w:tr>
+      <w:tr>
+        <w:tc>
+          <w:tcPr>
+            <w:tcW w:type="dxa" w:w="2400"/>
+            <w:tcMar>
+              <w:top w:type="dxa" w:w="60"/>
+              <w:left w:type="dxa" w:w="110"/>
+              <w:bottom w:type="dxa" w:w="60"/>
+              <w:right w:type="dxa" w:w="110"/>
+            </w:tcMar>
+          </w:tcPr>
+          <w:p>
+            <w:pPr>
+              <w:spacing w:after="0" w:line="252"/>
+            </w:pPr>
+            <w:r>
+              <w:rPr>
+                <w:rFonts w:ascii="Calibri" w:cs="Calibri" w:eastAsia="Calibri" w:hAnsi="Calibri"/>
+                <w:sz w:val="19"/>
+                <w:szCs w:val="19"/>
+              </w:rPr>
+              <w:t xml:space="preserve">Platform architect</w:t>
+            </w:r>
+          </w:p>
+        </w:tc>
+        <w:tc>
+          <w:tcPr>
+            <w:tcW w:type="dxa" w:w="4900"/>
+            <w:tcMar>
+              <w:top w:type="dxa" w:w="60"/>
+              <w:left w:type="dxa" w:w="110"/>
+              <w:bottom w:type="dxa" w:w="60"/>
+              <w:right w:type="dxa" w:w="110"/>
+            </w:tcMar>
+          </w:tcPr>
+          <w:p>
+            <w:pPr>
+              <w:spacing w:after="0" w:line="252"/>
+            </w:pPr>
+            <w:r>
+              <w:rPr>
+                <w:rFonts w:ascii="Calibri" w:cs="Calibri" w:eastAsia="Calibri" w:hAnsi="Calibri"/>
+                <w:sz w:val="19"/>
+                <w:szCs w:val="19"/>
+              </w:rPr>
+              <w:t xml:space="preserve">Leads implementation, operates distribution, analyses measurement, tunes classification</w:t>
+            </w:r>
+          </w:p>
+        </w:tc>
+        <w:tc>
+          <w:tcPr>
+            <w:tcW w:type="dxa" w:w="2060"/>
+            <w:tcMar>
+              <w:top w:type="dxa" w:w="60"/>
+              <w:left w:type="dxa" w:w="110"/>
+              <w:bottom w:type="dxa" w:w="60"/>
+              <w:right w:type="dxa" w:w="110"/>
+            </w:tcMar>
+          </w:tcPr>
+          <w:p>
+            <w:pPr>
+              <w:spacing w:after="0" w:line="252"/>
+            </w:pPr>
+            <w:r>
+              <w:rPr>
+                <w:rFonts w:ascii="Calibri" w:cs="Calibri" w:eastAsia="Calibri" w:hAnsi="Calibri"/>
+                <w:sz w:val="19"/>
+                <w:szCs w:val="19"/>
+              </w:rPr>
+              <w:t xml:space="preserve">5 to 8 days across seven weeks</w:t>
+            </w:r>
+          </w:p>
+        </w:tc>
+      </w:tr>
+      <w:tr>
+        <w:tc>
+          <w:tcPr>
+            <w:tcW w:type="dxa" w:w="2400"/>
+            <w:shd w:fill="F2F5FB" w:color="auto" w:val="clear"/>
+            <w:tcMar>
+              <w:top w:type="dxa" w:w="60"/>
+              <w:left w:type="dxa" w:w="110"/>
+              <w:bottom w:type="dxa" w:w="60"/>
+              <w:right w:type="dxa" w:w="110"/>
+            </w:tcMar>
+          </w:tcPr>
+          <w:p>
+            <w:pPr>
+              <w:spacing w:after="0" w:line="252"/>
+            </w:pPr>
+            <w:r>
+              <w:rPr>
+                <w:rFonts w:ascii="Calibri" w:cs="Calibri" w:eastAsia="Calibri" w:hAnsi="Calibri"/>
+                <w:sz w:val="19"/>
+                <w:szCs w:val="19"/>
+              </w:rPr>
+              <w:t xml:space="preserve">Security engineering</w:t>
+            </w:r>
+          </w:p>
+        </w:tc>
+        <w:tc>
+          <w:tcPr>
+            <w:tcW w:type="dxa" w:w="4900"/>
+            <w:shd w:fill="F2F5FB" w:color="auto" w:val="clear"/>
+            <w:tcMar>
+              <w:top w:type="dxa" w:w="60"/>
+              <w:left w:type="dxa" w:w="110"/>
+              <w:bottom w:type="dxa" w:w="60"/>
+              <w:right w:type="dxa" w:w="110"/>
+            </w:tcMar>
+          </w:tcPr>
+          <w:p>
+            <w:pPr>
+              <w:spacing w:after="0" w:line="252"/>
+            </w:pPr>
+            <w:r>
+              <w:rPr>
+                <w:rFonts w:ascii="Calibri" w:cs="Calibri" w:eastAsia="Calibri" w:hAnsi="Calibri"/>
+                <w:sz w:val="19"/>
+                <w:szCs w:val="19"/>
+              </w:rPr>
+              <w:t xml:space="preserve">Reviews policy rules, supplies the vulnerability ruleset export format, joins the activation decision</w:t>
+            </w:r>
+          </w:p>
+        </w:tc>
+        <w:tc>
+          <w:tcPr>
+            <w:tcW w:type="dxa" w:w="2060"/>
+            <w:shd w:fill="F2F5FB" w:color="auto" w:val="clear"/>
+            <w:tcMar>
+              <w:top w:type="dxa" w:w="60"/>
+              <w:left w:type="dxa" w:w="110"/>
+              <w:bottom w:type="dxa" w:w="60"/>
+              <w:right w:type="dxa" w:w="110"/>
+            </w:tcMar>
+          </w:tcPr>
+          <w:p>
+            <w:pPr>
+              <w:spacing w:after="0" w:line="252"/>
+            </w:pPr>
+            <w:r>
+              <w:rPr>
+                <w:rFonts w:ascii="Calibri" w:cs="Calibri" w:eastAsia="Calibri" w:hAnsi="Calibri"/>
+                <w:sz w:val="19"/>
+                <w:szCs w:val="19"/>
+              </w:rPr>
+              <w:t xml:space="preserve">2 to 3 days</w:t>
+            </w:r>
+          </w:p>
+        </w:tc>
+      </w:tr>
+      <w:tr>
+        <w:tc>
+          <w:tcPr>
+            <w:tcW w:type="dxa" w:w="2400"/>
+            <w:tcMar>
+              <w:top w:type="dxa" w:w="60"/>
+              <w:left w:type="dxa" w:w="110"/>
+              <w:bottom w:type="dxa" w:w="60"/>
+              <w:right w:type="dxa" w:w="110"/>
+            </w:tcMar>
+          </w:tcPr>
+          <w:p>
+            <w:pPr>
+              <w:spacing w:after="0" w:line="252"/>
+            </w:pPr>
+            <w:r>
+              <w:rPr>
+                <w:rFonts w:ascii="Calibri" w:cs="Calibri" w:eastAsia="Calibri" w:hAnsi="Calibri"/>
+                <w:sz w:val="19"/>
+                <w:szCs w:val="19"/>
+              </w:rPr>
+              <w:t xml:space="preserve">Repository owners (four)</w:t>
+            </w:r>
+          </w:p>
+        </w:tc>
+        <w:tc>
+          <w:tcPr>
+            <w:tcW w:type="dxa" w:w="4900"/>
+            <w:tcMar>
+              <w:top w:type="dxa" w:w="60"/>
+              <w:left w:type="dxa" w:w="110"/>
+              <w:bottom w:type="dxa" w:w="60"/>
+              <w:right w:type="dxa" w:w="110"/>
+            </w:tcMar>
+          </w:tcPr>
+          <w:p>
+            <w:pPr>
+              <w:spacing w:after="0" w:line="252"/>
+            </w:pPr>
+            <w:r>
+              <w:rPr>
+                <w:rFonts w:ascii="Calibri" w:cs="Calibri" w:eastAsia="Calibri" w:hAnsi="Calibri"/>
+                <w:sz w:val="19"/>
+                <w:szCs w:val="19"/>
+              </w:rPr>
+              <w:t xml:space="preserve">Review and merge one pull request; confirm workstation readiness</w:t>
+            </w:r>
+          </w:p>
+        </w:tc>
+        <w:tc>
+          <w:tcPr>
+            <w:tcW w:type="dxa" w:w="2060"/>
+            <w:tcMar>
+              <w:top w:type="dxa" w:w="60"/>
+              <w:left w:type="dxa" w:w="110"/>
+              <w:bottom w:type="dxa" w:w="60"/>
+              <w:right w:type="dxa" w:w="110"/>
+            </w:tcMar>
+          </w:tcPr>
+          <w:p>
+            <w:pPr>
+              <w:spacing w:after="0" w:line="252"/>
+            </w:pPr>
+            <w:r>
+              <w:rPr>
+                <w:rFonts w:ascii="Calibri" w:cs="Calibri" w:eastAsia="Calibri" w:hAnsi="Calibri"/>
+                <w:sz w:val="19"/>
+                <w:szCs w:val="19"/>
+              </w:rPr>
+              <w:t xml:space="preserve">Under half a day each</w:t>
+            </w:r>
+          </w:p>
+        </w:tc>
+      </w:tr>
+      <w:tr>
+        <w:tc>
+          <w:tcPr>
+            <w:tcW w:type="dxa" w:w="2400"/>
+            <w:shd w:fill="F2F5FB" w:color="auto" w:val="clear"/>
+            <w:tcMar>
+              <w:top w:type="dxa" w:w="60"/>
+              <w:left w:type="dxa" w:w="110"/>
+              <w:bottom w:type="dxa" w:w="60"/>
+              <w:right w:type="dxa" w:w="110"/>
+            </w:tcMar>
+          </w:tcPr>
+          <w:p>
+            <w:pPr>
+              <w:spacing w:after="0" w:line="252"/>
+            </w:pPr>
+            <w:r>
+              <w:rPr>
+                <w:rFonts w:ascii="Calibri" w:cs="Calibri" w:eastAsia="Calibri" w:hAnsi="Calibri"/>
+                <w:sz w:val="19"/>
+                <w:szCs w:val="19"/>
+              </w:rPr>
+              <w:t xml:space="preserve">GitHub administration</w:t>
+            </w:r>
+          </w:p>
+        </w:tc>
+        <w:tc>
+          <w:tcPr>
+            <w:tcW w:type="dxa" w:w="4900"/>
+            <w:shd w:fill="F2F5FB" w:color="auto" w:val="clear"/>
+            <w:tcMar>
+              <w:top w:type="dxa" w:w="60"/>
+              <w:left w:type="dxa" w:w="110"/>
+              <w:bottom w:type="dxa" w:w="60"/>
+              <w:right w:type="dxa" w:w="110"/>
+            </w:tcMar>
+          </w:tcPr>
+          <w:p>
+            <w:pPr>
+              <w:spacing w:after="0" w:line="252"/>
+            </w:pPr>
+            <w:r>
+              <w:rPr>
+                <w:rFonts w:ascii="Calibri" w:cs="Calibri" w:eastAsia="Calibri" w:hAnsi="Calibri"/>
+                <w:sz w:val="19"/>
+                <w:szCs w:val="19"/>
+              </w:rPr>
+              <w:t xml:space="preserve">Provisions and scopes the distribution credential</w:t>
+            </w:r>
+          </w:p>
+        </w:tc>
+        <w:tc>
+          <w:tcPr>
+            <w:tcW w:type="dxa" w:w="2060"/>
+            <w:shd w:fill="F2F5FB" w:color="auto" w:val="clear"/>
+            <w:tcMar>
+              <w:top w:type="dxa" w:w="60"/>
+              <w:left w:type="dxa" w:w="110"/>
+              <w:bottom w:type="dxa" w:w="60"/>
+              <w:right w:type="dxa" w:w="110"/>
+            </w:tcMar>
+          </w:tcPr>
+          <w:p>
+            <w:pPr>
+              <w:spacing w:after="0" w:line="252"/>
+            </w:pPr>
+            <w:r>
+              <w:rPr>
+                <w:rFonts w:ascii="Calibri" w:cs="Calibri" w:eastAsia="Calibri" w:hAnsi="Calibri"/>
+                <w:sz w:val="19"/>
+                <w:szCs w:val="19"/>
+              </w:rPr>
+              <w:t xml:space="preserve">Under 1 day</w:t>
+            </w:r>
+          </w:p>
+        </w:tc>
+      </w:tr>
+      <w:tr>
+        <w:tc>
+          <w:tcPr>
+            <w:tcW w:type="dxa" w:w="2400"/>
+            <w:tcMar>
+              <w:top w:type="dxa" w:w="60"/>
+              <w:left w:type="dxa" w:w="110"/>
+              <w:bottom w:type="dxa" w:w="60"/>
+              <w:right w:type="dxa" w:w="110"/>
+            </w:tcMar>
+          </w:tcPr>
+          <w:p>
+            <w:pPr>
+              <w:spacing w:after="0" w:line="252"/>
+            </w:pPr>
+            <w:r>
+              <w:rPr>
+                <w:rFonts w:ascii="Calibri" w:cs="Calibri" w:eastAsia="Calibri" w:hAnsi="Calibri"/>
+                <w:sz w:val="19"/>
+                <w:szCs w:val="19"/>
+              </w:rPr>
+              <w:t xml:space="preserve">Workstation engineering</w:t>
+            </w:r>
+          </w:p>
+        </w:tc>
+        <w:tc>
+          <w:tcPr>
+            <w:tcW w:type="dxa" w:w="4900"/>
+            <w:tcMar>
+              <w:top w:type="dxa" w:w="60"/>
+              <w:left w:type="dxa" w:w="110"/>
+              <w:bottom w:type="dxa" w:w="60"/>
+              <w:right w:type="dxa" w:w="110"/>
+            </w:tcMar>
+          </w:tcPr>
+          <w:p>
+            <w:pPr>
+              <w:spacing w:after="0" w:line="252"/>
+            </w:pPr>
+            <w:r>
+              <w:rPr>
+                <w:rFonts w:ascii="Calibri" w:cs="Calibri" w:eastAsia="Calibri" w:hAnsi="Calibri"/>
+                <w:sz w:val="19"/>
+                <w:szCs w:val="19"/>
+              </w:rPr>
+              <w:t xml:space="preserve">Assesses the device-management policy; may run in parallel and does not block pilot</w:t>
+            </w:r>
+          </w:p>
+        </w:tc>
+        <w:tc>
+          <w:tcPr>
+            <w:tcW w:type="dxa" w:w="2060"/>
+            <w:tcMar>
+              <w:top w:type="dxa" w:w="60"/>
+              <w:left w:type="dxa" w:w="110"/>
+              <w:bottom w:type="dxa" w:w="60"/>
+              <w:right w:type="dxa" w:w="110"/>
+            </w:tcMar>
+          </w:tcPr>
+          <w:p>
+            <w:pPr>
+              <w:spacing w:after="0" w:line="252"/>
+            </w:pPr>
+            <w:r>
+              <w:rPr>
+                <w:rFonts w:ascii="Calibri" w:cs="Calibri" w:eastAsia="Calibri" w:hAnsi="Calibri"/>
+                <w:sz w:val="19"/>
+                <w:szCs w:val="19"/>
+              </w:rPr>
+              <w:t xml:space="preserve">1 to 2 days</w:t>
+            </w:r>
+          </w:p>
+        </w:tc>
+      </w:tr>
+      <w:tr>
+        <w:tc>
+          <w:tcPr>
+            <w:tcW w:type="dxa" w:w="2400"/>
+            <w:shd w:fill="F2F5FB" w:color="auto" w:val="clear"/>
+            <w:tcMar>
+              <w:top w:type="dxa" w:w="60"/>
+              <w:left w:type="dxa" w:w="110"/>
+              <w:bottom w:type="dxa" w:w="60"/>
+              <w:right w:type="dxa" w:w="110"/>
+            </w:tcMar>
+          </w:tcPr>
+          <w:p>
+            <w:pPr>
+              <w:spacing w:after="0" w:line="252"/>
+            </w:pPr>
+            <w:r>
+              <w:rPr>
+                <w:rFonts w:ascii="Calibri" w:cs="Calibri" w:eastAsia="Calibri" w:hAnsi="Calibri"/>
+                <w:sz w:val="19"/>
+                <w:szCs w:val="19"/>
+              </w:rPr>
+              <w:t xml:space="preserve">Developers</w:t>
+            </w:r>
+          </w:p>
+        </w:tc>
+        <w:tc>
+          <w:tcPr>
+            <w:tcW w:type="dxa" w:w="4900"/>
+            <w:shd w:fill="F2F5FB" w:color="auto" w:val="clear"/>
+            <w:tcMar>
+              <w:top w:type="dxa" w:w="60"/>
+              <w:left w:type="dxa" w:w="110"/>
+              <w:bottom w:type="dxa" w:w="60"/>
+              <w:right w:type="dxa" w:w="110"/>
+            </w:tcMar>
+          </w:tcPr>
+          <w:p>
+            <w:pPr>
+              <w:spacing w:after="0" w:line="252"/>
+            </w:pPr>
+            <w:r>
+              <w:rPr>
+                <w:rFonts w:ascii="Calibri" w:cs="Calibri" w:eastAsia="Calibri" w:hAnsi="Calibri"/>
+                <w:sz w:val="19"/>
+                <w:szCs w:val="19"/>
+              </w:rPr>
+              <w:t xml:space="preserve">No additional effort; the change is transparent to normal work</w:t>
+            </w:r>
+          </w:p>
+        </w:tc>
+        <w:tc>
+          <w:tcPr>
+            <w:tcW w:type="dxa" w:w="2060"/>
+            <w:shd w:fill="F2F5FB" w:color="auto" w:val="clear"/>
+            <w:tcMar>
+              <w:top w:type="dxa" w:w="60"/>
+              <w:left w:type="dxa" w:w="110"/>
+              <w:bottom w:type="dxa" w:w="60"/>
+              <w:right w:type="dxa" w:w="110"/>
+            </w:tcMar>
+          </w:tcPr>
+          <w:p>
+            <w:pPr>
+              <w:spacing w:after="0" w:line="252"/>
+            </w:pPr>
+            <w:r>
+              <w:rPr>
+                <w:rFonts w:ascii="Calibri" w:cs="Calibri" w:eastAsia="Calibri" w:hAnsi="Calibri"/>
+                <w:sz w:val="19"/>
+                <w:szCs w:val="19"/>
+              </w:rPr>
+              <w:t xml:space="preserve">None</w:t>
+            </w:r>
+          </w:p>
+        </w:tc>
+      </w:tr>
+    </w:tbl>
+    <w:p>
+      <w:pPr>
+        <w:spacing w:after="160"/>
+      </w:pPr>
+    </w:p>
+    <w:p>
+      <w:pPr>
+        <w:spacing w:after="120" w:line="276"/>
+      </w:pPr>
+      <w:r>
+        <w:rPr>
+          <w:rFonts w:ascii="Calibri" w:cs="Calibri" w:eastAsia="Calibri" w:hAnsi="Calibri"/>
+          <w:b/>
+          <w:bCs/>
+          <w:sz w:val="21"/>
+          <w:szCs w:val="21"/>
+        </w:rPr>
+        <w:t xml:space="preserve">Financial cost is nil. </w:t>
+      </w:r>
+      <w:r>
+        <w:rPr>
+          <w:rFonts w:ascii="Calibri" w:cs="Calibri" w:eastAsia="Calibri" w:hAnsi="Calibri"/>
+          <w:sz w:val="21"/>
+          <w:szCs w:val="21"/>
+        </w:rPr>
+        <w:t xml:space="preserve">No new infrastructure, licences, subscriptions, vendors or data processing arrangements are introduced. The capability operates on the Copilot licences and the automation platform already in production. The only cost is the internal effort above.</w:t>
+      </w:r>
+    </w:p>
+    <w:p>
+      <w:pPr>
+        <w:pStyle w:val="Heading1"/>
+        <w:spacing w:after="140" w:before="280"/>
+      </w:pPr>
+      <w:r>
+        <w:rPr>
+          <w:rFonts w:ascii="Calibri" w:cs="Calibri" w:eastAsia="Calibri" w:hAnsi="Calibri"/>
+          <w:b/>
+          <w:bCs/>
+          <w:color w:val="1F3864"/>
+        </w:rPr>
+        <w:t xml:space="preserve">11. Backout and Ongoing Support</w:t>
+      </w:r>
+    </w:p>
+    <w:p>
+      <w:pPr>
+        <w:pStyle w:val="Heading2"/>
+        <w:spacing w:after="140" w:before="280"/>
+      </w:pPr>
+      <w:r>
+        <w:rPr>
+          <w:rFonts w:ascii="Calibri" w:cs="Calibri" w:eastAsia="Calibri" w:hAnsi="Calibri"/>
+          <w:b/>
+          <w:bCs/>
+          <w:color w:val="1F3864"/>
+        </w:rPr>
+        <w:t xml:space="preserve">11.1 Backout</w:t>
+      </w:r>
+    </w:p>
+    <w:p>
+      <w:pPr>
+        <w:spacing w:after="120" w:line="276"/>
+      </w:pPr>
+      <w:r>
+        <w:rPr>
+          <w:rFonts w:ascii="Calibri" w:cs="Calibri" w:eastAsia="Calibri" w:hAnsi="Calibri"/>
+          <w:sz w:val="21"/>
+          <w:szCs w:val="21"/>
+        </w:rPr>
+        <w:t xml:space="preserve">Every stage is reversible, and reversal does not require this platform to be available.</w:t>
+      </w:r>
+    </w:p>
+    <w:p>
+      <w:pPr>
+        <w:spacing w:after="80"/>
+      </w:pPr>
+    </w:p>
+    <w:tbl>
+      <w:tblPr>
+        <w:tblW w:type="dxa" w:w="9360"/>
+        <w:tblBorders>
+          <w:top w:val="single" w:color="B4C6E7" w:sz="4"/>
+          <w:left w:val="single" w:color="B4C6E7" w:sz="4"/>
+          <w:bottom w:val="single" w:color="B4C6E7" w:sz="4"/>
+          <w:right w:val="single" w:color="B4C6E7" w:sz="4"/>
+          <w:insideH w:val="single" w:color="D0D7E5" w:sz="2"/>
+          <w:insideV w:val="single" w:color="D0D7E5" w:sz="2"/>
+        </w:tblBorders>
+      </w:tblPr>
+      <w:tblGrid>
+        <w:gridCol w:w="2500"/>
+        <w:gridCol w:w="3400"/>
+        <w:gridCol w:w="3460"/>
+      </w:tblGrid>
+      <w:tr>
+        <w:trPr>
+          <w:tblHeader/>
+        </w:trPr>
+        <w:tc>
+          <w:tcPr>
+            <w:tcW w:type="dxa" w:w="2500"/>
+            <w:shd w:fill="D9E2F3" w:color="auto" w:val="clear"/>
+            <w:tcMar>
+              <w:top w:type="dxa" w:w="60"/>
+              <w:left w:type="dxa" w:w="110"/>
+              <w:bottom w:type="dxa" w:w="60"/>
+              <w:right w:type="dxa" w:w="110"/>
+            </w:tcMar>
+          </w:tcPr>
+          <w:p>
+            <w:pPr>
+              <w:spacing w:after="0" w:line="252"/>
+            </w:pPr>
+            <w:r>
+              <w:rPr>
+                <w:rFonts w:ascii="Calibri" w:cs="Calibri" w:eastAsia="Calibri" w:hAnsi="Calibri"/>
+                <w:b/>
+                <w:bCs/>
+                <w:color w:val="1F3864"/>
+                <w:sz w:val="19"/>
+                <w:szCs w:val="19"/>
+              </w:rPr>
+              <w:t xml:space="preserve">Scenario</w:t>
+            </w:r>
+          </w:p>
+        </w:tc>
+        <w:tc>
+          <w:tcPr>
+            <w:tcW w:type="dxa" w:w="3400"/>
+            <w:shd w:fill="D9E2F3" w:color="auto" w:val="clear"/>
+            <w:tcMar>
+              <w:top w:type="dxa" w:w="60"/>
+              <w:left w:type="dxa" w:w="110"/>
+              <w:bottom w:type="dxa" w:w="60"/>
+              <w:right w:type="dxa" w:w="110"/>
+            </w:tcMar>
+          </w:tcPr>
+          <w:p>
+            <w:pPr>
+              <w:spacing w:after="0" w:line="252"/>
+            </w:pPr>
+            <w:r>
+              <w:rPr>
+                <w:rFonts w:ascii="Calibri" w:cs="Calibri" w:eastAsia="Calibri" w:hAnsi="Calibri"/>
+                <w:b/>
+                <w:bCs/>
+                <w:color w:val="1F3864"/>
+                <w:sz w:val="19"/>
+                <w:szCs w:val="19"/>
+              </w:rPr>
+              <w:t xml:space="preserve">Backout action</w:t>
+            </w:r>
+          </w:p>
+        </w:tc>
+        <w:tc>
+          <w:tcPr>
+            <w:tcW w:type="dxa" w:w="3460"/>
+            <w:shd w:fill="D9E2F3" w:color="auto" w:val="clear"/>
+            <w:tcMar>
+              <w:top w:type="dxa" w:w="60"/>
+              <w:left w:type="dxa" w:w="110"/>
+              <w:bottom w:type="dxa" w:w="60"/>
+              <w:right w:type="dxa" w:w="110"/>
+            </w:tcMar>
+          </w:tcPr>
+          <w:p>
+            <w:pPr>
+              <w:spacing w:after="0" w:line="252"/>
+            </w:pPr>
+            <w:r>
+              <w:rPr>
+                <w:rFonts w:ascii="Calibri" w:cs="Calibri" w:eastAsia="Calibri" w:hAnsi="Calibri"/>
+                <w:b/>
+                <w:bCs/>
+                <w:color w:val="1F3864"/>
+                <w:sz w:val="19"/>
+                <w:szCs w:val="19"/>
+              </w:rPr>
+              <w:t xml:space="preserve">Effect</w:t>
+            </w:r>
+          </w:p>
+        </w:tc>
+      </w:tr>
+      <w:tr>
+        <w:tc>
+          <w:tcPr>
+            <w:tcW w:type="dxa" w:w="2500"/>
+            <w:tcMar>
+              <w:top w:type="dxa" w:w="60"/>
+              <w:left w:type="dxa" w:w="110"/>
+              <w:bottom w:type="dxa" w:w="60"/>
+              <w:right w:type="dxa" w:w="110"/>
+            </w:tcMar>
+          </w:tcPr>
+          <w:p>
+            <w:pPr>
+              <w:spacing w:after="0" w:line="252"/>
+            </w:pPr>
+            <w:r>
+              <w:rPr>
+                <w:rFonts w:ascii="Calibri" w:cs="Calibri" w:eastAsia="Calibri" w:hAnsi="Calibri"/>
+                <w:sz w:val="19"/>
+                <w:szCs w:val="19"/>
+              </w:rPr>
+              <w:t xml:space="preserve">A single repository is adversely affected</w:t>
+            </w:r>
+          </w:p>
+        </w:tc>
+        <w:tc>
+          <w:tcPr>
+            <w:tcW w:type="dxa" w:w="3400"/>
+            <w:tcMar>
+              <w:top w:type="dxa" w:w="60"/>
+              <w:left w:type="dxa" w:w="110"/>
+              <w:bottom w:type="dxa" w:w="60"/>
+              <w:right w:type="dxa" w:w="110"/>
+            </w:tcMar>
+          </w:tcPr>
+          <w:p>
+            <w:pPr>
+              <w:spacing w:after="0" w:line="252"/>
+            </w:pPr>
+            <w:r>
+              <w:rPr>
+                <w:rFonts w:ascii="Calibri" w:cs="Calibri" w:eastAsia="Calibri" w:hAnsi="Calibri"/>
+                <w:sz w:val="19"/>
+                <w:szCs w:val="19"/>
+              </w:rPr>
+              <w:t xml:space="preserve">Revert the distribution pull request in that repository</w:t>
+            </w:r>
+          </w:p>
+        </w:tc>
+        <w:tc>
+          <w:tcPr>
+            <w:tcW w:type="dxa" w:w="3460"/>
+            <w:tcMar>
+              <w:top w:type="dxa" w:w="60"/>
+              <w:left w:type="dxa" w:w="110"/>
+              <w:bottom w:type="dxa" w:w="60"/>
+              <w:right w:type="dxa" w:w="110"/>
+            </w:tcMar>
+          </w:tcPr>
+          <w:p>
+            <w:pPr>
+              <w:spacing w:after="0" w:line="252"/>
+            </w:pPr>
+            <w:r>
+              <w:rPr>
+                <w:rFonts w:ascii="Calibri" w:cs="Calibri" w:eastAsia="Calibri" w:hAnsi="Calibri"/>
+                <w:sz w:val="19"/>
+                <w:szCs w:val="19"/>
+              </w:rPr>
+              <w:t xml:space="preserve">That repository returns to its prior state; others unaffected</w:t>
+            </w:r>
+          </w:p>
+        </w:tc>
+      </w:tr>
+      <w:tr>
+        <w:tc>
+          <w:tcPr>
+            <w:tcW w:type="dxa" w:w="2500"/>
+            <w:shd w:fill="F2F5FB" w:color="auto" w:val="clear"/>
+            <w:tcMar>
+              <w:top w:type="dxa" w:w="60"/>
+              <w:left w:type="dxa" w:w="110"/>
+              <w:bottom w:type="dxa" w:w="60"/>
+              <w:right w:type="dxa" w:w="110"/>
+            </w:tcMar>
+          </w:tcPr>
+          <w:p>
+            <w:pPr>
+              <w:spacing w:after="0" w:line="252"/>
+            </w:pPr>
+            <w:r>
+              <w:rPr>
+                <w:rFonts w:ascii="Calibri" w:cs="Calibri" w:eastAsia="Calibri" w:hAnsi="Calibri"/>
+                <w:sz w:val="19"/>
+                <w:szCs w:val="19"/>
+              </w:rPr>
+              <w:t xml:space="preserve">Interception causes difficulty estate-wide</w:t>
+            </w:r>
+          </w:p>
+        </w:tc>
+        <w:tc>
+          <w:tcPr>
+            <w:tcW w:type="dxa" w:w="3400"/>
+            <w:shd w:fill="F2F5FB" w:color="auto" w:val="clear"/>
+            <w:tcMar>
+              <w:top w:type="dxa" w:w="60"/>
+              <w:left w:type="dxa" w:w="110"/>
+              <w:bottom w:type="dxa" w:w="60"/>
+              <w:right w:type="dxa" w:w="110"/>
+            </w:tcMar>
+          </w:tcPr>
+          <w:p>
+            <w:pPr>
+              <w:spacing w:after="0" w:line="252"/>
+            </w:pPr>
+            <w:r>
+              <w:rPr>
+                <w:rFonts w:ascii="Calibri" w:cs="Calibri" w:eastAsia="Calibri" w:hAnsi="Calibri"/>
+                <w:sz w:val="19"/>
+                <w:szCs w:val="19"/>
+              </w:rPr>
+              <w:t xml:space="preserve">Remove the interception registration in the next distribution</w:t>
+            </w:r>
+          </w:p>
+        </w:tc>
+        <w:tc>
+          <w:tcPr>
+            <w:tcW w:type="dxa" w:w="3460"/>
+            <w:shd w:fill="F2F5FB" w:color="auto" w:val="clear"/>
+            <w:tcMar>
+              <w:top w:type="dxa" w:w="60"/>
+              <w:left w:type="dxa" w:w="110"/>
+              <w:bottom w:type="dxa" w:w="60"/>
+              <w:right w:type="dxa" w:w="110"/>
+            </w:tcMar>
+          </w:tcPr>
+          <w:p>
+            <w:pPr>
+              <w:spacing w:after="0" w:line="252"/>
+            </w:pPr>
+            <w:r>
+              <w:rPr>
+                <w:rFonts w:ascii="Calibri" w:cs="Calibri" w:eastAsia="Calibri" w:hAnsi="Calibri"/>
+                <w:sz w:val="19"/>
+                <w:szCs w:val="19"/>
+              </w:rPr>
+              <w:t xml:space="preserve">Prompt rewriting ceases; instruction and workflow files remain in force</w:t>
+            </w:r>
+          </w:p>
+        </w:tc>
+      </w:tr>
+      <w:tr>
+        <w:tc>
+          <w:tcPr>
+            <w:tcW w:type="dxa" w:w="2500"/>
+            <w:tcMar>
+              <w:top w:type="dxa" w:w="60"/>
+              <w:left w:type="dxa" w:w="110"/>
+              <w:bottom w:type="dxa" w:w="60"/>
+              <w:right w:type="dxa" w:w="110"/>
+            </w:tcMar>
+          </w:tcPr>
+          <w:p>
+            <w:pPr>
+              <w:spacing w:after="0" w:line="252"/>
+            </w:pPr>
+            <w:r>
+              <w:rPr>
+                <w:rFonts w:ascii="Calibri" w:cs="Calibri" w:eastAsia="Calibri" w:hAnsi="Calibri"/>
+                <w:sz w:val="19"/>
+                <w:szCs w:val="19"/>
+              </w:rPr>
+              <w:t xml:space="preserve">A newly activated policy rule proves too aggressive</w:t>
+            </w:r>
+          </w:p>
+        </w:tc>
+        <w:tc>
+          <w:tcPr>
+            <w:tcW w:type="dxa" w:w="3400"/>
+            <w:tcMar>
+              <w:top w:type="dxa" w:w="60"/>
+              <w:left w:type="dxa" w:w="110"/>
+              <w:bottom w:type="dxa" w:w="60"/>
+              <w:right w:type="dxa" w:w="110"/>
+            </w:tcMar>
+          </w:tcPr>
+          <w:p>
+            <w:pPr>
+              <w:spacing w:after="0" w:line="252"/>
+            </w:pPr>
+            <w:r>
+              <w:rPr>
+                <w:rFonts w:ascii="Calibri" w:cs="Calibri" w:eastAsia="Calibri" w:hAnsi="Calibri"/>
+                <w:sz w:val="19"/>
+                <w:szCs w:val="19"/>
+              </w:rPr>
+              <w:t xml:space="preserve">Return that rule to non-blocking and distribute</w:t>
+            </w:r>
+          </w:p>
+        </w:tc>
+        <w:tc>
+          <w:tcPr>
+            <w:tcW w:type="dxa" w:w="3460"/>
+            <w:tcMar>
+              <w:top w:type="dxa" w:w="60"/>
+              <w:left w:type="dxa" w:w="110"/>
+              <w:bottom w:type="dxa" w:w="60"/>
+              <w:right w:type="dxa" w:w="110"/>
+            </w:tcMar>
+          </w:tcPr>
+          <w:p>
+            <w:pPr>
+              <w:spacing w:after="0" w:line="252"/>
+            </w:pPr>
+            <w:r>
+              <w:rPr>
+                <w:rFonts w:ascii="Calibri" w:cs="Calibri" w:eastAsia="Calibri" w:hAnsi="Calibri"/>
+                <w:sz w:val="19"/>
+                <w:szCs w:val="19"/>
+              </w:rPr>
+              <w:t xml:space="preserve">That rule reverts to advisory; all other rules unaffected</w:t>
+            </w:r>
+          </w:p>
+        </w:tc>
+      </w:tr>
+      <w:tr>
+        <w:tc>
+          <w:tcPr>
+            <w:tcW w:type="dxa" w:w="2500"/>
+            <w:shd w:fill="F2F5FB" w:color="auto" w:val="clear"/>
+            <w:tcMar>
+              <w:top w:type="dxa" w:w="60"/>
+              <w:left w:type="dxa" w:w="110"/>
+              <w:bottom w:type="dxa" w:w="60"/>
+              <w:right w:type="dxa" w:w="110"/>
+            </w:tcMar>
+          </w:tcPr>
+          <w:p>
+            <w:pPr>
+              <w:spacing w:after="0" w:line="252"/>
+            </w:pPr>
+            <w:r>
+              <w:rPr>
+                <w:rFonts w:ascii="Calibri" w:cs="Calibri" w:eastAsia="Calibri" w:hAnsi="Calibri"/>
+                <w:sz w:val="19"/>
+                <w:szCs w:val="19"/>
+              </w:rPr>
+              <w:t xml:space="preserve">The interception component fails or is unavailable</w:t>
+            </w:r>
+          </w:p>
+        </w:tc>
+        <w:tc>
+          <w:tcPr>
+            <w:tcW w:type="dxa" w:w="3400"/>
+            <w:shd w:fill="F2F5FB" w:color="auto" w:val="clear"/>
+            <w:tcMar>
+              <w:top w:type="dxa" w:w="60"/>
+              <w:left w:type="dxa" w:w="110"/>
+              <w:bottom w:type="dxa" w:w="60"/>
+              <w:right w:type="dxa" w:w="110"/>
+            </w:tcMar>
+          </w:tcPr>
+          <w:p>
+            <w:pPr>
+              <w:spacing w:after="0" w:line="252"/>
+            </w:pPr>
+            <w:r>
+              <w:rPr>
+                <w:rFonts w:ascii="Calibri" w:cs="Calibri" w:eastAsia="Calibri" w:hAnsi="Calibri"/>
+                <w:sz w:val="19"/>
+                <w:szCs w:val="19"/>
+              </w:rPr>
+              <w:t xml:space="preserve">None required</w:t>
+            </w:r>
+          </w:p>
+        </w:tc>
+        <w:tc>
+          <w:tcPr>
+            <w:tcW w:type="dxa" w:w="3460"/>
+            <w:shd w:fill="F2F5FB" w:color="auto" w:val="clear"/>
+            <w:tcMar>
+              <w:top w:type="dxa" w:w="60"/>
+              <w:left w:type="dxa" w:w="110"/>
+              <w:bottom w:type="dxa" w:w="60"/>
+              <w:right w:type="dxa" w:w="110"/>
+            </w:tcMar>
+          </w:tcPr>
+          <w:p>
+            <w:pPr>
+              <w:spacing w:after="0" w:line="252"/>
+            </w:pPr>
+            <w:r>
+              <w:rPr>
+                <w:rFonts w:ascii="Calibri" w:cs="Calibri" w:eastAsia="Calibri" w:hAnsi="Calibri"/>
+                <w:sz w:val="19"/>
+                <w:szCs w:val="19"/>
+              </w:rPr>
+              <w:t xml:space="preserve">Designed to allow the prompt to proceed; developers are not interrupted</w:t>
+            </w:r>
+          </w:p>
+        </w:tc>
+      </w:tr>
+      <w:tr>
+        <w:tc>
+          <w:tcPr>
+            <w:tcW w:type="dxa" w:w="2500"/>
+            <w:tcMar>
+              <w:top w:type="dxa" w:w="60"/>
+              <w:left w:type="dxa" w:w="110"/>
+              <w:bottom w:type="dxa" w:w="60"/>
+              <w:right w:type="dxa" w:w="110"/>
+            </w:tcMar>
+          </w:tcPr>
+          <w:p>
+            <w:pPr>
+              <w:spacing w:after="0" w:line="252"/>
+            </w:pPr>
+            <w:r>
+              <w:rPr>
+                <w:rFonts w:ascii="Calibri" w:cs="Calibri" w:eastAsia="Calibri" w:hAnsi="Calibri"/>
+                <w:sz w:val="19"/>
+                <w:szCs w:val="19"/>
+              </w:rPr>
+              <w:t xml:space="preserve">Full withdrawal is required</w:t>
+            </w:r>
+          </w:p>
+        </w:tc>
+        <w:tc>
+          <w:tcPr>
+            <w:tcW w:type="dxa" w:w="3400"/>
+            <w:tcMar>
+              <w:top w:type="dxa" w:w="60"/>
+              <w:left w:type="dxa" w:w="110"/>
+              <w:bottom w:type="dxa" w:w="60"/>
+              <w:right w:type="dxa" w:w="110"/>
+            </w:tcMar>
+          </w:tcPr>
+          <w:p>
+            <w:pPr>
+              <w:spacing w:after="0" w:line="252"/>
+            </w:pPr>
+            <w:r>
+              <w:rPr>
+                <w:rFonts w:ascii="Calibri" w:cs="Calibri" w:eastAsia="Calibri" w:hAnsi="Calibri"/>
+                <w:sz w:val="19"/>
+                <w:szCs w:val="19"/>
+              </w:rPr>
+              <w:t xml:space="preserve">Revert the distribution pull requests</w:t>
+            </w:r>
+          </w:p>
+        </w:tc>
+        <w:tc>
+          <w:tcPr>
+            <w:tcW w:type="dxa" w:w="3460"/>
+            <w:tcMar>
+              <w:top w:type="dxa" w:w="60"/>
+              <w:left w:type="dxa" w:w="110"/>
+              <w:bottom w:type="dxa" w:w="60"/>
+              <w:right w:type="dxa" w:w="110"/>
+            </w:tcMar>
+          </w:tcPr>
+          <w:p>
+            <w:pPr>
+              <w:spacing w:after="0" w:line="252"/>
+            </w:pPr>
+            <w:r>
+              <w:rPr>
+                <w:rFonts w:ascii="Calibri" w:cs="Calibri" w:eastAsia="Calibri" w:hAnsi="Calibri"/>
+                <w:sz w:val="19"/>
+                <w:szCs w:val="19"/>
+              </w:rPr>
+              <w:t xml:space="preserve">Estate returns to its pre-platform state</w:t>
+            </w:r>
+          </w:p>
+        </w:tc>
+      </w:tr>
+    </w:tbl>
+    <w:p>
+      <w:pPr>
+        <w:spacing w:after="160"/>
+      </w:pPr>
+    </w:p>
+    <w:p>
+      <w:pPr>
+        <w:spacing w:after="120" w:line="276"/>
+      </w:pPr>
+      <w:r>
+        <w:rPr>
+          <w:rFonts w:ascii="Calibri" w:cs="Calibri" w:eastAsia="Calibri" w:hAnsi="Calibri"/>
+          <w:sz w:val="21"/>
+          <w:szCs w:val="21"/>
+        </w:rPr>
+        <w:t xml:space="preserve">Because every change reaches a repository as a reviewed pull request, the change history is auditable and each step can be reversed independently.</w:t>
+      </w:r>
+    </w:p>
+    <w:p>
+      <w:pPr>
+        <w:pStyle w:val="Heading2"/>
+        <w:spacing w:after="140" w:before="280"/>
+      </w:pPr>
+      <w:r>
+        <w:rPr>
+          <w:rFonts w:ascii="Calibri" w:cs="Calibri" w:eastAsia="Calibri" w:hAnsi="Calibri"/>
+          <w:b/>
+          <w:bCs/>
+          <w:color w:val="1F3864"/>
+        </w:rPr>
+        <w:t xml:space="preserve">11.2 Support model</w:t>
+      </w:r>
+    </w:p>
+    <w:p>
+      <w:pPr>
+        <w:pStyle w:val="ListParagraph"/>
+        <w:numPr>
+          <w:ilvl w:val="0"/>
+          <w:numId w:val="2"/>
+        </w:numPr>
+        <w:spacing w:after="80" w:line="276"/>
+      </w:pPr>
+      <w:r>
+        <w:rPr>
+          <w:rFonts w:ascii="Calibri" w:cs="Calibri" w:eastAsia="Calibri" w:hAnsi="Calibri"/>
+          <w:sz w:val="21"/>
+          <w:szCs w:val="21"/>
+        </w:rPr>
+        <w:t xml:space="preserve">Platform architecture owns the central repository, the content, and the distribution automation</w:t>
+      </w:r>
+    </w:p>
+    <w:p>
+      <w:pPr>
+        <w:pStyle w:val="ListParagraph"/>
+        <w:numPr>
+          <w:ilvl w:val="0"/>
+          <w:numId w:val="2"/>
+        </w:numPr>
+        <w:spacing w:after="80" w:line="276"/>
+      </w:pPr>
+      <w:r>
+        <w:rPr>
+          <w:rFonts w:ascii="Calibri" w:cs="Calibri" w:eastAsia="Calibri" w:hAnsi="Calibri"/>
+          <w:sz w:val="21"/>
+          <w:szCs w:val="21"/>
+        </w:rPr>
+        <w:t xml:space="preserve">Security engineering owns the security instruction content and the policy rule set</w:t>
+      </w:r>
+    </w:p>
+    <w:p>
+      <w:pPr>
+        <w:pStyle w:val="ListParagraph"/>
+        <w:numPr>
+          <w:ilvl w:val="0"/>
+          <w:numId w:val="2"/>
+        </w:numPr>
+        <w:spacing w:after="80" w:line="276"/>
+      </w:pPr>
+      <w:r>
+        <w:rPr>
+          <w:rFonts w:ascii="Calibri" w:cs="Calibri" w:eastAsia="Calibri" w:hAnsi="Calibri"/>
+          <w:sz w:val="21"/>
+          <w:szCs w:val="21"/>
+        </w:rPr>
+        <w:t xml:space="preserve">Repository owners own their local override sections and their merge decisions</w:t>
+      </w:r>
+    </w:p>
+    <w:p>
+      <w:pPr>
+        <w:pStyle w:val="ListParagraph"/>
+        <w:numPr>
+          <w:ilvl w:val="0"/>
+          <w:numId w:val="2"/>
+        </w:numPr>
+        <w:spacing w:after="80" w:line="276"/>
+      </w:pPr>
+      <w:r>
+        <w:rPr>
+          <w:rFonts w:ascii="Calibri" w:cs="Calibri" w:eastAsia="Calibri" w:hAnsi="Calibri"/>
+          <w:sz w:val="21"/>
+          <w:szCs w:val="21"/>
+        </w:rPr>
+        <w:t xml:space="preserve">Content changes follow the code-ownership review requirements set out in Section 5.2</w:t>
+      </w:r>
+    </w:p>
+    <w:p>
+      <w:pPr>
+        <w:pStyle w:val="ListParagraph"/>
+        <w:numPr>
+          <w:ilvl w:val="0"/>
+          <w:numId w:val="2"/>
+        </w:numPr>
+        <w:spacing w:after="80" w:line="276"/>
+      </w:pPr>
+      <w:r>
+        <w:rPr>
+          <w:rFonts w:ascii="Calibri" w:cs="Calibri" w:eastAsia="Calibri" w:hAnsi="Calibri"/>
+          <w:sz w:val="21"/>
+          <w:szCs w:val="21"/>
+        </w:rPr>
+        <w:t xml:space="preserve">The weekly scheduled distribution acts as the drift-correction mechanism and requires no manual intervention</w:t>
+      </w:r>
+    </w:p>
+    <w:p>
+      <w:pPr>
+        <w:pStyle w:val="ListParagraph"/>
+        <w:numPr>
+          <w:ilvl w:val="0"/>
+          <w:numId w:val="2"/>
+        </w:numPr>
+        <w:spacing w:after="80" w:line="276"/>
+      </w:pPr>
+      <w:r>
+        <w:rPr>
+          <w:rFonts w:ascii="Calibri" w:cs="Calibri" w:eastAsia="Calibri" w:hAnsi="Calibri"/>
+          <w:sz w:val="21"/>
+          <w:szCs w:val="21"/>
+        </w:rPr>
+        <w:t xml:space="preserve">No out-of-hours or on-call commitment arises; the platform runs no service and its failure mode is to leave developers working as they did before</w:t>
+      </w:r>
+    </w:p>
+    <w:p>
+      <w:pPr>
+        <w:pStyle w:val="Heading1"/>
+        <w:spacing w:after="140" w:before="280"/>
+      </w:pPr>
+      <w:r>
+        <w:rPr>
+          <w:rFonts w:ascii="Calibri" w:cs="Calibri" w:eastAsia="Calibri" w:hAnsi="Calibri"/>
+          <w:b/>
+          <w:bCs/>
+          <w:color w:val="1F3864"/>
+        </w:rPr>
+        <w:t xml:space="preserve">12. Defects Identified and Remediated</w:t>
       </w:r>
     </w:p>
     <w:p>
@@ -6635,7 +12025,7 @@
           <w:bCs/>
           <w:color w:val="1F3864"/>
         </w:rPr>
-        <w:t xml:space="preserve">10. Approval Requested</w:t>
+        <w:t xml:space="preserve">13. Approval Requested</w:t>
       </w:r>
     </w:p>
     <w:p>
@@ -7232,6 +12622,19 @@
           <w:szCs w:val="21"/>
         </w:rPr>
         <w:t xml:space="preserve">Item 2 is the condition on which the coverage statement depends and should be settled before the platform is presented to risk or audit. Item 6 prevents an unmeasured figure being carried into a governance forum.</w:t>
+      </w:r>
+    </w:p>
+    <w:p>
+      <w:pPr>
+        <w:spacing w:after="120" w:line="276"/>
+      </w:pPr>
+      <w:r>
+        <w:rPr>
+          <w:rFonts w:ascii="Calibri" w:cs="Calibri" w:eastAsia="Calibri" w:hAnsi="Calibri"/>
+          <w:sz w:val="21"/>
+          <w:szCs w:val="21"/>
+        </w:rPr>
+        <w:t xml:space="preserve">Items 1, 3 and 5 correspond to the organisational dependencies listed at Section 8.4. Of these, only the code-ownership identifiers, credential provisioning and repository confirmation are required before pilot can begin. The remainder may be resolved during the pilot period.</w:t>
       </w:r>
     </w:p>
     <w:p>
